--- a/Дикевич_Е_А_ОКС_ПИ-261_ЛР03.docx
+++ b/Дикевич_Е_А_ОКС_ПИ-261_ЛР03.docx
@@ -10,13 +10,15 @@
         <w:jc w:val="center"/>
         <w:rPr>
           <w:rFonts w:cs="Times New Roman"/>
-          <w:szCs w:val="28"/>
-          <w:lang w:val="ru-RU"/>
-        </w:rPr>
-      </w:pPr>
-      <w:r>
-        <w:rPr>
-          <w:rFonts w:cs="Times New Roman"/>
+          <w:color w:val="000000" w:themeColor="text1"/>
+          <w:szCs w:val="28"/>
+          <w:lang w:val="ru-RU"/>
+        </w:rPr>
+      </w:pPr>
+      <w:r>
+        <w:rPr>
+          <w:rFonts w:cs="Times New Roman"/>
+          <w:color w:val="000000" w:themeColor="text1"/>
           <w:szCs w:val="28"/>
           <w:lang w:val="ru-RU"/>
         </w:rPr>
@@ -25,6 +27,7 @@
       <w:r>
         <w:rPr>
           <w:rFonts w:cs="Times New Roman"/>
+          <w:color w:val="000000" w:themeColor="text1"/>
           <w:spacing w:val="-17"/>
           <w:szCs w:val="28"/>
           <w:lang w:val="ru-RU"/>
@@ -34,6 +37,7 @@
       <w:r>
         <w:rPr>
           <w:rFonts w:cs="Times New Roman"/>
+          <w:color w:val="000000" w:themeColor="text1"/>
           <w:szCs w:val="28"/>
           <w:lang w:val="ru-RU"/>
         </w:rPr>
@@ -42,6 +46,7 @@
       <w:r>
         <w:rPr>
           <w:rFonts w:cs="Times New Roman"/>
+          <w:color w:val="000000" w:themeColor="text1"/>
           <w:spacing w:val="-15"/>
           <w:szCs w:val="28"/>
           <w:lang w:val="ru-RU"/>
@@ -51,6 +56,7 @@
       <w:r>
         <w:rPr>
           <w:rFonts w:cs="Times New Roman"/>
+          <w:color w:val="000000" w:themeColor="text1"/>
           <w:szCs w:val="28"/>
           <w:lang w:val="ru-RU"/>
         </w:rPr>
@@ -59,6 +65,7 @@
       <w:r>
         <w:rPr>
           <w:rFonts w:cs="Times New Roman"/>
+          <w:color w:val="000000" w:themeColor="text1"/>
           <w:spacing w:val="-14"/>
           <w:szCs w:val="28"/>
           <w:lang w:val="ru-RU"/>
@@ -68,6 +75,7 @@
       <w:r>
         <w:rPr>
           <w:rFonts w:cs="Times New Roman"/>
+          <w:color w:val="000000" w:themeColor="text1"/>
           <w:spacing w:val="-2"/>
           <w:szCs w:val="28"/>
           <w:lang w:val="ru-RU"/>
@@ -83,13 +91,15 @@
         <w:jc w:val="center"/>
         <w:rPr>
           <w:rFonts w:cs="Times New Roman"/>
-          <w:szCs w:val="28"/>
-          <w:lang w:val="ru-RU"/>
-        </w:rPr>
-      </w:pPr>
-      <w:r>
-        <w:rPr>
-          <w:rFonts w:cs="Times New Roman"/>
+          <w:color w:val="000000" w:themeColor="text1"/>
+          <w:szCs w:val="28"/>
+          <w:lang w:val="ru-RU"/>
+        </w:rPr>
+      </w:pPr>
+      <w:r>
+        <w:rPr>
+          <w:rFonts w:cs="Times New Roman"/>
+          <w:color w:val="000000" w:themeColor="text1"/>
           <w:szCs w:val="28"/>
           <w:lang w:val="ru-RU"/>
         </w:rPr>
@@ -98,6 +108,7 @@
       <w:r>
         <w:rPr>
           <w:rFonts w:cs="Times New Roman"/>
+          <w:color w:val="000000" w:themeColor="text1"/>
           <w:spacing w:val="-9"/>
           <w:szCs w:val="28"/>
           <w:lang w:val="ru-RU"/>
@@ -107,6 +118,7 @@
       <w:r>
         <w:rPr>
           <w:rFonts w:cs="Times New Roman"/>
+          <w:color w:val="000000" w:themeColor="text1"/>
           <w:spacing w:val="-2"/>
           <w:szCs w:val="28"/>
           <w:lang w:val="ru-RU"/>
@@ -121,13 +133,15 @@
         <w:jc w:val="center"/>
         <w:rPr>
           <w:rFonts w:cs="Times New Roman"/>
-          <w:szCs w:val="28"/>
-          <w:lang w:val="ru-RU"/>
-        </w:rPr>
-      </w:pPr>
-      <w:r>
-        <w:rPr>
-          <w:rFonts w:cs="Times New Roman"/>
+          <w:color w:val="000000" w:themeColor="text1"/>
+          <w:szCs w:val="28"/>
+          <w:lang w:val="ru-RU"/>
+        </w:rPr>
+      </w:pPr>
+      <w:r>
+        <w:rPr>
+          <w:rFonts w:cs="Times New Roman"/>
+          <w:color w:val="000000" w:themeColor="text1"/>
           <w:szCs w:val="28"/>
           <w:lang w:val="ru-RU"/>
         </w:rPr>
@@ -136,6 +150,7 @@
       <w:r>
         <w:rPr>
           <w:rFonts w:cs="Times New Roman"/>
+          <w:color w:val="000000" w:themeColor="text1"/>
           <w:spacing w:val="-12"/>
           <w:szCs w:val="28"/>
           <w:lang w:val="ru-RU"/>
@@ -145,6 +160,7 @@
       <w:r>
         <w:rPr>
           <w:rFonts w:cs="Times New Roman"/>
+          <w:color w:val="000000" w:themeColor="text1"/>
           <w:szCs w:val="28"/>
           <w:lang w:val="ru-RU"/>
         </w:rPr>
@@ -153,6 +169,7 @@
       <w:r>
         <w:rPr>
           <w:rFonts w:cs="Times New Roman"/>
+          <w:color w:val="000000" w:themeColor="text1"/>
           <w:spacing w:val="-10"/>
           <w:szCs w:val="28"/>
           <w:lang w:val="ru-RU"/>
@@ -162,6 +179,7 @@
       <w:r>
         <w:rPr>
           <w:rFonts w:cs="Times New Roman"/>
+          <w:color w:val="000000" w:themeColor="text1"/>
           <w:szCs w:val="28"/>
           <w:lang w:val="ru-RU"/>
         </w:rPr>
@@ -170,6 +188,7 @@
       <w:r>
         <w:rPr>
           <w:rFonts w:cs="Times New Roman"/>
+          <w:color w:val="000000" w:themeColor="text1"/>
           <w:spacing w:val="-8"/>
           <w:szCs w:val="28"/>
           <w:lang w:val="ru-RU"/>
@@ -179,6 +198,7 @@
       <w:r>
         <w:rPr>
           <w:rFonts w:cs="Times New Roman"/>
+          <w:color w:val="000000" w:themeColor="text1"/>
           <w:szCs w:val="28"/>
           <w:lang w:val="ru-RU"/>
         </w:rPr>
@@ -187,6 +207,7 @@
       <w:r>
         <w:rPr>
           <w:rFonts w:cs="Times New Roman"/>
+          <w:color w:val="000000" w:themeColor="text1"/>
           <w:spacing w:val="-10"/>
           <w:szCs w:val="28"/>
           <w:lang w:val="ru-RU"/>
@@ -196,6 +217,7 @@
       <w:r>
         <w:rPr>
           <w:rFonts w:cs="Times New Roman"/>
+          <w:color w:val="000000" w:themeColor="text1"/>
           <w:szCs w:val="28"/>
           <w:lang w:val="ru-RU"/>
         </w:rPr>
@@ -204,6 +226,7 @@
       <w:r>
         <w:rPr>
           <w:rFonts w:cs="Times New Roman"/>
+          <w:color w:val="000000" w:themeColor="text1"/>
           <w:spacing w:val="-9"/>
           <w:szCs w:val="28"/>
           <w:lang w:val="ru-RU"/>
@@ -213,6 +236,7 @@
       <w:r>
         <w:rPr>
           <w:rFonts w:cs="Times New Roman"/>
+          <w:color w:val="000000" w:themeColor="text1"/>
           <w:spacing w:val="-2"/>
           <w:szCs w:val="28"/>
           <w:lang w:val="ru-RU"/>
@@ -228,13 +252,15 @@
         <w:jc w:val="center"/>
         <w:rPr>
           <w:rFonts w:cs="Times New Roman"/>
-          <w:szCs w:val="28"/>
-          <w:lang w:val="ru-RU"/>
-        </w:rPr>
-      </w:pPr>
-      <w:r>
-        <w:rPr>
-          <w:rFonts w:cs="Times New Roman"/>
+          <w:color w:val="000000" w:themeColor="text1"/>
+          <w:szCs w:val="28"/>
+          <w:lang w:val="ru-RU"/>
+        </w:rPr>
+      </w:pPr>
+      <w:r>
+        <w:rPr>
+          <w:rFonts w:cs="Times New Roman"/>
+          <w:color w:val="000000" w:themeColor="text1"/>
           <w:szCs w:val="28"/>
           <w:lang w:val="ru-RU"/>
         </w:rPr>
@@ -243,6 +269,7 @@
       <w:r>
         <w:rPr>
           <w:rFonts w:cs="Times New Roman"/>
+          <w:color w:val="000000" w:themeColor="text1"/>
           <w:spacing w:val="-7"/>
           <w:szCs w:val="28"/>
           <w:lang w:val="ru-RU"/>
@@ -252,6 +279,7 @@
       <w:r>
         <w:rPr>
           <w:rFonts w:cs="Times New Roman"/>
+          <w:color w:val="000000" w:themeColor="text1"/>
           <w:szCs w:val="28"/>
           <w:lang w:val="ru-RU"/>
         </w:rPr>
@@ -260,6 +288,7 @@
       <w:r>
         <w:rPr>
           <w:rFonts w:cs="Times New Roman"/>
+          <w:color w:val="000000" w:themeColor="text1"/>
           <w:spacing w:val="-8"/>
           <w:szCs w:val="28"/>
           <w:lang w:val="ru-RU"/>
@@ -269,6 +298,7 @@
       <w:r>
         <w:rPr>
           <w:rFonts w:cs="Times New Roman"/>
+          <w:color w:val="000000" w:themeColor="text1"/>
           <w:szCs w:val="28"/>
           <w:lang w:val="ru-RU"/>
         </w:rPr>
@@ -277,6 +307,7 @@
       <w:r>
         <w:rPr>
           <w:rFonts w:cs="Times New Roman"/>
+          <w:color w:val="000000" w:themeColor="text1"/>
           <w:spacing w:val="-5"/>
           <w:szCs w:val="28"/>
           <w:lang w:val="ru-RU"/>
@@ -286,6 +317,7 @@
       <w:r>
         <w:rPr>
           <w:rFonts w:cs="Times New Roman"/>
+          <w:color w:val="000000" w:themeColor="text1"/>
           <w:spacing w:val="-2"/>
           <w:szCs w:val="28"/>
           <w:lang w:val="ru-RU"/>
@@ -300,13 +332,15 @@
         <w:jc w:val="center"/>
         <w:rPr>
           <w:rFonts w:cs="Times New Roman"/>
-          <w:szCs w:val="28"/>
-          <w:lang w:val="ru-RU"/>
-        </w:rPr>
-      </w:pPr>
-      <w:r>
-        <w:rPr>
-          <w:rFonts w:cs="Times New Roman"/>
+          <w:color w:val="000000" w:themeColor="text1"/>
+          <w:szCs w:val="28"/>
+          <w:lang w:val="ru-RU"/>
+        </w:rPr>
+      </w:pPr>
+      <w:r>
+        <w:rPr>
+          <w:rFonts w:cs="Times New Roman"/>
+          <w:color w:val="000000" w:themeColor="text1"/>
           <w:szCs w:val="28"/>
           <w:lang w:val="ru-RU"/>
         </w:rPr>
@@ -315,6 +349,7 @@
       <w:r>
         <w:rPr>
           <w:rFonts w:cs="Times New Roman"/>
+          <w:color w:val="000000" w:themeColor="text1"/>
           <w:spacing w:val="-11"/>
           <w:szCs w:val="28"/>
           <w:lang w:val="ru-RU"/>
@@ -324,6 +359,7 @@
       <w:r>
         <w:rPr>
           <w:rFonts w:cs="Times New Roman"/>
+          <w:color w:val="000000" w:themeColor="text1"/>
           <w:szCs w:val="28"/>
           <w:lang w:val="ru-RU"/>
         </w:rPr>
@@ -332,6 +368,7 @@
       <w:r>
         <w:rPr>
           <w:rFonts w:cs="Times New Roman"/>
+          <w:color w:val="000000" w:themeColor="text1"/>
           <w:szCs w:val="28"/>
           <w:lang w:val="ru-RU"/>
         </w:rPr>
@@ -340,6 +377,7 @@
       <w:r>
         <w:rPr>
           <w:rFonts w:cs="Times New Roman"/>
+          <w:color w:val="000000" w:themeColor="text1"/>
           <w:spacing w:val="-10"/>
           <w:szCs w:val="28"/>
           <w:lang w:val="ru-RU"/>
@@ -349,6 +387,7 @@
       <w:r>
         <w:rPr>
           <w:rFonts w:cs="Times New Roman"/>
+          <w:color w:val="000000" w:themeColor="text1"/>
           <w:spacing w:val="-10"/>
           <w:szCs w:val="28"/>
           <w:lang w:val="ru-RU"/>
@@ -358,6 +397,7 @@
       <w:r>
         <w:rPr>
           <w:rFonts w:cs="Times New Roman"/>
+          <w:color w:val="000000" w:themeColor="text1"/>
           <w:szCs w:val="28"/>
           <w:lang w:val="ru-RU"/>
         </w:rPr>
@@ -369,6 +409,7 @@
         <w:pStyle w:val="af1"/>
         <w:rPr>
           <w:rFonts w:cs="Times New Roman"/>
+          <w:color w:val="000000" w:themeColor="text1"/>
           <w:szCs w:val="28"/>
           <w:lang w:val="ru-RU"/>
         </w:rPr>
@@ -379,6 +420,7 @@
         <w:pStyle w:val="af1"/>
         <w:rPr>
           <w:rFonts w:cs="Times New Roman"/>
+          <w:color w:val="000000" w:themeColor="text1"/>
           <w:szCs w:val="28"/>
           <w:lang w:val="ru-RU"/>
         </w:rPr>
@@ -389,6 +431,7 @@
         <w:pStyle w:val="af1"/>
         <w:rPr>
           <w:rFonts w:cs="Times New Roman"/>
+          <w:color w:val="000000" w:themeColor="text1"/>
           <w:szCs w:val="28"/>
           <w:lang w:val="ru-RU"/>
         </w:rPr>
@@ -399,6 +442,7 @@
         <w:pStyle w:val="af1"/>
         <w:rPr>
           <w:rFonts w:cs="Times New Roman"/>
+          <w:color w:val="000000" w:themeColor="text1"/>
           <w:szCs w:val="28"/>
           <w:lang w:val="ru-RU"/>
         </w:rPr>
@@ -409,6 +453,7 @@
         <w:pStyle w:val="af1"/>
         <w:rPr>
           <w:rFonts w:cs="Times New Roman"/>
+          <w:color w:val="000000" w:themeColor="text1"/>
           <w:szCs w:val="28"/>
           <w:lang w:val="ru-RU"/>
         </w:rPr>
@@ -421,6 +466,7 @@
           <w:rFonts w:cs="Times New Roman"/>
           <w:b/>
           <w:bCs/>
+          <w:color w:val="000000" w:themeColor="text1"/>
           <w:szCs w:val="28"/>
           <w:lang w:val="ru-RU"/>
         </w:rPr>
@@ -435,15 +481,17 @@
           <w:rFonts w:cs="Times New Roman"/>
           <w:b/>
           <w:bCs/>
-          <w:szCs w:val="28"/>
-          <w:lang w:val="ru-RU"/>
-        </w:rPr>
-      </w:pPr>
-      <w:r>
-        <w:rPr>
-          <w:rFonts w:cs="Times New Roman"/>
-          <w:b/>
-          <w:bCs/>
+          <w:color w:val="000000" w:themeColor="text1"/>
+          <w:szCs w:val="28"/>
+          <w:lang w:val="ru-RU"/>
+        </w:rPr>
+      </w:pPr>
+      <w:r>
+        <w:rPr>
+          <w:rFonts w:cs="Times New Roman"/>
+          <w:b/>
+          <w:bCs/>
+          <w:color w:val="000000" w:themeColor="text1"/>
           <w:szCs w:val="28"/>
           <w:lang w:val="ru-RU"/>
         </w:rPr>
@@ -454,6 +502,7 @@
           <w:rFonts w:cs="Times New Roman"/>
           <w:b/>
           <w:bCs/>
+          <w:color w:val="000000" w:themeColor="text1"/>
           <w:szCs w:val="28"/>
           <w:lang w:val="ru-RU"/>
         </w:rPr>
@@ -467,15 +516,17 @@
         <w:jc w:val="center"/>
         <w:rPr>
           <w:rFonts w:cs="Times New Roman"/>
-          <w:szCs w:val="28"/>
-          <w:lang w:val="ru-RU"/>
-        </w:rPr>
-      </w:pPr>
-      <w:r>
-        <w:rPr>
-          <w:rFonts w:cs="Times New Roman"/>
-          <w:b/>
-          <w:bCs/>
+          <w:color w:val="000000" w:themeColor="text1"/>
+          <w:szCs w:val="28"/>
+          <w:lang w:val="ru-RU"/>
+        </w:rPr>
+      </w:pPr>
+      <w:r>
+        <w:rPr>
+          <w:rFonts w:cs="Times New Roman"/>
+          <w:b/>
+          <w:bCs/>
+          <w:color w:val="000000" w:themeColor="text1"/>
           <w:sz w:val="32"/>
           <w:szCs w:val="32"/>
           <w:lang w:val="ru-RU"/>
@@ -489,6 +540,7 @@
         <w:spacing w:before="2"/>
         <w:rPr>
           <w:rFonts w:cs="Times New Roman"/>
+          <w:color w:val="000000" w:themeColor="text1"/>
           <w:szCs w:val="28"/>
           <w:lang w:val="ru-RU"/>
         </w:rPr>
@@ -500,6 +552,7 @@
         <w:spacing w:before="2"/>
         <w:rPr>
           <w:rFonts w:cs="Times New Roman"/>
+          <w:color w:val="000000" w:themeColor="text1"/>
           <w:szCs w:val="28"/>
           <w:lang w:val="ru-RU"/>
         </w:rPr>
@@ -512,13 +565,15 @@
         <w:jc w:val="center"/>
         <w:rPr>
           <w:rFonts w:cs="Times New Roman"/>
-          <w:szCs w:val="28"/>
-          <w:lang w:val="ru-RU"/>
-        </w:rPr>
-      </w:pPr>
-      <w:r>
-        <w:rPr>
-          <w:rFonts w:cs="Times New Roman"/>
+          <w:color w:val="000000" w:themeColor="text1"/>
+          <w:szCs w:val="28"/>
+          <w:lang w:val="ru-RU"/>
+        </w:rPr>
+      </w:pPr>
+      <w:r>
+        <w:rPr>
+          <w:rFonts w:cs="Times New Roman"/>
+          <w:color w:val="000000" w:themeColor="text1"/>
           <w:szCs w:val="28"/>
           <w:lang w:val="ru-RU"/>
         </w:rPr>
@@ -533,14 +588,16 @@
         <w:rPr>
           <w:rFonts w:cs="Times New Roman"/>
           <w:bCs/>
-          <w:szCs w:val="28"/>
-          <w:lang w:val="ru-RU"/>
-        </w:rPr>
-      </w:pPr>
-      <w:r>
-        <w:rPr>
-          <w:rFonts w:cs="Times New Roman"/>
-          <w:bCs/>
+          <w:color w:val="000000" w:themeColor="text1"/>
+          <w:szCs w:val="28"/>
+          <w:lang w:val="ru-RU"/>
+        </w:rPr>
+      </w:pPr>
+      <w:r>
+        <w:rPr>
+          <w:rFonts w:cs="Times New Roman"/>
+          <w:bCs/>
+          <w:color w:val="000000" w:themeColor="text1"/>
           <w:szCs w:val="28"/>
           <w:lang w:val="ru-RU"/>
         </w:rPr>
@@ -552,6 +609,7 @@
         <w:pStyle w:val="af1"/>
         <w:rPr>
           <w:rFonts w:cs="Times New Roman"/>
+          <w:color w:val="000000" w:themeColor="text1"/>
           <w:szCs w:val="28"/>
           <w:lang w:val="ru-RU"/>
         </w:rPr>
@@ -563,6 +621,7 @@
         <w:jc w:val="center"/>
         <w:rPr>
           <w:rFonts w:cs="Times New Roman"/>
+          <w:color w:val="000000" w:themeColor="text1"/>
           <w:szCs w:val="28"/>
           <w:lang w:val="ru-RU"/>
         </w:rPr>
@@ -575,13 +634,15 @@
         <w:jc w:val="center"/>
         <w:rPr>
           <w:rFonts w:cs="Times New Roman"/>
-          <w:szCs w:val="28"/>
-          <w:lang w:val="ru-RU"/>
-        </w:rPr>
-      </w:pPr>
-      <w:r>
-        <w:rPr>
-          <w:rFonts w:cs="Times New Roman"/>
+          <w:color w:val="000000" w:themeColor="text1"/>
+          <w:szCs w:val="28"/>
+          <w:lang w:val="ru-RU"/>
+        </w:rPr>
+      </w:pPr>
+      <w:r>
+        <w:rPr>
+          <w:rFonts w:cs="Times New Roman"/>
+          <w:color w:val="000000" w:themeColor="text1"/>
           <w:szCs w:val="28"/>
           <w:lang w:val="ru-RU"/>
         </w:rPr>
@@ -594,6 +655,7 @@
         <w:spacing w:before="2"/>
         <w:rPr>
           <w:rFonts w:cs="Times New Roman"/>
+          <w:color w:val="000000" w:themeColor="text1"/>
           <w:szCs w:val="28"/>
           <w:lang w:val="ru-RU"/>
         </w:rPr>
@@ -605,6 +667,7 @@
         <w:spacing w:before="2"/>
         <w:rPr>
           <w:rFonts w:cs="Times New Roman"/>
+          <w:color w:val="000000" w:themeColor="text1"/>
           <w:szCs w:val="28"/>
           <w:lang w:val="ru-RU"/>
         </w:rPr>
@@ -616,6 +679,7 @@
         <w:spacing w:before="2"/>
         <w:rPr>
           <w:rFonts w:cs="Times New Roman"/>
+          <w:color w:val="000000" w:themeColor="text1"/>
           <w:szCs w:val="28"/>
           <w:lang w:val="ru-RU"/>
         </w:rPr>
@@ -627,6 +691,7 @@
         <w:spacing w:before="2"/>
         <w:rPr>
           <w:rFonts w:cs="Times New Roman"/>
+          <w:color w:val="000000" w:themeColor="text1"/>
           <w:szCs w:val="28"/>
           <w:lang w:val="ru-RU"/>
         </w:rPr>
@@ -639,13 +704,15 @@
         <w:jc w:val="center"/>
         <w:rPr>
           <w:rFonts w:cs="Times New Roman"/>
-          <w:szCs w:val="28"/>
-          <w:lang w:val="ru-RU"/>
-        </w:rPr>
-      </w:pPr>
-      <w:r>
-        <w:rPr>
-          <w:rFonts w:cs="Times New Roman"/>
+          <w:color w:val="000000" w:themeColor="text1"/>
+          <w:szCs w:val="28"/>
+          <w:lang w:val="ru-RU"/>
+        </w:rPr>
+      </w:pPr>
+      <w:r>
+        <w:rPr>
+          <w:rFonts w:cs="Times New Roman"/>
+          <w:color w:val="000000" w:themeColor="text1"/>
           <w:szCs w:val="28"/>
           <w:lang w:val="ru-RU"/>
         </w:rPr>
@@ -654,6 +721,7 @@
       <w:r>
         <w:rPr>
           <w:rFonts w:cs="Times New Roman"/>
+          <w:color w:val="000000" w:themeColor="text1"/>
           <w:spacing w:val="-7"/>
           <w:szCs w:val="28"/>
           <w:lang w:val="ru-RU"/>
@@ -663,6 +731,7 @@
       <w:r>
         <w:rPr>
           <w:rFonts w:cs="Times New Roman"/>
+          <w:color w:val="000000" w:themeColor="text1"/>
           <w:spacing w:val="-4"/>
           <w:szCs w:val="28"/>
           <w:lang w:val="ru-RU"/>
@@ -675,36 +744,51 @@
         <w:spacing w:after="0" w:line="240" w:lineRule="auto"/>
         <w:rPr>
           <w:rFonts w:cs="Times New Roman"/>
-          <w:szCs w:val="28"/>
-          <w:lang w:val="ru-RU"/>
-        </w:rPr>
-      </w:pPr>
-    </w:p>
-    <w:p>
-      <w:pPr>
-        <w:spacing w:after="0" w:line="240" w:lineRule="auto"/>
-        <w:rPr>
-          <w:rFonts w:cs="Times New Roman"/>
-          <w:szCs w:val="28"/>
-          <w:lang w:val="ru-RU"/>
-        </w:rPr>
-      </w:pPr>
-    </w:p>
-    <w:p>
-      <w:pPr>
-        <w:spacing w:after="0" w:line="240" w:lineRule="auto"/>
-        <w:rPr>
-          <w:rFonts w:cs="Times New Roman"/>
-          <w:szCs w:val="28"/>
-          <w:lang w:val="ru-RU"/>
-        </w:rPr>
-      </w:pPr>
-    </w:p>
-    <w:p>
-      <w:pPr>
-        <w:spacing w:after="0" w:line="240" w:lineRule="auto"/>
-        <w:rPr>
-          <w:rFonts w:cs="Times New Roman"/>
+          <w:color w:val="000000" w:themeColor="text1"/>
+          <w:szCs w:val="28"/>
+          <w:lang w:val="ru-RU"/>
+        </w:rPr>
+      </w:pPr>
+    </w:p>
+    <w:p>
+      <w:pPr>
+        <w:spacing w:after="0" w:line="240" w:lineRule="auto"/>
+        <w:rPr>
+          <w:rFonts w:cs="Times New Roman"/>
+          <w:color w:val="000000" w:themeColor="text1"/>
+          <w:szCs w:val="28"/>
+          <w:lang w:val="ru-RU"/>
+        </w:rPr>
+      </w:pPr>
+    </w:p>
+    <w:p>
+      <w:pPr>
+        <w:spacing w:after="0" w:line="240" w:lineRule="auto"/>
+        <w:rPr>
+          <w:rFonts w:cs="Times New Roman"/>
+          <w:color w:val="000000" w:themeColor="text1"/>
+          <w:szCs w:val="28"/>
+          <w:lang w:val="ru-RU"/>
+        </w:rPr>
+      </w:pPr>
+    </w:p>
+    <w:p>
+      <w:pPr>
+        <w:spacing w:after="0" w:line="240" w:lineRule="auto"/>
+        <w:rPr>
+          <w:rFonts w:cs="Times New Roman"/>
+          <w:color w:val="000000" w:themeColor="text1"/>
+          <w:szCs w:val="28"/>
+          <w:lang w:val="ru-RU"/>
+        </w:rPr>
+      </w:pPr>
+    </w:p>
+    <w:p>
+      <w:pPr>
+        <w:spacing w:after="0" w:line="240" w:lineRule="auto"/>
+        <w:rPr>
+          <w:rFonts w:cs="Times New Roman"/>
+          <w:color w:val="000000" w:themeColor="text1"/>
           <w:szCs w:val="28"/>
           <w:lang w:val="ru-RU"/>
         </w:rPr>
@@ -716,7 +800,7 @@
           <w:rFonts w:ascii="Times New Roman" w:eastAsiaTheme="minorHAnsi" w:hAnsi="Times New Roman" w:cs="Times New Roman"/>
           <w:b/>
           <w:bCs/>
-          <w:color w:val="auto"/>
+          <w:color w:val="000000" w:themeColor="text1"/>
           <w:kern w:val="2"/>
           <w:sz w:val="22"/>
           <w:szCs w:val="22"/>
@@ -745,6 +829,7 @@
               <w:rFonts w:ascii="Times New Roman" w:hAnsi="Times New Roman" w:cs="Times New Roman"/>
               <w:b/>
               <w:bCs/>
+              <w:color w:val="000000" w:themeColor="text1"/>
             </w:rPr>
           </w:pPr>
           <w:r>
@@ -752,6 +837,7 @@
               <w:rFonts w:ascii="Times New Roman" w:hAnsi="Times New Roman" w:cs="Times New Roman"/>
               <w:b/>
               <w:bCs/>
+              <w:color w:val="000000" w:themeColor="text1"/>
               <w:lang w:val="ru-RU"/>
             </w:rPr>
             <w:t>С</w:t>
@@ -761,6 +847,7 @@
               <w:rFonts w:ascii="Times New Roman" w:hAnsi="Times New Roman" w:cs="Times New Roman"/>
               <w:b/>
               <w:bCs/>
+              <w:color w:val="000000" w:themeColor="text1"/>
               <w:lang w:val="ru-RU"/>
             </w:rPr>
             <w:t>О</w:t>
@@ -770,6 +857,7 @@
               <w:rFonts w:ascii="Times New Roman" w:hAnsi="Times New Roman" w:cs="Times New Roman"/>
               <w:b/>
               <w:bCs/>
+              <w:color w:val="000000" w:themeColor="text1"/>
               <w:lang w:val="ru-RU"/>
             </w:rPr>
             <w:t>ДЕРЖАНИЕ</w:t>
@@ -782,15 +870,17 @@
               <w:tab w:val="right" w:leader="dot" w:pos="9344"/>
             </w:tabs>
             <w:rPr>
-              <w:rFonts w:eastAsiaTheme="minorEastAsia" w:cs="Times New Roman"/>
+              <w:rFonts w:asciiTheme="minorHAnsi" w:eastAsiaTheme="minorEastAsia" w:hAnsiTheme="minorHAnsi"/>
               <w:noProof/>
-              <w:szCs w:val="28"/>
-              <w:lang w:eastAsia="ru-BY"/>
+              <w:sz w:val="24"/>
+              <w:szCs w:val="24"/>
+              <w:lang w:val="ru-BY" w:eastAsia="ru-BY"/>
             </w:rPr>
           </w:pPr>
           <w:r>
             <w:rPr>
               <w:rFonts w:cs="Times New Roman"/>
+              <w:color w:val="000000" w:themeColor="text1"/>
               <w:szCs w:val="28"/>
             </w:rPr>
             <w:fldChar w:fldCharType="begin"/>
@@ -798,6 +888,7 @@
           <w:r>
             <w:rPr>
               <w:rFonts w:cs="Times New Roman"/>
+              <w:color w:val="000000" w:themeColor="text1"/>
               <w:szCs w:val="28"/>
             </w:rPr>
             <w:instrText xml:space="preserve"> TOC \o "1-3" \h \z \u </w:instrText>
@@ -805,11 +896,12 @@
           <w:r>
             <w:rPr>
               <w:rFonts w:cs="Times New Roman"/>
+              <w:color w:val="000000" w:themeColor="text1"/>
               <w:szCs w:val="28"/>
             </w:rPr>
             <w:fldChar w:fldCharType="separate"/>
           </w:r>
-          <w:hyperlink w:anchor="_Toc242020729" w:history="1">
+          <w:hyperlink w:anchor="_Toc242095041" w:history="1">
             <w:r>
               <w:rPr>
                 <w:rStyle w:val="af9"/>
@@ -817,70 +909,55 @@
                 <w:b/>
                 <w:bCs/>
                 <w:noProof/>
-                <w:szCs w:val="28"/>
                 <w:lang w:val="ru-RU"/>
               </w:rPr>
               <w:t>1 ЦЕЛЬ РАБОТЫ</w:t>
             </w:r>
             <w:r>
               <w:rPr>
-                <w:rFonts w:cs="Times New Roman"/>
                 <w:noProof/>
                 <w:webHidden/>
-                <w:szCs w:val="28"/>
               </w:rPr>
               <w:tab/>
             </w:r>
             <w:r>
               <w:rPr>
-                <w:rFonts w:cs="Times New Roman"/>
                 <w:noProof/>
                 <w:webHidden/>
-                <w:szCs w:val="28"/>
               </w:rPr>
               <w:fldChar w:fldCharType="begin"/>
             </w:r>
             <w:r>
               <w:rPr>
-                <w:rFonts w:cs="Times New Roman"/>
                 <w:noProof/>
                 <w:webHidden/>
-                <w:szCs w:val="28"/>
               </w:rPr>
-              <w:instrText xml:space="preserve"> PAGEREF _Toc242020729 \h </w:instrText>
+              <w:instrText xml:space="preserve"> PAGEREF _Toc242095041 \h </w:instrText>
             </w:r>
             <w:r>
               <w:rPr>
-                <w:rFonts w:cs="Times New Roman"/>
                 <w:noProof/>
                 <w:webHidden/>
-                <w:szCs w:val="28"/>
               </w:rPr>
             </w:r>
             <w:r>
               <w:rPr>
-                <w:rFonts w:cs="Times New Roman"/>
                 <w:noProof/>
                 <w:webHidden/>
-                <w:szCs w:val="28"/>
               </w:rPr>
               <w:fldChar w:fldCharType="separate"/>
             </w:r>
             <w:r>
               <w:rPr>
-                <w:rFonts w:cs="Times New Roman"/>
                 <w:noProof/>
                 <w:webHidden/>
-                <w:szCs w:val="28"/>
               </w:rPr>
               <w:t>3</w:t>
             </w:r>
             <w:r>
               <w:rPr>
-                <w:rFonts w:cs="Times New Roman"/>
                 <w:noProof/>
                 <w:webHidden/>
-                <w:szCs w:val="28"/>
               </w:rPr>
               <w:fldChar w:fldCharType="end"/>
             </w:r>
@@ -893,13 +970,14 @@
               <w:tab w:val="right" w:leader="dot" w:pos="9344"/>
             </w:tabs>
             <w:rPr>
-              <w:rFonts w:eastAsiaTheme="minorEastAsia" w:cs="Times New Roman"/>
+              <w:rFonts w:asciiTheme="minorHAnsi" w:eastAsiaTheme="minorEastAsia" w:hAnsiTheme="minorHAnsi"/>
               <w:noProof/>
-              <w:szCs w:val="28"/>
-              <w:lang w:eastAsia="ru-BY"/>
+              <w:sz w:val="24"/>
+              <w:szCs w:val="24"/>
+              <w:lang w:val="ru-BY" w:eastAsia="ru-BY"/>
             </w:rPr>
           </w:pPr>
-          <w:hyperlink w:anchor="_Toc242020730" w:history="1">
+          <w:hyperlink w:anchor="_Toc242095042" w:history="1">
             <w:r>
               <w:rPr>
                 <w:rStyle w:val="af9"/>
@@ -907,70 +985,55 @@
                 <w:b/>
                 <w:bCs/>
                 <w:noProof/>
-                <w:szCs w:val="28"/>
                 <w:lang w:val="ru-RU"/>
               </w:rPr>
               <w:t>2 ОБОРУДОВАНИЕ И ПРОГРАММНОЕ ОБЕСПЕЧЕНИЕ</w:t>
             </w:r>
             <w:r>
               <w:rPr>
-                <w:rFonts w:cs="Times New Roman"/>
                 <w:noProof/>
                 <w:webHidden/>
-                <w:szCs w:val="28"/>
               </w:rPr>
               <w:tab/>
             </w:r>
             <w:r>
               <w:rPr>
-                <w:rFonts w:cs="Times New Roman"/>
                 <w:noProof/>
                 <w:webHidden/>
-                <w:szCs w:val="28"/>
               </w:rPr>
               <w:fldChar w:fldCharType="begin"/>
             </w:r>
             <w:r>
               <w:rPr>
-                <w:rFonts w:cs="Times New Roman"/>
                 <w:noProof/>
                 <w:webHidden/>
-                <w:szCs w:val="28"/>
               </w:rPr>
-              <w:instrText xml:space="preserve"> PAGEREF _Toc242020730 \h </w:instrText>
+              <w:instrText xml:space="preserve"> PAGEREF _Toc242095042 \h </w:instrText>
             </w:r>
             <w:r>
               <w:rPr>
-                <w:rFonts w:cs="Times New Roman"/>
                 <w:noProof/>
                 <w:webHidden/>
-                <w:szCs w:val="28"/>
               </w:rPr>
             </w:r>
             <w:r>
               <w:rPr>
-                <w:rFonts w:cs="Times New Roman"/>
                 <w:noProof/>
                 <w:webHidden/>
-                <w:szCs w:val="28"/>
               </w:rPr>
               <w:fldChar w:fldCharType="separate"/>
             </w:r>
             <w:r>
               <w:rPr>
-                <w:rFonts w:cs="Times New Roman"/>
                 <w:noProof/>
                 <w:webHidden/>
-                <w:szCs w:val="28"/>
               </w:rPr>
               <w:t>3</w:t>
             </w:r>
             <w:r>
               <w:rPr>
-                <w:rFonts w:cs="Times New Roman"/>
                 <w:noProof/>
                 <w:webHidden/>
-                <w:szCs w:val="28"/>
               </w:rPr>
               <w:fldChar w:fldCharType="end"/>
             </w:r>
@@ -983,13 +1046,14 @@
               <w:tab w:val="right" w:leader="dot" w:pos="9344"/>
             </w:tabs>
             <w:rPr>
-              <w:rFonts w:eastAsiaTheme="minorEastAsia" w:cs="Times New Roman"/>
+              <w:rFonts w:asciiTheme="minorHAnsi" w:eastAsiaTheme="minorEastAsia" w:hAnsiTheme="minorHAnsi"/>
               <w:noProof/>
-              <w:szCs w:val="28"/>
-              <w:lang w:eastAsia="ru-BY"/>
+              <w:sz w:val="24"/>
+              <w:szCs w:val="24"/>
+              <w:lang w:val="ru-BY" w:eastAsia="ru-BY"/>
             </w:rPr>
           </w:pPr>
-          <w:hyperlink w:anchor="_Toc242020731" w:history="1">
+          <w:hyperlink w:anchor="_Toc242095043" w:history="1">
             <w:r>
               <w:rPr>
                 <w:rStyle w:val="af9"/>
@@ -997,70 +1061,55 @@
                 <w:b/>
                 <w:bCs/>
                 <w:noProof/>
-                <w:szCs w:val="28"/>
                 <w:lang w:val="ru-RU"/>
               </w:rPr>
               <w:t>3 ХОД ВЫПОЛНЕНИЯ РАБОТЫ</w:t>
             </w:r>
             <w:r>
               <w:rPr>
-                <w:rFonts w:cs="Times New Roman"/>
                 <w:noProof/>
                 <w:webHidden/>
-                <w:szCs w:val="28"/>
               </w:rPr>
               <w:tab/>
             </w:r>
             <w:r>
               <w:rPr>
-                <w:rFonts w:cs="Times New Roman"/>
                 <w:noProof/>
                 <w:webHidden/>
-                <w:szCs w:val="28"/>
               </w:rPr>
               <w:fldChar w:fldCharType="begin"/>
             </w:r>
             <w:r>
               <w:rPr>
-                <w:rFonts w:cs="Times New Roman"/>
                 <w:noProof/>
                 <w:webHidden/>
-                <w:szCs w:val="28"/>
               </w:rPr>
-              <w:instrText xml:space="preserve"> PAGEREF _Toc242020731 \h </w:instrText>
+              <w:instrText xml:space="preserve"> PAGEREF _Toc242095043 \h </w:instrText>
             </w:r>
             <w:r>
               <w:rPr>
-                <w:rFonts w:cs="Times New Roman"/>
                 <w:noProof/>
                 <w:webHidden/>
-                <w:szCs w:val="28"/>
               </w:rPr>
             </w:r>
             <w:r>
               <w:rPr>
-                <w:rFonts w:cs="Times New Roman"/>
                 <w:noProof/>
                 <w:webHidden/>
-                <w:szCs w:val="28"/>
               </w:rPr>
               <w:fldChar w:fldCharType="separate"/>
             </w:r>
             <w:r>
               <w:rPr>
-                <w:rFonts w:cs="Times New Roman"/>
                 <w:noProof/>
                 <w:webHidden/>
-                <w:szCs w:val="28"/>
               </w:rPr>
               <w:t>3</w:t>
             </w:r>
             <w:r>
               <w:rPr>
-                <w:rFonts w:cs="Times New Roman"/>
                 <w:noProof/>
                 <w:webHidden/>
-                <w:szCs w:val="28"/>
               </w:rPr>
               <w:fldChar w:fldCharType="end"/>
             </w:r>
@@ -1073,13 +1122,14 @@
               <w:tab w:val="right" w:leader="dot" w:pos="9344"/>
             </w:tabs>
             <w:rPr>
-              <w:rFonts w:eastAsiaTheme="minorEastAsia" w:cs="Times New Roman"/>
+              <w:rFonts w:asciiTheme="minorHAnsi" w:eastAsiaTheme="minorEastAsia" w:hAnsiTheme="minorHAnsi"/>
               <w:noProof/>
-              <w:szCs w:val="28"/>
-              <w:lang w:eastAsia="ru-BY"/>
+              <w:sz w:val="24"/>
+              <w:szCs w:val="24"/>
+              <w:lang w:val="ru-BY" w:eastAsia="ru-BY"/>
             </w:rPr>
           </w:pPr>
-          <w:hyperlink w:anchor="_Toc242020732" w:history="1">
+          <w:hyperlink w:anchor="_Toc242095044" w:history="1">
             <w:r>
               <w:rPr>
                 <w:rStyle w:val="af9"/>
@@ -1087,70 +1137,55 @@
                 <w:b/>
                 <w:bCs/>
                 <w:noProof/>
-                <w:szCs w:val="28"/>
                 <w:lang w:val="ru-RU"/>
               </w:rPr>
-              <w:t>3.1 Аппаратная справка</w:t>
+              <w:t>3.1 Теоретический блок</w:t>
             </w:r>
             <w:r>
               <w:rPr>
-                <w:rFonts w:cs="Times New Roman"/>
                 <w:noProof/>
                 <w:webHidden/>
-                <w:szCs w:val="28"/>
               </w:rPr>
               <w:tab/>
             </w:r>
             <w:r>
               <w:rPr>
-                <w:rFonts w:cs="Times New Roman"/>
                 <w:noProof/>
                 <w:webHidden/>
-                <w:szCs w:val="28"/>
               </w:rPr>
               <w:fldChar w:fldCharType="begin"/>
             </w:r>
             <w:r>
               <w:rPr>
-                <w:rFonts w:cs="Times New Roman"/>
                 <w:noProof/>
                 <w:webHidden/>
-                <w:szCs w:val="28"/>
               </w:rPr>
-              <w:instrText xml:space="preserve"> PAGEREF _Toc242020732 \h </w:instrText>
+              <w:instrText xml:space="preserve"> PAGEREF _Toc242095044 \h </w:instrText>
             </w:r>
             <w:r>
               <w:rPr>
-                <w:rFonts w:cs="Times New Roman"/>
                 <w:noProof/>
                 <w:webHidden/>
-                <w:szCs w:val="28"/>
               </w:rPr>
             </w:r>
             <w:r>
               <w:rPr>
-                <w:rFonts w:cs="Times New Roman"/>
                 <w:noProof/>
                 <w:webHidden/>
-                <w:szCs w:val="28"/>
               </w:rPr>
               <w:fldChar w:fldCharType="separate"/>
             </w:r>
             <w:r>
               <w:rPr>
-                <w:rFonts w:cs="Times New Roman"/>
                 <w:noProof/>
                 <w:webHidden/>
-                <w:szCs w:val="28"/>
               </w:rPr>
               <w:t>3</w:t>
             </w:r>
             <w:r>
               <w:rPr>
-                <w:rFonts w:cs="Times New Roman"/>
                 <w:noProof/>
                 <w:webHidden/>
-                <w:szCs w:val="28"/>
               </w:rPr>
               <w:fldChar w:fldCharType="end"/>
             </w:r>
@@ -1163,13 +1198,14 @@
               <w:tab w:val="right" w:leader="dot" w:pos="9344"/>
             </w:tabs>
             <w:rPr>
-              <w:rFonts w:eastAsiaTheme="minorEastAsia" w:cs="Times New Roman"/>
+              <w:rFonts w:asciiTheme="minorHAnsi" w:eastAsiaTheme="minorEastAsia" w:hAnsiTheme="minorHAnsi"/>
               <w:noProof/>
-              <w:szCs w:val="28"/>
-              <w:lang w:eastAsia="ru-BY"/>
+              <w:sz w:val="24"/>
+              <w:szCs w:val="24"/>
+              <w:lang w:val="ru-BY" w:eastAsia="ru-BY"/>
             </w:rPr>
           </w:pPr>
-          <w:hyperlink w:anchor="_Toc242020733" w:history="1">
+          <w:hyperlink w:anchor="_Toc242095045" w:history="1">
             <w:r>
               <w:rPr>
                 <w:rStyle w:val="af9"/>
@@ -1177,70 +1213,55 @@
                 <w:b/>
                 <w:bCs/>
                 <w:noProof/>
-                <w:szCs w:val="28"/>
                 <w:lang w:val="ru-RU"/>
               </w:rPr>
-              <w:t>3.2 Программная диагностика</w:t>
+              <w:t>3.2 Аппаратные характеристики</w:t>
             </w:r>
             <w:r>
               <w:rPr>
-                <w:rFonts w:cs="Times New Roman"/>
                 <w:noProof/>
                 <w:webHidden/>
-                <w:szCs w:val="28"/>
               </w:rPr>
               <w:tab/>
             </w:r>
             <w:r>
               <w:rPr>
-                <w:rFonts w:cs="Times New Roman"/>
                 <w:noProof/>
                 <w:webHidden/>
-                <w:szCs w:val="28"/>
               </w:rPr>
               <w:fldChar w:fldCharType="begin"/>
             </w:r>
             <w:r>
               <w:rPr>
-                <w:rFonts w:cs="Times New Roman"/>
                 <w:noProof/>
                 <w:webHidden/>
-                <w:szCs w:val="28"/>
               </w:rPr>
-              <w:instrText xml:space="preserve"> PAGEREF _Toc242020733 \h </w:instrText>
+              <w:instrText xml:space="preserve"> PAGEREF _Toc242095045 \h </w:instrText>
             </w:r>
             <w:r>
               <w:rPr>
-                <w:rFonts w:cs="Times New Roman"/>
                 <w:noProof/>
                 <w:webHidden/>
-                <w:szCs w:val="28"/>
               </w:rPr>
             </w:r>
             <w:r>
               <w:rPr>
-                <w:rFonts w:cs="Times New Roman"/>
                 <w:noProof/>
                 <w:webHidden/>
-                <w:szCs w:val="28"/>
               </w:rPr>
               <w:fldChar w:fldCharType="separate"/>
             </w:r>
             <w:r>
               <w:rPr>
-                <w:rFonts w:cs="Times New Roman"/>
                 <w:noProof/>
                 <w:webHidden/>
-                <w:szCs w:val="28"/>
               </w:rPr>
               <w:t>4</w:t>
             </w:r>
             <w:r>
               <w:rPr>
-                <w:rFonts w:cs="Times New Roman"/>
                 <w:noProof/>
                 <w:webHidden/>
-                <w:szCs w:val="28"/>
               </w:rPr>
               <w:fldChar w:fldCharType="end"/>
             </w:r>
@@ -1253,13 +1274,14 @@
               <w:tab w:val="right" w:leader="dot" w:pos="9344"/>
             </w:tabs>
             <w:rPr>
-              <w:rFonts w:eastAsiaTheme="minorEastAsia" w:cs="Times New Roman"/>
+              <w:rFonts w:asciiTheme="minorHAnsi" w:eastAsiaTheme="minorEastAsia" w:hAnsiTheme="minorHAnsi"/>
               <w:noProof/>
-              <w:szCs w:val="28"/>
-              <w:lang w:eastAsia="ru-BY"/>
+              <w:sz w:val="24"/>
+              <w:szCs w:val="24"/>
+              <w:lang w:val="ru-BY" w:eastAsia="ru-BY"/>
             </w:rPr>
           </w:pPr>
-          <w:hyperlink w:anchor="_Toc242020734" w:history="1">
+          <w:hyperlink w:anchor="_Toc242095046" w:history="1">
             <w:r>
               <w:rPr>
                 <w:rStyle w:val="af9"/>
@@ -1267,70 +1289,55 @@
                 <w:b/>
                 <w:bCs/>
                 <w:noProof/>
-                <w:szCs w:val="28"/>
                 <w:lang w:val="ru-RU"/>
               </w:rPr>
-              <w:t>3.3 Расчёты</w:t>
+              <w:t>3.3 Мониторинг датчиков</w:t>
             </w:r>
             <w:r>
               <w:rPr>
-                <w:rFonts w:cs="Times New Roman"/>
                 <w:noProof/>
                 <w:webHidden/>
-                <w:szCs w:val="28"/>
               </w:rPr>
               <w:tab/>
             </w:r>
             <w:r>
               <w:rPr>
-                <w:rFonts w:cs="Times New Roman"/>
                 <w:noProof/>
                 <w:webHidden/>
-                <w:szCs w:val="28"/>
               </w:rPr>
               <w:fldChar w:fldCharType="begin"/>
             </w:r>
             <w:r>
               <w:rPr>
-                <w:rFonts w:cs="Times New Roman"/>
                 <w:noProof/>
                 <w:webHidden/>
-                <w:szCs w:val="28"/>
               </w:rPr>
-              <w:instrText xml:space="preserve"> PAGEREF _Toc242020734 \h </w:instrText>
+              <w:instrText xml:space="preserve"> PAGEREF _Toc242095046 \h </w:instrText>
             </w:r>
             <w:r>
               <w:rPr>
-                <w:rFonts w:cs="Times New Roman"/>
                 <w:noProof/>
                 <w:webHidden/>
-                <w:szCs w:val="28"/>
               </w:rPr>
             </w:r>
             <w:r>
               <w:rPr>
-                <w:rFonts w:cs="Times New Roman"/>
                 <w:noProof/>
                 <w:webHidden/>
-                <w:szCs w:val="28"/>
               </w:rPr>
               <w:fldChar w:fldCharType="separate"/>
             </w:r>
             <w:r>
               <w:rPr>
-                <w:rFonts w:cs="Times New Roman"/>
                 <w:noProof/>
                 <w:webHidden/>
-                <w:szCs w:val="28"/>
               </w:rPr>
-              <w:t>4</w:t>
+              <w:t>5</w:t>
             </w:r>
             <w:r>
               <w:rPr>
-                <w:rFonts w:cs="Times New Roman"/>
                 <w:noProof/>
                 <w:webHidden/>
-                <w:szCs w:val="28"/>
               </w:rPr>
               <w:fldChar w:fldCharType="end"/>
             </w:r>
@@ -1343,13 +1350,14 @@
               <w:tab w:val="right" w:leader="dot" w:pos="9344"/>
             </w:tabs>
             <w:rPr>
-              <w:rFonts w:eastAsiaTheme="minorEastAsia" w:cs="Times New Roman"/>
+              <w:rFonts w:asciiTheme="minorHAnsi" w:eastAsiaTheme="minorEastAsia" w:hAnsiTheme="minorHAnsi"/>
               <w:noProof/>
-              <w:szCs w:val="28"/>
-              <w:lang w:eastAsia="ru-BY"/>
+              <w:sz w:val="24"/>
+              <w:szCs w:val="24"/>
+              <w:lang w:val="ru-BY" w:eastAsia="ru-BY"/>
             </w:rPr>
           </w:pPr>
-          <w:hyperlink w:anchor="_Toc242020735" w:history="1">
+          <w:hyperlink w:anchor="_Toc242095047" w:history="1">
             <w:r>
               <w:rPr>
                 <w:rStyle w:val="af9"/>
@@ -1357,70 +1365,131 @@
                 <w:b/>
                 <w:bCs/>
                 <w:noProof/>
-                <w:szCs w:val="28"/>
                 <w:lang w:val="ru-RU"/>
               </w:rPr>
-              <w:t>3.4 Теоретический блок (Техника безопасности)</w:t>
+              <w:t>3.4 Аудит автозагрузки</w:t>
             </w:r>
             <w:r>
               <w:rPr>
-                <w:rFonts w:cs="Times New Roman"/>
                 <w:noProof/>
                 <w:webHidden/>
-                <w:szCs w:val="28"/>
               </w:rPr>
               <w:tab/>
             </w:r>
             <w:r>
               <w:rPr>
-                <w:rFonts w:cs="Times New Roman"/>
                 <w:noProof/>
                 <w:webHidden/>
-                <w:szCs w:val="28"/>
               </w:rPr>
               <w:fldChar w:fldCharType="begin"/>
             </w:r>
             <w:r>
               <w:rPr>
-                <w:rFonts w:cs="Times New Roman"/>
                 <w:noProof/>
                 <w:webHidden/>
-                <w:szCs w:val="28"/>
               </w:rPr>
-              <w:instrText xml:space="preserve"> PAGEREF _Toc242020735 \h </w:instrText>
+              <w:instrText xml:space="preserve"> PAGEREF _Toc242095047 \h </w:instrText>
             </w:r>
             <w:r>
               <w:rPr>
-                <w:rFonts w:cs="Times New Roman"/>
                 <w:noProof/>
                 <w:webHidden/>
-                <w:szCs w:val="28"/>
               </w:rPr>
             </w:r>
             <w:r>
               <w:rPr>
-                <w:rFonts w:cs="Times New Roman"/>
                 <w:noProof/>
                 <w:webHidden/>
-                <w:szCs w:val="28"/>
               </w:rPr>
               <w:fldChar w:fldCharType="separate"/>
             </w:r>
             <w:r>
               <w:rPr>
-                <w:rFonts w:cs="Times New Roman"/>
                 <w:noProof/>
                 <w:webHidden/>
-                <w:szCs w:val="28"/>
               </w:rPr>
-              <w:t>5</w:t>
+              <w:t>6</w:t>
             </w:r>
             <w:r>
               <w:rPr>
-                <w:rFonts w:cs="Times New Roman"/>
                 <w:noProof/>
                 <w:webHidden/>
-                <w:szCs w:val="28"/>
+              </w:rPr>
+              <w:fldChar w:fldCharType="end"/>
+            </w:r>
+          </w:hyperlink>
+        </w:p>
+        <w:p>
+          <w:pPr>
+            <w:pStyle w:val="23"/>
+            <w:tabs>
+              <w:tab w:val="right" w:leader="dot" w:pos="9344"/>
+            </w:tabs>
+            <w:rPr>
+              <w:rFonts w:asciiTheme="minorHAnsi" w:eastAsiaTheme="minorEastAsia" w:hAnsiTheme="minorHAnsi"/>
+              <w:noProof/>
+              <w:sz w:val="24"/>
+              <w:szCs w:val="24"/>
+              <w:lang w:val="ru-BY" w:eastAsia="ru-BY"/>
+            </w:rPr>
+          </w:pPr>
+          <w:hyperlink w:anchor="_Toc242095048" w:history="1">
+            <w:r>
+              <w:rPr>
+                <w:rStyle w:val="af9"/>
+                <w:rFonts w:cs="Times New Roman"/>
+                <w:b/>
+                <w:bCs/>
+                <w:noProof/>
+                <w:lang w:val="ru-RU"/>
+              </w:rPr>
+              <w:t>3.5 Парсинг данных</w:t>
+            </w:r>
+            <w:r>
+              <w:rPr>
+                <w:noProof/>
+                <w:webHidden/>
+              </w:rPr>
+              <w:tab/>
+            </w:r>
+            <w:r>
+              <w:rPr>
+                <w:noProof/>
+                <w:webHidden/>
+              </w:rPr>
+              <w:fldChar w:fldCharType="begin"/>
+            </w:r>
+            <w:r>
+              <w:rPr>
+                <w:noProof/>
+                <w:webHidden/>
+              </w:rPr>
+              <w:instrText xml:space="preserve"> PAGEREF _Toc242095048 \h </w:instrText>
+            </w:r>
+            <w:r>
+              <w:rPr>
+                <w:noProof/>
+                <w:webHidden/>
+              </w:rPr>
+            </w:r>
+            <w:r>
+              <w:rPr>
+                <w:noProof/>
+                <w:webHidden/>
+              </w:rPr>
+              <w:fldChar w:fldCharType="separate"/>
+            </w:r>
+            <w:r>
+              <w:rPr>
+                <w:noProof/>
+                <w:webHidden/>
+              </w:rPr>
+              <w:t>6</w:t>
+            </w:r>
+            <w:r>
+              <w:rPr>
+                <w:noProof/>
+                <w:webHidden/>
               </w:rPr>
               <w:fldChar w:fldCharType="end"/>
             </w:r>
@@ -1433,13 +1502,14 @@
               <w:tab w:val="right" w:leader="dot" w:pos="9344"/>
             </w:tabs>
             <w:rPr>
-              <w:rFonts w:eastAsiaTheme="minorEastAsia" w:cs="Times New Roman"/>
+              <w:rFonts w:asciiTheme="minorHAnsi" w:eastAsiaTheme="minorEastAsia" w:hAnsiTheme="minorHAnsi"/>
               <w:noProof/>
-              <w:szCs w:val="28"/>
-              <w:lang w:eastAsia="ru-BY"/>
+              <w:sz w:val="24"/>
+              <w:szCs w:val="24"/>
+              <w:lang w:val="ru-BY" w:eastAsia="ru-BY"/>
             </w:rPr>
           </w:pPr>
-          <w:hyperlink w:anchor="_Toc242020736" w:history="1">
+          <w:hyperlink w:anchor="_Toc242095049" w:history="1">
             <w:r>
               <w:rPr>
                 <w:rStyle w:val="af9"/>
@@ -1447,70 +1517,55 @@
                 <w:b/>
                 <w:bCs/>
                 <w:noProof/>
-                <w:szCs w:val="28"/>
                 <w:lang w:val="ru-RU"/>
               </w:rPr>
               <w:t>4 ВЫВОДЫ</w:t>
             </w:r>
             <w:r>
               <w:rPr>
-                <w:rFonts w:cs="Times New Roman"/>
                 <w:noProof/>
                 <w:webHidden/>
-                <w:szCs w:val="28"/>
               </w:rPr>
               <w:tab/>
             </w:r>
             <w:r>
               <w:rPr>
-                <w:rFonts w:cs="Times New Roman"/>
                 <w:noProof/>
                 <w:webHidden/>
-                <w:szCs w:val="28"/>
               </w:rPr>
               <w:fldChar w:fldCharType="begin"/>
             </w:r>
             <w:r>
               <w:rPr>
-                <w:rFonts w:cs="Times New Roman"/>
                 <w:noProof/>
                 <w:webHidden/>
-                <w:szCs w:val="28"/>
               </w:rPr>
-              <w:instrText xml:space="preserve"> PAGEREF _Toc242020736 \h </w:instrText>
+              <w:instrText xml:space="preserve"> PAGEREF _Toc242095049 \h </w:instrText>
             </w:r>
             <w:r>
               <w:rPr>
-                <w:rFonts w:cs="Times New Roman"/>
                 <w:noProof/>
                 <w:webHidden/>
-                <w:szCs w:val="28"/>
               </w:rPr>
             </w:r>
             <w:r>
               <w:rPr>
-                <w:rFonts w:cs="Times New Roman"/>
                 <w:noProof/>
                 <w:webHidden/>
-                <w:szCs w:val="28"/>
               </w:rPr>
               <w:fldChar w:fldCharType="separate"/>
             </w:r>
             <w:r>
               <w:rPr>
-                <w:rFonts w:cs="Times New Roman"/>
                 <w:noProof/>
                 <w:webHidden/>
-                <w:szCs w:val="28"/>
               </w:rPr>
-              <w:t>6</w:t>
+              <w:t>7</w:t>
             </w:r>
             <w:r>
               <w:rPr>
-                <w:rFonts w:cs="Times New Roman"/>
                 <w:noProof/>
                 <w:webHidden/>
-                <w:szCs w:val="28"/>
               </w:rPr>
               <w:fldChar w:fldCharType="end"/>
             </w:r>
@@ -1520,6 +1575,7 @@
           <w:pPr>
             <w:rPr>
               <w:rFonts w:cs="Times New Roman"/>
+              <w:color w:val="000000" w:themeColor="text1"/>
               <w:szCs w:val="28"/>
               <w:lang w:val="ru-RU"/>
             </w:rPr>
@@ -1529,6 +1585,7 @@
               <w:rFonts w:cs="Times New Roman"/>
               <w:b/>
               <w:bCs/>
+              <w:color w:val="000000" w:themeColor="text1"/>
               <w:szCs w:val="28"/>
               <w:lang w:val="ru-RU"/>
             </w:rPr>
@@ -1541,186 +1598,197 @@
       <w:pPr>
         <w:rPr>
           <w:rFonts w:cs="Times New Roman"/>
-          <w:szCs w:val="28"/>
-          <w:lang w:val="ru-RU"/>
-        </w:rPr>
-      </w:pPr>
-    </w:p>
-    <w:p>
-      <w:pPr>
-        <w:rPr>
-          <w:rFonts w:cs="Times New Roman"/>
-          <w:szCs w:val="28"/>
-          <w:lang w:val="ru-RU"/>
-        </w:rPr>
-      </w:pPr>
-    </w:p>
-    <w:p>
-      <w:pPr>
-        <w:rPr>
-          <w:rFonts w:cs="Times New Roman"/>
-          <w:szCs w:val="28"/>
-          <w:lang w:val="ru-RU"/>
-        </w:rPr>
-      </w:pPr>
-    </w:p>
-    <w:p>
-      <w:pPr>
-        <w:rPr>
-          <w:rFonts w:cs="Times New Roman"/>
-          <w:szCs w:val="28"/>
-          <w:lang w:val="ru-RU"/>
-        </w:rPr>
-      </w:pPr>
-    </w:p>
-    <w:p>
-      <w:pPr>
-        <w:rPr>
-          <w:rFonts w:cs="Times New Roman"/>
-          <w:szCs w:val="28"/>
-          <w:lang w:val="ru-RU"/>
-        </w:rPr>
-      </w:pPr>
-    </w:p>
-    <w:p>
-      <w:pPr>
-        <w:rPr>
-          <w:rFonts w:cs="Times New Roman"/>
-          <w:szCs w:val="28"/>
-          <w:lang w:val="ru-RU"/>
-        </w:rPr>
-      </w:pPr>
-    </w:p>
-    <w:p>
-      <w:pPr>
-        <w:rPr>
-          <w:rFonts w:cs="Times New Roman"/>
-          <w:szCs w:val="28"/>
-          <w:lang w:val="ru-RU"/>
-        </w:rPr>
-      </w:pPr>
-    </w:p>
-    <w:p>
-      <w:pPr>
-        <w:rPr>
-          <w:rFonts w:cs="Times New Roman"/>
-          <w:szCs w:val="28"/>
-          <w:lang w:val="ru-RU"/>
-        </w:rPr>
-      </w:pPr>
-    </w:p>
-    <w:p>
-      <w:pPr>
-        <w:rPr>
-          <w:rFonts w:cs="Times New Roman"/>
-          <w:szCs w:val="28"/>
-          <w:lang w:val="ru-RU"/>
-        </w:rPr>
-      </w:pPr>
-    </w:p>
-    <w:p>
-      <w:pPr>
-        <w:rPr>
-          <w:rFonts w:cs="Times New Roman"/>
-          <w:szCs w:val="28"/>
-          <w:lang w:val="ru-RU"/>
-        </w:rPr>
-      </w:pPr>
-    </w:p>
-    <w:p>
-      <w:pPr>
-        <w:rPr>
-          <w:rFonts w:cs="Times New Roman"/>
-          <w:szCs w:val="28"/>
-          <w:lang w:val="ru-RU"/>
-        </w:rPr>
-      </w:pPr>
-    </w:p>
-    <w:p>
-      <w:pPr>
-        <w:rPr>
-          <w:rFonts w:cs="Times New Roman"/>
-          <w:szCs w:val="28"/>
-          <w:lang w:val="ru-RU"/>
-        </w:rPr>
-      </w:pPr>
-    </w:p>
-    <w:p>
-      <w:pPr>
-        <w:rPr>
-          <w:rFonts w:cs="Times New Roman"/>
-          <w:szCs w:val="28"/>
-          <w:lang w:val="ru-RU"/>
-        </w:rPr>
-      </w:pPr>
-    </w:p>
-    <w:p>
-      <w:pPr>
-        <w:rPr>
-          <w:rFonts w:cs="Times New Roman"/>
-          <w:szCs w:val="28"/>
-          <w:lang w:val="ru-RU"/>
-        </w:rPr>
-      </w:pPr>
-    </w:p>
-    <w:p>
-      <w:pPr>
-        <w:rPr>
-          <w:rFonts w:cs="Times New Roman"/>
-          <w:szCs w:val="28"/>
-          <w:lang w:val="ru-RU"/>
-        </w:rPr>
-      </w:pPr>
-    </w:p>
-    <w:p>
-      <w:pPr>
-        <w:rPr>
-          <w:rFonts w:cs="Times New Roman"/>
-          <w:szCs w:val="28"/>
-          <w:lang w:val="ru-RU"/>
-        </w:rPr>
-      </w:pPr>
-    </w:p>
-    <w:p>
-      <w:pPr>
-        <w:rPr>
-          <w:rFonts w:cs="Times New Roman"/>
-          <w:szCs w:val="28"/>
-          <w:lang w:val="ru-RU"/>
-        </w:rPr>
-      </w:pPr>
-    </w:p>
-    <w:p>
-      <w:pPr>
-        <w:rPr>
-          <w:rFonts w:cs="Times New Roman"/>
-          <w:szCs w:val="28"/>
-          <w:lang w:val="ru-RU"/>
-        </w:rPr>
-      </w:pPr>
-    </w:p>
-    <w:p>
-      <w:pPr>
-        <w:rPr>
-          <w:rFonts w:cs="Times New Roman"/>
-          <w:szCs w:val="28"/>
-          <w:lang w:val="ru-RU"/>
-        </w:rPr>
-      </w:pPr>
-    </w:p>
-    <w:p>
-      <w:pPr>
-        <w:rPr>
-          <w:rFonts w:cs="Times New Roman"/>
-          <w:szCs w:val="28"/>
-          <w:lang w:val="ru-RU"/>
-        </w:rPr>
-      </w:pPr>
-    </w:p>
-    <w:p>
-      <w:pPr>
-        <w:rPr>
-          <w:rFonts w:cs="Times New Roman"/>
+          <w:color w:val="000000" w:themeColor="text1"/>
+          <w:szCs w:val="28"/>
+          <w:lang w:val="ru-RU"/>
+        </w:rPr>
+      </w:pPr>
+    </w:p>
+    <w:p>
+      <w:pPr>
+        <w:rPr>
+          <w:rFonts w:cs="Times New Roman"/>
+          <w:color w:val="000000" w:themeColor="text1"/>
+          <w:szCs w:val="28"/>
+          <w:lang w:val="ru-RU"/>
+        </w:rPr>
+      </w:pPr>
+    </w:p>
+    <w:p>
+      <w:pPr>
+        <w:rPr>
+          <w:rFonts w:cs="Times New Roman"/>
+          <w:color w:val="000000" w:themeColor="text1"/>
+          <w:szCs w:val="28"/>
+          <w:lang w:val="ru-RU"/>
+        </w:rPr>
+      </w:pPr>
+    </w:p>
+    <w:p>
+      <w:pPr>
+        <w:rPr>
+          <w:rFonts w:cs="Times New Roman"/>
+          <w:color w:val="000000" w:themeColor="text1"/>
+          <w:szCs w:val="28"/>
+          <w:lang w:val="ru-RU"/>
+        </w:rPr>
+      </w:pPr>
+    </w:p>
+    <w:p>
+      <w:pPr>
+        <w:rPr>
+          <w:rFonts w:cs="Times New Roman"/>
+          <w:color w:val="000000" w:themeColor="text1"/>
+          <w:szCs w:val="28"/>
+          <w:lang w:val="ru-RU"/>
+        </w:rPr>
+      </w:pPr>
+    </w:p>
+    <w:p>
+      <w:pPr>
+        <w:rPr>
+          <w:rFonts w:cs="Times New Roman"/>
+          <w:color w:val="000000" w:themeColor="text1"/>
+          <w:szCs w:val="28"/>
+          <w:lang w:val="ru-RU"/>
+        </w:rPr>
+      </w:pPr>
+    </w:p>
+    <w:p>
+      <w:pPr>
+        <w:rPr>
+          <w:rFonts w:cs="Times New Roman"/>
+          <w:color w:val="000000" w:themeColor="text1"/>
+          <w:szCs w:val="28"/>
+          <w:lang w:val="ru-RU"/>
+        </w:rPr>
+      </w:pPr>
+    </w:p>
+    <w:p>
+      <w:pPr>
+        <w:rPr>
+          <w:rFonts w:cs="Times New Roman"/>
+          <w:color w:val="000000" w:themeColor="text1"/>
+          <w:szCs w:val="28"/>
+          <w:lang w:val="ru-RU"/>
+        </w:rPr>
+      </w:pPr>
+    </w:p>
+    <w:p>
+      <w:pPr>
+        <w:rPr>
+          <w:rFonts w:cs="Times New Roman"/>
+          <w:color w:val="000000" w:themeColor="text1"/>
+          <w:szCs w:val="28"/>
+          <w:lang w:val="ru-RU"/>
+        </w:rPr>
+      </w:pPr>
+    </w:p>
+    <w:p>
+      <w:pPr>
+        <w:rPr>
+          <w:rFonts w:cs="Times New Roman"/>
+          <w:color w:val="000000" w:themeColor="text1"/>
+          <w:szCs w:val="28"/>
+          <w:lang w:val="ru-RU"/>
+        </w:rPr>
+      </w:pPr>
+    </w:p>
+    <w:p>
+      <w:pPr>
+        <w:rPr>
+          <w:rFonts w:cs="Times New Roman"/>
+          <w:color w:val="000000" w:themeColor="text1"/>
+          <w:szCs w:val="28"/>
+          <w:lang w:val="ru-RU"/>
+        </w:rPr>
+      </w:pPr>
+    </w:p>
+    <w:p>
+      <w:pPr>
+        <w:rPr>
+          <w:rFonts w:cs="Times New Roman"/>
+          <w:color w:val="000000" w:themeColor="text1"/>
+          <w:szCs w:val="28"/>
+          <w:lang w:val="ru-RU"/>
+        </w:rPr>
+      </w:pPr>
+    </w:p>
+    <w:p>
+      <w:pPr>
+        <w:rPr>
+          <w:rFonts w:cs="Times New Roman"/>
+          <w:color w:val="000000" w:themeColor="text1"/>
+          <w:szCs w:val="28"/>
+          <w:lang w:val="ru-RU"/>
+        </w:rPr>
+      </w:pPr>
+    </w:p>
+    <w:p>
+      <w:pPr>
+        <w:rPr>
+          <w:rFonts w:cs="Times New Roman"/>
+          <w:color w:val="000000" w:themeColor="text1"/>
+          <w:szCs w:val="28"/>
+          <w:lang w:val="ru-RU"/>
+        </w:rPr>
+      </w:pPr>
+    </w:p>
+    <w:p>
+      <w:pPr>
+        <w:rPr>
+          <w:rFonts w:cs="Times New Roman"/>
+          <w:color w:val="000000" w:themeColor="text1"/>
+          <w:szCs w:val="28"/>
+          <w:lang w:val="ru-RU"/>
+        </w:rPr>
+      </w:pPr>
+    </w:p>
+    <w:p>
+      <w:pPr>
+        <w:rPr>
+          <w:rFonts w:cs="Times New Roman"/>
+          <w:color w:val="000000" w:themeColor="text1"/>
+          <w:szCs w:val="28"/>
+          <w:lang w:val="ru-RU"/>
+        </w:rPr>
+      </w:pPr>
+    </w:p>
+    <w:p>
+      <w:pPr>
+        <w:rPr>
+          <w:rFonts w:cs="Times New Roman"/>
+          <w:color w:val="000000" w:themeColor="text1"/>
+          <w:szCs w:val="28"/>
+          <w:lang w:val="ru-RU"/>
+        </w:rPr>
+      </w:pPr>
+    </w:p>
+    <w:p>
+      <w:pPr>
+        <w:rPr>
+          <w:rFonts w:cs="Times New Roman"/>
+          <w:color w:val="000000" w:themeColor="text1"/>
+          <w:szCs w:val="28"/>
+          <w:lang w:val="ru-RU"/>
+        </w:rPr>
+      </w:pPr>
+    </w:p>
+    <w:p>
+      <w:pPr>
+        <w:rPr>
+          <w:rFonts w:cs="Times New Roman"/>
+          <w:color w:val="000000" w:themeColor="text1"/>
+          <w:szCs w:val="28"/>
+          <w:lang w:val="ru-RU"/>
+        </w:rPr>
+      </w:pPr>
+    </w:p>
+    <w:p>
+      <w:pPr>
+        <w:rPr>
+          <w:rFonts w:cs="Times New Roman"/>
+          <w:color w:val="000000" w:themeColor="text1"/>
           <w:szCs w:val="28"/>
           <w:lang w:val="ru-RU"/>
         </w:rPr>
@@ -1733,17 +1801,19 @@
           <w:rFonts w:ascii="Times New Roman" w:hAnsi="Times New Roman" w:cs="Times New Roman"/>
           <w:b/>
           <w:bCs/>
+          <w:color w:val="000000" w:themeColor="text1"/>
           <w:sz w:val="32"/>
           <w:szCs w:val="32"/>
           <w:lang w:val="ru-RU"/>
         </w:rPr>
       </w:pPr>
-      <w:bookmarkStart w:id="0" w:name="_Toc242020729"/>
+      <w:bookmarkStart w:id="0" w:name="_Toc242095041"/>
       <w:r>
         <w:rPr>
           <w:rFonts w:ascii="Times New Roman" w:hAnsi="Times New Roman" w:cs="Times New Roman"/>
           <w:b/>
           <w:bCs/>
+          <w:color w:val="000000" w:themeColor="text1"/>
           <w:sz w:val="32"/>
           <w:szCs w:val="32"/>
           <w:lang w:val="ru-RU"/>
@@ -1760,39 +1830,27 @@
         <w:jc w:val="both"/>
         <w:rPr>
           <w:rFonts w:cs="Times New Roman"/>
-          <w:szCs w:val="28"/>
-          <w:lang w:val="ru-RU"/>
-        </w:rPr>
-      </w:pPr>
-      <w:r>
-        <w:rPr>
-          <w:rFonts w:cs="Times New Roman"/>
-          <w:szCs w:val="28"/>
-          <w:lang w:val="ru-RU"/>
-        </w:rPr>
-        <w:t>О</w:t>
-      </w:r>
-      <w:r>
-        <w:rPr>
-          <w:rFonts w:cs="Times New Roman"/>
-          <w:szCs w:val="28"/>
-          <w:lang w:val="ru-RU"/>
-        </w:rPr>
-        <w:t>своение</w:t>
-      </w:r>
-      <w:r>
-        <w:rPr>
-          <w:rFonts w:cs="Times New Roman"/>
-          <w:szCs w:val="28"/>
-        </w:rPr>
-        <w:t xml:space="preserve"> методов глубокой программной диагностики компонентов ПК, изучение функциональности сторонних диагностических комплексов, проведение мониторинга температурных показателей, аудит программной среды и автоматизированная генерация профильных отчетов</w:t>
-      </w:r>
-      <w:r>
-        <w:rPr>
-          <w:rFonts w:cs="Times New Roman"/>
-          <w:szCs w:val="28"/>
-        </w:rPr>
-        <w:t>.</w:t>
+          <w:color w:val="000000" w:themeColor="text1"/>
+          <w:szCs w:val="28"/>
+          <w:lang w:val="ru-RU"/>
+        </w:rPr>
+      </w:pPr>
+      <w:r>
+        <w:rPr>
+          <w:rFonts w:cs="Times New Roman"/>
+          <w:color w:val="000000" w:themeColor="text1"/>
+          <w:szCs w:val="28"/>
+          <w:lang w:val="ru-RU"/>
+        </w:rPr>
+        <w:t>Освоение</w:t>
+      </w:r>
+      <w:r>
+        <w:rPr>
+          <w:rFonts w:cs="Times New Roman"/>
+          <w:color w:val="000000" w:themeColor="text1"/>
+          <w:szCs w:val="28"/>
+        </w:rPr>
+        <w:t xml:space="preserve"> методов глубокой программной диагностики компонентов ПК, изучение функциональности сторонних диагностических комплексов, проведение мониторинга температурных показателей, аудит программной среды и автоматизированная генерация профильных отчетов.</w:t>
       </w:r>
     </w:p>
     <w:p>
@@ -1802,17 +1860,19 @@
           <w:rFonts w:ascii="Times New Roman" w:hAnsi="Times New Roman" w:cs="Times New Roman"/>
           <w:b/>
           <w:bCs/>
+          <w:color w:val="000000" w:themeColor="text1"/>
           <w:sz w:val="32"/>
           <w:szCs w:val="32"/>
           <w:lang w:val="ru-RU"/>
         </w:rPr>
       </w:pPr>
-      <w:bookmarkStart w:id="1" w:name="_Toc242020730"/>
+      <w:bookmarkStart w:id="1" w:name="_Toc242095042"/>
       <w:r>
         <w:rPr>
           <w:rFonts w:ascii="Times New Roman" w:hAnsi="Times New Roman" w:cs="Times New Roman"/>
           <w:b/>
           <w:bCs/>
+          <w:color w:val="000000" w:themeColor="text1"/>
           <w:sz w:val="32"/>
           <w:szCs w:val="32"/>
           <w:lang w:val="ru-RU"/>
@@ -1836,14 +1896,15 @@
         <w:jc w:val="both"/>
         <w:rPr>
           <w:rFonts w:eastAsiaTheme="minorEastAsia" w:cs="Times New Roman"/>
-          <w:szCs w:val="28"/>
-          <w:lang w:val="ru-RU"/>
-        </w:rPr>
-      </w:pPr>
-      <w:bookmarkStart w:id="2" w:name="_Toc242020731"/>
-      <w:r>
-        <w:rPr>
-          <w:rFonts w:cs="Times New Roman"/>
+          <w:color w:val="000000" w:themeColor="text1"/>
+          <w:szCs w:val="28"/>
+          <w:lang w:val="ru-RU"/>
+        </w:rPr>
+      </w:pPr>
+      <w:r>
+        <w:rPr>
+          <w:rFonts w:cs="Times New Roman"/>
+          <w:color w:val="000000" w:themeColor="text1"/>
           <w:szCs w:val="28"/>
           <w:lang w:val="ru-RU"/>
         </w:rPr>
@@ -1852,6 +1913,7 @@
       <w:r>
         <w:rPr>
           <w:rFonts w:cs="Times New Roman"/>
+          <w:color w:val="000000" w:themeColor="text1"/>
           <w:szCs w:val="28"/>
           <w:lang w:val="en-US"/>
         </w:rPr>
@@ -1860,6 +1922,7 @@
       <w:r>
         <w:rPr>
           <w:rFonts w:cs="Times New Roman"/>
+          <w:color w:val="000000" w:themeColor="text1"/>
           <w:szCs w:val="28"/>
           <w:lang w:val="ru-RU"/>
         </w:rPr>
@@ -1868,6 +1931,7 @@
       <w:r>
         <w:rPr>
           <w:rFonts w:cs="Times New Roman"/>
+          <w:color w:val="000000" w:themeColor="text1"/>
           <w:szCs w:val="28"/>
           <w:lang w:val="en-US"/>
         </w:rPr>
@@ -1876,6 +1940,7 @@
       <w:r>
         <w:rPr>
           <w:rFonts w:cs="Times New Roman"/>
+          <w:color w:val="000000" w:themeColor="text1"/>
           <w:szCs w:val="28"/>
           <w:lang w:val="ru-RU"/>
         </w:rPr>
@@ -1884,6 +1949,7 @@
       <w:r>
         <w:rPr>
           <w:rFonts w:cs="Times New Roman"/>
+          <w:color w:val="000000" w:themeColor="text1"/>
           <w:szCs w:val="28"/>
           <w:lang w:val="en-US"/>
         </w:rPr>
@@ -1892,6 +1958,7 @@
       <w:r>
         <w:rPr>
           <w:rFonts w:cs="Times New Roman"/>
+          <w:color w:val="000000" w:themeColor="text1"/>
           <w:szCs w:val="28"/>
           <w:lang w:val="ru-RU"/>
         </w:rPr>
@@ -1900,6 +1967,7 @@
       <w:r>
         <w:rPr>
           <w:rFonts w:cs="Times New Roman"/>
+          <w:color w:val="000000" w:themeColor="text1"/>
           <w:szCs w:val="28"/>
           <w:lang w:val="en-US"/>
         </w:rPr>
@@ -1908,6 +1976,7 @@
       <w:r>
         <w:rPr>
           <w:rFonts w:cs="Times New Roman"/>
+          <w:color w:val="000000" w:themeColor="text1"/>
           <w:szCs w:val="28"/>
           <w:lang w:val="ru-RU"/>
         </w:rPr>
@@ -1916,6 +1985,7 @@
       <w:r>
         <w:rPr>
           <w:rFonts w:cs="Times New Roman"/>
+          <w:color w:val="000000" w:themeColor="text1"/>
           <w:szCs w:val="28"/>
           <w:lang w:val="en-US"/>
         </w:rPr>
@@ -1924,6 +1994,7 @@
       <w:r>
         <w:rPr>
           <w:rFonts w:cs="Times New Roman"/>
+          <w:color w:val="000000" w:themeColor="text1"/>
           <w:szCs w:val="28"/>
           <w:lang w:val="ru-RU"/>
         </w:rPr>
@@ -1932,6 +2003,7 @@
       <w:r>
         <w:rPr>
           <w:rFonts w:cs="Times New Roman"/>
+          <w:color w:val="000000" w:themeColor="text1"/>
           <w:szCs w:val="28"/>
           <w:lang w:val="en-US"/>
         </w:rPr>
@@ -1940,6 +2012,7 @@
       <w:r>
         <w:rPr>
           <w:rFonts w:cs="Times New Roman"/>
+          <w:color w:val="000000" w:themeColor="text1"/>
           <w:szCs w:val="28"/>
           <w:lang w:val="ru-RU"/>
         </w:rPr>
@@ -1948,6 +2021,7 @@
       <w:r>
         <w:rPr>
           <w:rFonts w:cs="Times New Roman"/>
+          <w:color w:val="000000" w:themeColor="text1"/>
           <w:szCs w:val="28"/>
           <w:lang w:val="en-US"/>
         </w:rPr>
@@ -1956,6 +2030,7 @@
       <w:r>
         <w:rPr>
           <w:rFonts w:cs="Times New Roman"/>
+          <w:color w:val="000000" w:themeColor="text1"/>
           <w:szCs w:val="28"/>
           <w:lang w:val="ru-RU"/>
         </w:rPr>
@@ -1964,6 +2039,7 @@
       <w:r>
         <w:rPr>
           <w:rFonts w:cs="Times New Roman"/>
+          <w:color w:val="000000" w:themeColor="text1"/>
           <w:szCs w:val="28"/>
           <w:lang w:val="en-US"/>
         </w:rPr>
@@ -1972,6 +2048,7 @@
       <w:r>
         <w:rPr>
           <w:rFonts w:cs="Times New Roman"/>
+          <w:color w:val="000000" w:themeColor="text1"/>
           <w:szCs w:val="28"/>
           <w:lang w:val="ru-RU"/>
         </w:rPr>
@@ -1980,6 +2057,7 @@
       <w:r>
         <w:rPr>
           <w:rFonts w:cs="Times New Roman"/>
+          <w:color w:val="000000" w:themeColor="text1"/>
           <w:szCs w:val="28"/>
           <w:lang w:val="en-US"/>
         </w:rPr>
@@ -1988,6 +2066,7 @@
       <w:r>
         <w:rPr>
           <w:rFonts w:cs="Times New Roman"/>
+          <w:color w:val="000000" w:themeColor="text1"/>
           <w:szCs w:val="28"/>
           <w:lang w:val="ru-RU"/>
         </w:rPr>
@@ -1996,6 +2075,7 @@
       <w:r>
         <w:rPr>
           <w:rFonts w:cs="Times New Roman"/>
+          <w:color w:val="000000" w:themeColor="text1"/>
           <w:szCs w:val="28"/>
           <w:lang w:val="en-US"/>
         </w:rPr>
@@ -2004,6 +2084,7 @@
       <w:r>
         <w:rPr>
           <w:rFonts w:cs="Times New Roman"/>
+          <w:color w:val="000000" w:themeColor="text1"/>
           <w:szCs w:val="28"/>
           <w:lang w:val="ru-RU"/>
         </w:rPr>
@@ -2012,6 +2093,7 @@
       <w:r>
         <w:rPr>
           <w:rFonts w:eastAsiaTheme="minorEastAsia" w:cs="Times New Roman"/>
+          <w:color w:val="000000" w:themeColor="text1"/>
           <w:szCs w:val="28"/>
           <w:lang w:val="ru-RU"/>
         </w:rPr>
@@ -2033,13 +2115,15 @@
         <w:jc w:val="both"/>
         <w:rPr>
           <w:rFonts w:eastAsiaTheme="minorEastAsia" w:cs="Times New Roman"/>
-          <w:szCs w:val="28"/>
-          <w:lang w:val="ru-RU"/>
-        </w:rPr>
-      </w:pPr>
-      <w:r>
-        <w:rPr>
-          <w:rFonts w:cs="Times New Roman"/>
+          <w:color w:val="000000" w:themeColor="text1"/>
+          <w:szCs w:val="28"/>
+          <w:lang w:val="ru-RU"/>
+        </w:rPr>
+      </w:pPr>
+      <w:r>
+        <w:rPr>
+          <w:rFonts w:cs="Times New Roman"/>
+          <w:color w:val="000000" w:themeColor="text1"/>
           <w:szCs w:val="28"/>
           <w:lang w:val="ru-RU"/>
         </w:rPr>
@@ -2048,6 +2132,7 @@
       <w:r>
         <w:rPr>
           <w:rFonts w:cs="Times New Roman"/>
+          <w:color w:val="000000" w:themeColor="text1"/>
           <w:szCs w:val="28"/>
           <w:lang w:val="en-US"/>
         </w:rPr>
@@ -2056,6 +2141,7 @@
       <w:r>
         <w:rPr>
           <w:rFonts w:cs="Times New Roman"/>
+          <w:color w:val="000000" w:themeColor="text1"/>
           <w:szCs w:val="28"/>
           <w:lang w:val="ru-RU"/>
         </w:rPr>
@@ -2064,6 +2150,7 @@
       <w:r>
         <w:rPr>
           <w:rFonts w:cs="Times New Roman"/>
+          <w:color w:val="000000" w:themeColor="text1"/>
           <w:szCs w:val="28"/>
           <w:lang w:val="en-US"/>
         </w:rPr>
@@ -2072,6 +2159,7 @@
       <w:r>
         <w:rPr>
           <w:rFonts w:cs="Times New Roman"/>
+          <w:color w:val="000000" w:themeColor="text1"/>
           <w:szCs w:val="28"/>
           <w:lang w:val="ru-RU"/>
         </w:rPr>
@@ -2080,6 +2168,7 @@
       <w:r>
         <w:rPr>
           <w:rFonts w:eastAsiaTheme="minorEastAsia" w:cs="Times New Roman"/>
+          <w:color w:val="000000" w:themeColor="text1"/>
           <w:szCs w:val="28"/>
           <w:lang w:val="ru-RU"/>
         </w:rPr>
@@ -2101,13 +2190,15 @@
         <w:jc w:val="both"/>
         <w:rPr>
           <w:rFonts w:eastAsiaTheme="minorEastAsia" w:cs="Times New Roman"/>
-          <w:szCs w:val="28"/>
-          <w:lang w:val="ru-RU"/>
-        </w:rPr>
-      </w:pPr>
-      <w:r>
-        <w:rPr>
-          <w:rFonts w:eastAsiaTheme="minorEastAsia" w:cs="Times New Roman"/>
+          <w:color w:val="000000" w:themeColor="text1"/>
+          <w:szCs w:val="28"/>
+          <w:lang w:val="ru-RU"/>
+        </w:rPr>
+      </w:pPr>
+      <w:r>
+        <w:rPr>
+          <w:rFonts w:eastAsiaTheme="minorEastAsia" w:cs="Times New Roman"/>
+          <w:color w:val="000000" w:themeColor="text1"/>
           <w:szCs w:val="28"/>
         </w:rPr>
         <w:t>Стороннее диагностическое ПО AIDA64 Extreme для Windows.</w:t>
@@ -2120,16 +2211,19 @@
           <w:rFonts w:ascii="Times New Roman" w:hAnsi="Times New Roman" w:cs="Times New Roman"/>
           <w:b/>
           <w:bCs/>
+          <w:color w:val="000000" w:themeColor="text1"/>
           <w:sz w:val="32"/>
           <w:szCs w:val="32"/>
           <w:lang w:val="ru-RU"/>
         </w:rPr>
       </w:pPr>
+      <w:bookmarkStart w:id="2" w:name="_Toc242095043"/>
       <w:r>
         <w:rPr>
           <w:rFonts w:ascii="Times New Roman" w:hAnsi="Times New Roman" w:cs="Times New Roman"/>
           <w:b/>
           <w:bCs/>
+          <w:color w:val="000000" w:themeColor="text1"/>
           <w:sz w:val="32"/>
           <w:szCs w:val="32"/>
           <w:lang w:val="ru-RU"/>
@@ -2149,43 +2243,714 @@
           <w:rFonts w:ascii="Times New Roman" w:hAnsi="Times New Roman" w:cs="Times New Roman"/>
           <w:b/>
           <w:bCs/>
+          <w:color w:val="000000" w:themeColor="text1"/>
           <w:sz w:val="28"/>
           <w:szCs w:val="28"/>
           <w:lang w:val="ru-RU"/>
         </w:rPr>
       </w:pPr>
-      <w:bookmarkStart w:id="3" w:name="_Toc242020732"/>
+      <w:bookmarkStart w:id="3" w:name="_Toc242095044"/>
       <w:r>
         <w:rPr>
           <w:rFonts w:ascii="Times New Roman" w:hAnsi="Times New Roman" w:cs="Times New Roman"/>
           <w:b/>
           <w:bCs/>
+          <w:color w:val="000000" w:themeColor="text1"/>
           <w:sz w:val="28"/>
           <w:szCs w:val="28"/>
           <w:lang w:val="ru-RU"/>
         </w:rPr>
-        <w:t>3.1 Аппаратная справка</w:t>
+        <w:t xml:space="preserve">3.1 </w:t>
+      </w:r>
+      <w:r>
+        <w:rPr>
+          <w:rFonts w:ascii="Times New Roman" w:hAnsi="Times New Roman" w:cs="Times New Roman"/>
+          <w:b/>
+          <w:bCs/>
+          <w:color w:val="000000" w:themeColor="text1"/>
+          <w:sz w:val="28"/>
+          <w:szCs w:val="28"/>
+          <w:lang w:val="ru-RU"/>
+        </w:rPr>
+        <w:t>Теоретический блок</w:t>
       </w:r>
       <w:bookmarkEnd w:id="3"/>
     </w:p>
     <w:p>
       <w:pPr>
         <w:spacing w:after="0" w:line="240" w:lineRule="auto"/>
+        <w:jc w:val="both"/>
+        <w:rPr>
+          <w:rFonts w:cs="Times New Roman"/>
+          <w:b/>
+          <w:bCs/>
+          <w:color w:val="000000" w:themeColor="text1"/>
+          <w:szCs w:val="28"/>
+        </w:rPr>
+      </w:pPr>
+      <w:r>
+        <w:rPr>
+          <w:rFonts w:cs="Times New Roman"/>
+          <w:b/>
+          <w:bCs/>
+          <w:color w:val="000000" w:themeColor="text1"/>
+          <w:szCs w:val="28"/>
+          <w:lang w:val="ru-RU"/>
+        </w:rPr>
+        <w:t xml:space="preserve">Шаг № 1. </w:t>
+      </w:r>
+      <w:r>
+        <w:rPr>
+          <w:rFonts w:cs="Times New Roman"/>
+          <w:b/>
+          <w:bCs/>
+          <w:color w:val="000000" w:themeColor="text1"/>
+          <w:szCs w:val="28"/>
+        </w:rPr>
+        <w:t> Развертывание диагностической среды</w:t>
+      </w:r>
+    </w:p>
+    <w:p>
+      <w:pPr>
+        <w:spacing w:after="0" w:line="240" w:lineRule="auto"/>
         <w:ind w:firstLine="709"/>
         <w:jc w:val="both"/>
         <w:rPr>
           <w:rFonts w:cs="Times New Roman"/>
           <w:b/>
           <w:bCs/>
-          <w:szCs w:val="28"/>
-          <w:lang w:val="ru-RU"/>
-        </w:rPr>
-      </w:pPr>
-      <w:r>
-        <w:rPr>
-          <w:rFonts w:cs="Times New Roman"/>
-          <w:b/>
-          <w:bCs/>
+          <w:color w:val="000000" w:themeColor="text1"/>
+          <w:szCs w:val="28"/>
+          <w:lang w:val="ru-RU"/>
+        </w:rPr>
+      </w:pPr>
+      <w:r>
+        <w:rPr>
+          <w:rFonts w:cs="Times New Roman"/>
+          <w:b/>
+          <w:bCs/>
+          <w:color w:val="000000" w:themeColor="text1"/>
+          <w:szCs w:val="28"/>
+        </w:rPr>
+        <w:t>Принципиальная разница между встроенными утилитами и сторонними комплексами</w:t>
+      </w:r>
+      <w:r>
+        <w:rPr>
+          <w:rFonts w:cs="Times New Roman"/>
+          <w:b/>
+          <w:bCs/>
+          <w:color w:val="000000" w:themeColor="text1"/>
+          <w:szCs w:val="28"/>
+          <w:lang w:val="ru-RU"/>
+        </w:rPr>
+        <w:t>:</w:t>
+      </w:r>
+    </w:p>
+    <w:p>
+      <w:pPr>
+        <w:pStyle w:val="a7"/>
+        <w:numPr>
+          <w:ilvl w:val="0"/>
+          <w:numId w:val="8"/>
+        </w:numPr>
+        <w:tabs>
+          <w:tab w:val="left" w:pos="1134"/>
+        </w:tabs>
+        <w:spacing w:after="0" w:line="240" w:lineRule="auto"/>
+        <w:ind w:left="0" w:firstLine="709"/>
+        <w:jc w:val="both"/>
+        <w:rPr>
+          <w:rFonts w:cs="Times New Roman"/>
+          <w:color w:val="000000" w:themeColor="text1"/>
+          <w:szCs w:val="28"/>
+          <w:lang w:val="ru-RU"/>
+        </w:rPr>
+      </w:pPr>
+      <w:r>
+        <w:rPr>
+          <w:rFonts w:cs="Times New Roman"/>
+          <w:color w:val="000000" w:themeColor="text1"/>
+          <w:szCs w:val="28"/>
+        </w:rPr>
+        <w:t>Штатные утилиты (msinfo32, Диспетчер задач): являются высокоуровневым программным слоем. Они отображают только ту информацию об оборудовании, которую операционная система уже успела стандартизировать и пропустить через установленные драйверы. Они берут данные из реестра и стандартных API Windows.</w:t>
+      </w:r>
+    </w:p>
+    <w:p>
+      <w:pPr>
+        <w:pStyle w:val="a7"/>
+        <w:numPr>
+          <w:ilvl w:val="0"/>
+          <w:numId w:val="8"/>
+        </w:numPr>
+        <w:tabs>
+          <w:tab w:val="left" w:pos="1134"/>
+        </w:tabs>
+        <w:spacing w:after="0" w:line="240" w:lineRule="auto"/>
+        <w:ind w:left="0" w:firstLine="709"/>
+        <w:jc w:val="both"/>
+        <w:rPr>
+          <w:rFonts w:cs="Times New Roman"/>
+          <w:color w:val="000000" w:themeColor="text1"/>
+          <w:szCs w:val="28"/>
+          <w:lang w:val="ru-RU"/>
+        </w:rPr>
+      </w:pPr>
+      <w:r>
+        <w:rPr>
+          <w:rFonts w:cs="Times New Roman"/>
+          <w:color w:val="000000" w:themeColor="text1"/>
+          <w:szCs w:val="28"/>
+        </w:rPr>
+        <w:t xml:space="preserve">Сторонние диагностические комплексы (AIDA64, </w:t>
+      </w:r>
+      <w:proofErr w:type="spellStart"/>
+      <w:r>
+        <w:rPr>
+          <w:rFonts w:cs="Times New Roman"/>
+          <w:color w:val="000000" w:themeColor="text1"/>
+          <w:szCs w:val="28"/>
+        </w:rPr>
+        <w:t>HWMonitor</w:t>
+      </w:r>
+      <w:proofErr w:type="spellEnd"/>
+      <w:r>
+        <w:rPr>
+          <w:rFonts w:cs="Times New Roman"/>
+          <w:color w:val="000000" w:themeColor="text1"/>
+          <w:szCs w:val="28"/>
+        </w:rPr>
+        <w:t xml:space="preserve">): работают на низком аппаратном уровне (HAL — </w:t>
+      </w:r>
+      <w:proofErr w:type="spellStart"/>
+      <w:r>
+        <w:rPr>
+          <w:rFonts w:cs="Times New Roman"/>
+          <w:color w:val="000000" w:themeColor="text1"/>
+          <w:szCs w:val="28"/>
+        </w:rPr>
+        <w:t>Hardware</w:t>
+      </w:r>
+      <w:proofErr w:type="spellEnd"/>
+      <w:r>
+        <w:rPr>
+          <w:rFonts w:cs="Times New Roman"/>
+          <w:color w:val="000000" w:themeColor="text1"/>
+          <w:szCs w:val="28"/>
+        </w:rPr>
+        <w:t xml:space="preserve"> </w:t>
+      </w:r>
+      <w:proofErr w:type="spellStart"/>
+      <w:r>
+        <w:rPr>
+          <w:rFonts w:cs="Times New Roman"/>
+          <w:color w:val="000000" w:themeColor="text1"/>
+          <w:szCs w:val="28"/>
+        </w:rPr>
+        <w:t>Abstraction</w:t>
+      </w:r>
+      <w:proofErr w:type="spellEnd"/>
+      <w:r>
+        <w:rPr>
+          <w:rFonts w:cs="Times New Roman"/>
+          <w:color w:val="000000" w:themeColor="text1"/>
+          <w:szCs w:val="28"/>
+        </w:rPr>
+        <w:t xml:space="preserve"> Layer). При запуске от имени администратора они устанавливают собственный временный драйвер низкого уровня. Этот драйвер опрашивает контроллеры материнской платы, чипсет и внутренние регистры процессора напрямую в обход стандартных механизмов ОС.</w:t>
+      </w:r>
+    </w:p>
+    <w:p>
+      <w:pPr>
+        <w:pStyle w:val="a7"/>
+        <w:tabs>
+          <w:tab w:val="left" w:pos="1134"/>
+        </w:tabs>
+        <w:spacing w:after="0" w:line="240" w:lineRule="auto"/>
+        <w:ind w:left="709"/>
+        <w:jc w:val="both"/>
+        <w:rPr>
+          <w:rFonts w:cs="Times New Roman"/>
+          <w:color w:val="000000" w:themeColor="text1"/>
+          <w:szCs w:val="28"/>
+          <w:lang w:val="ru-RU"/>
+        </w:rPr>
+      </w:pPr>
+    </w:p>
+    <w:p>
+      <w:pPr>
+        <w:spacing w:after="0" w:line="240" w:lineRule="auto"/>
+        <w:ind w:firstLine="709"/>
+        <w:jc w:val="both"/>
+        <w:rPr>
+          <w:rFonts w:cs="Times New Roman"/>
+          <w:b/>
+          <w:bCs/>
+          <w:color w:val="000000" w:themeColor="text1"/>
+          <w:szCs w:val="28"/>
+          <w:lang w:val="ru-RU"/>
+        </w:rPr>
+      </w:pPr>
+      <w:r>
+        <w:rPr>
+          <w:rFonts w:cs="Times New Roman"/>
+          <w:b/>
+          <w:bCs/>
+          <w:color w:val="000000" w:themeColor="text1"/>
+          <w:szCs w:val="28"/>
+        </w:rPr>
+        <w:t>Почему сервисным инженерам часто недостаточно штатных средств ОС</w:t>
+      </w:r>
+      <w:r>
+        <w:rPr>
+          <w:rFonts w:cs="Times New Roman"/>
+          <w:b/>
+          <w:bCs/>
+          <w:color w:val="000000" w:themeColor="text1"/>
+          <w:szCs w:val="28"/>
+          <w:lang w:val="ru-RU"/>
+        </w:rPr>
+        <w:t>:</w:t>
+      </w:r>
+    </w:p>
+    <w:p>
+      <w:pPr>
+        <w:pStyle w:val="a7"/>
+        <w:numPr>
+          <w:ilvl w:val="0"/>
+          <w:numId w:val="8"/>
+        </w:numPr>
+        <w:tabs>
+          <w:tab w:val="left" w:pos="1134"/>
+        </w:tabs>
+        <w:spacing w:after="0" w:line="240" w:lineRule="auto"/>
+        <w:ind w:left="0" w:firstLine="709"/>
+        <w:jc w:val="both"/>
+        <w:rPr>
+          <w:rFonts w:cs="Times New Roman"/>
+          <w:color w:val="000000" w:themeColor="text1"/>
+          <w:szCs w:val="28"/>
+          <w:lang w:val="ru-RU"/>
+        </w:rPr>
+      </w:pPr>
+      <w:r>
+        <w:rPr>
+          <w:rFonts w:cs="Times New Roman"/>
+          <w:color w:val="000000" w:themeColor="text1"/>
+          <w:szCs w:val="28"/>
+        </w:rPr>
+        <w:t>Отсутствие доступа к датчикам: штатные средства не умеют считывать телеметрию в реальном времени. Инженер не увидит через msinfo32 точный вольтаж на линиях блока питания, обороты конкретного кулера или температуру хот-спота (</w:t>
+      </w:r>
+      <w:proofErr w:type="spellStart"/>
+      <w:r>
+        <w:rPr>
+          <w:rFonts w:cs="Times New Roman"/>
+          <w:color w:val="000000" w:themeColor="text1"/>
+          <w:szCs w:val="28"/>
+        </w:rPr>
+        <w:t>Hotspot</w:t>
+      </w:r>
+      <w:proofErr w:type="spellEnd"/>
+      <w:r>
+        <w:rPr>
+          <w:rFonts w:cs="Times New Roman"/>
+          <w:color w:val="000000" w:themeColor="text1"/>
+          <w:szCs w:val="28"/>
+        </w:rPr>
+        <w:t>) видеокарты.</w:t>
+      </w:r>
+    </w:p>
+    <w:p>
+      <w:pPr>
+        <w:pStyle w:val="a7"/>
+        <w:numPr>
+          <w:ilvl w:val="0"/>
+          <w:numId w:val="8"/>
+        </w:numPr>
+        <w:tabs>
+          <w:tab w:val="left" w:pos="1134"/>
+        </w:tabs>
+        <w:spacing w:after="0" w:line="240" w:lineRule="auto"/>
+        <w:ind w:left="0" w:firstLine="709"/>
+        <w:jc w:val="both"/>
+        <w:rPr>
+          <w:rFonts w:cs="Times New Roman"/>
+          <w:color w:val="000000" w:themeColor="text1"/>
+          <w:szCs w:val="28"/>
+          <w:lang w:val="ru-RU"/>
+        </w:rPr>
+      </w:pPr>
+      <w:r>
+        <w:rPr>
+          <w:rFonts w:cs="Times New Roman"/>
+          <w:color w:val="000000" w:themeColor="text1"/>
+          <w:szCs w:val="28"/>
+        </w:rPr>
+        <w:t>Неизвестность при отсутствии драйверов: если устройство повреждено или для него нет драйвера, ОС Windows покажет лишь «Неизвестное устройство». Программы уровня AIDA64, используя собственную встроенную базу оборудования, часто могут определить модель чипа даже без установленных драйверов в ОС.</w:t>
+      </w:r>
+    </w:p>
+    <w:p>
+      <w:pPr>
+        <w:pStyle w:val="a7"/>
+        <w:numPr>
+          <w:ilvl w:val="0"/>
+          <w:numId w:val="8"/>
+        </w:numPr>
+        <w:tabs>
+          <w:tab w:val="left" w:pos="1134"/>
+        </w:tabs>
+        <w:spacing w:after="0" w:line="240" w:lineRule="auto"/>
+        <w:ind w:left="0" w:firstLine="709"/>
+        <w:jc w:val="both"/>
+        <w:rPr>
+          <w:rFonts w:cs="Times New Roman"/>
+          <w:b/>
+          <w:bCs/>
+          <w:color w:val="000000" w:themeColor="text1"/>
+          <w:szCs w:val="28"/>
+          <w:lang w:val="ru-RU"/>
+        </w:rPr>
+      </w:pPr>
+      <w:r>
+        <w:rPr>
+          <w:rFonts w:cs="Times New Roman"/>
+          <w:color w:val="000000" w:themeColor="text1"/>
+          <w:szCs w:val="28"/>
+        </w:rPr>
+        <w:t xml:space="preserve">Отсутствие инструментов стресс-тестирования: штатные утилиты могут констатировать сбой, но не способны искусственно воссоздать максимальную нагрузку (комбинированный стресс-тест CPU, FPU, </w:t>
+      </w:r>
+      <w:proofErr w:type="spellStart"/>
+      <w:r>
+        <w:rPr>
+          <w:rFonts w:cs="Times New Roman"/>
+          <w:color w:val="000000" w:themeColor="text1"/>
+          <w:szCs w:val="28"/>
+        </w:rPr>
+        <w:t>Cache</w:t>
+      </w:r>
+      <w:proofErr w:type="spellEnd"/>
+      <w:r>
+        <w:rPr>
+          <w:rFonts w:cs="Times New Roman"/>
+          <w:color w:val="000000" w:themeColor="text1"/>
+          <w:szCs w:val="28"/>
+        </w:rPr>
+        <w:t>, RAM), чтобы проверить стабильность системы охлаждения и цепей питания (VRM) под нагрузкой.</w:t>
+      </w:r>
+    </w:p>
+    <w:p>
+      <w:pPr>
+        <w:tabs>
+          <w:tab w:val="left" w:pos="1134"/>
+        </w:tabs>
+        <w:spacing w:after="0" w:line="240" w:lineRule="auto"/>
+        <w:jc w:val="both"/>
+        <w:rPr>
+          <w:rFonts w:eastAsiaTheme="minorEastAsia" w:cs="Times New Roman"/>
+          <w:color w:val="000000" w:themeColor="text1"/>
+          <w:szCs w:val="28"/>
+          <w:lang w:val="ru-RU"/>
+        </w:rPr>
+      </w:pPr>
+      <w:r>
+        <w:rPr>
+          <w:rFonts w:eastAsiaTheme="minorEastAsia" w:cs="Times New Roman"/>
+          <w:b/>
+          <w:bCs/>
+          <w:color w:val="000000" w:themeColor="text1"/>
+          <w:szCs w:val="28"/>
+          <w:lang w:val="ru-RU"/>
+        </w:rPr>
+        <w:lastRenderedPageBreak/>
+        <w:t xml:space="preserve">Шаг № 4. </w:t>
+      </w:r>
+      <w:r>
+        <w:rPr>
+          <w:rFonts w:eastAsiaTheme="minorEastAsia" w:cs="Times New Roman"/>
+          <w:b/>
+          <w:bCs/>
+          <w:color w:val="000000" w:themeColor="text1"/>
+          <w:szCs w:val="28"/>
+        </w:rPr>
+        <w:t>Инвентаризация программной среды и лицензий</w:t>
+      </w:r>
+    </w:p>
+    <w:p>
+      <w:pPr>
+        <w:spacing w:after="0" w:line="240" w:lineRule="auto"/>
+        <w:ind w:firstLine="709"/>
+        <w:jc w:val="both"/>
+        <w:rPr>
+          <w:rFonts w:eastAsiaTheme="minorEastAsia" w:cs="Times New Roman"/>
+          <w:b/>
+          <w:bCs/>
+          <w:color w:val="000000" w:themeColor="text1"/>
+          <w:szCs w:val="28"/>
+          <w:lang w:val="ru-RU"/>
+        </w:rPr>
+      </w:pPr>
+      <w:r>
+        <w:rPr>
+          <w:rFonts w:eastAsiaTheme="minorEastAsia" w:cs="Times New Roman"/>
+          <w:b/>
+          <w:bCs/>
+          <w:color w:val="000000" w:themeColor="text1"/>
+          <w:szCs w:val="28"/>
+        </w:rPr>
+        <w:t>Зачем инженеру по аппаратному обеспечению проверять список софта и лицензии:</w:t>
+      </w:r>
+    </w:p>
+    <w:p>
+      <w:pPr>
+        <w:pStyle w:val="a7"/>
+        <w:numPr>
+          <w:ilvl w:val="0"/>
+          <w:numId w:val="15"/>
+        </w:numPr>
+        <w:tabs>
+          <w:tab w:val="left" w:pos="1134"/>
+        </w:tabs>
+        <w:spacing w:after="0" w:line="240" w:lineRule="auto"/>
+        <w:ind w:left="0" w:firstLine="851"/>
+        <w:jc w:val="both"/>
+        <w:rPr>
+          <w:rFonts w:eastAsiaTheme="minorEastAsia" w:cs="Times New Roman"/>
+          <w:color w:val="000000" w:themeColor="text1"/>
+          <w:szCs w:val="28"/>
+          <w:lang w:val="ru-RU"/>
+        </w:rPr>
+      </w:pPr>
+      <w:r>
+        <w:rPr>
+          <w:rFonts w:eastAsiaTheme="minorEastAsia" w:cs="Times New Roman"/>
+          <w:color w:val="000000" w:themeColor="text1"/>
+          <w:szCs w:val="28"/>
+          <w:lang w:val="ru-RU"/>
+        </w:rPr>
+        <w:t>Выявление скрытой фоновой нагрузки (Перегрев и разряд): часто «железо» считают неисправным из-за высоких температур или быстрой разрядки батареи. Однако причиной может быть вредоносное ПО (скрытые майнеры), конфликтующие антивирусы или некорректно работающий софт в автозагрузке. Проверка списка установленных программ позволяет обнаружить утилиты, которые непрерывно загружают процессор и видеокарту на 100%.</w:t>
+      </w:r>
+    </w:p>
+    <w:p>
+      <w:pPr>
+        <w:pStyle w:val="a7"/>
+        <w:numPr>
+          <w:ilvl w:val="0"/>
+          <w:numId w:val="15"/>
+        </w:numPr>
+        <w:tabs>
+          <w:tab w:val="left" w:pos="1134"/>
+        </w:tabs>
+        <w:spacing w:after="0" w:line="240" w:lineRule="auto"/>
+        <w:ind w:left="0" w:firstLine="851"/>
+        <w:jc w:val="both"/>
+        <w:rPr>
+          <w:rFonts w:eastAsiaTheme="minorEastAsia" w:cs="Times New Roman"/>
+          <w:color w:val="000000" w:themeColor="text1"/>
+          <w:szCs w:val="28"/>
+          <w:lang w:val="ru-RU"/>
+        </w:rPr>
+      </w:pPr>
+      <w:r>
+        <w:rPr>
+          <w:rFonts w:eastAsiaTheme="minorEastAsia" w:cs="Times New Roman"/>
+          <w:color w:val="000000" w:themeColor="text1"/>
+          <w:szCs w:val="28"/>
+          <w:lang w:val="ru-RU"/>
+        </w:rPr>
+        <w:t xml:space="preserve">Поиск конфликтов низкоуровневого ПО: программы для управления подсветкой, разгона (MSI </w:t>
+      </w:r>
+      <w:proofErr w:type="spellStart"/>
+      <w:r>
+        <w:rPr>
+          <w:rFonts w:eastAsiaTheme="minorEastAsia" w:cs="Times New Roman"/>
+          <w:color w:val="000000" w:themeColor="text1"/>
+          <w:szCs w:val="28"/>
+          <w:lang w:val="ru-RU"/>
+        </w:rPr>
+        <w:t>Afterburner</w:t>
+      </w:r>
+      <w:proofErr w:type="spellEnd"/>
+      <w:r>
+        <w:rPr>
+          <w:rFonts w:eastAsiaTheme="minorEastAsia" w:cs="Times New Roman"/>
+          <w:color w:val="000000" w:themeColor="text1"/>
+          <w:szCs w:val="28"/>
+          <w:lang w:val="ru-RU"/>
+        </w:rPr>
+        <w:t>) или виртуализации (</w:t>
+      </w:r>
+      <w:proofErr w:type="spellStart"/>
+      <w:r>
+        <w:rPr>
+          <w:rFonts w:eastAsiaTheme="minorEastAsia" w:cs="Times New Roman"/>
+          <w:color w:val="000000" w:themeColor="text1"/>
+          <w:szCs w:val="28"/>
+          <w:lang w:val="ru-RU"/>
+        </w:rPr>
+        <w:t>Docker</w:t>
+      </w:r>
+      <w:proofErr w:type="spellEnd"/>
+      <w:r>
+        <w:rPr>
+          <w:rFonts w:eastAsiaTheme="minorEastAsia" w:cs="Times New Roman"/>
+          <w:color w:val="000000" w:themeColor="text1"/>
+          <w:szCs w:val="28"/>
+          <w:lang w:val="ru-RU"/>
+        </w:rPr>
+        <w:t xml:space="preserve">, </w:t>
+      </w:r>
+      <w:proofErr w:type="spellStart"/>
+      <w:r>
+        <w:rPr>
+          <w:rFonts w:eastAsiaTheme="minorEastAsia" w:cs="Times New Roman"/>
+          <w:color w:val="000000" w:themeColor="text1"/>
+          <w:szCs w:val="28"/>
+          <w:lang w:val="ru-RU"/>
+        </w:rPr>
+        <w:t>VirtualBox</w:t>
+      </w:r>
+      <w:proofErr w:type="spellEnd"/>
+      <w:r>
+        <w:rPr>
+          <w:rFonts w:eastAsiaTheme="minorEastAsia" w:cs="Times New Roman"/>
+          <w:color w:val="000000" w:themeColor="text1"/>
+          <w:szCs w:val="28"/>
+          <w:lang w:val="ru-RU"/>
+        </w:rPr>
+        <w:t>) устанавливают собственные драйверы аппаратного уровня. Они могут конфликтовать между собой, вызывая критические ошибки, зависания и синие экраны смерти (BSOD), которые легко спутать с аппаратной поломкой ОЗУ или процессора.</w:t>
+      </w:r>
+    </w:p>
+    <w:p>
+      <w:pPr>
+        <w:pStyle w:val="a7"/>
+        <w:numPr>
+          <w:ilvl w:val="0"/>
+          <w:numId w:val="15"/>
+        </w:numPr>
+        <w:tabs>
+          <w:tab w:val="left" w:pos="1134"/>
+        </w:tabs>
+        <w:spacing w:after="0" w:line="240" w:lineRule="auto"/>
+        <w:ind w:left="0" w:firstLine="851"/>
+        <w:jc w:val="both"/>
+        <w:rPr>
+          <w:rFonts w:eastAsiaTheme="minorEastAsia" w:cs="Times New Roman"/>
+          <w:color w:val="000000" w:themeColor="text1"/>
+          <w:szCs w:val="28"/>
+          <w:lang w:val="ru-RU"/>
+        </w:rPr>
+      </w:pPr>
+      <w:r>
+        <w:rPr>
+          <w:rFonts w:eastAsiaTheme="minorEastAsia" w:cs="Times New Roman"/>
+          <w:color w:val="000000" w:themeColor="text1"/>
+          <w:szCs w:val="28"/>
+          <w:lang w:val="ru-RU"/>
+        </w:rPr>
+        <w:t xml:space="preserve">Проверка подлинности ОС и обновлений: отсутствие активной лицензии Windows часто блокирует получение важных системных обновлений и официальных исправлений безопасности. Устаревшие версии ОС могут некорректно распределять задачи между энергоэффективными и производительными ядрами современных процессоров (таких как ваш Intel </w:t>
+      </w:r>
+      <w:proofErr w:type="spellStart"/>
+      <w:r>
+        <w:rPr>
+          <w:rFonts w:eastAsiaTheme="minorEastAsia" w:cs="Times New Roman"/>
+          <w:color w:val="000000" w:themeColor="text1"/>
+          <w:szCs w:val="28"/>
+          <w:lang w:val="ru-RU"/>
+        </w:rPr>
+        <w:t>Raptor</w:t>
+      </w:r>
+      <w:proofErr w:type="spellEnd"/>
+      <w:r>
+        <w:rPr>
+          <w:rFonts w:eastAsiaTheme="minorEastAsia" w:cs="Times New Roman"/>
+          <w:color w:val="000000" w:themeColor="text1"/>
+          <w:szCs w:val="28"/>
+          <w:lang w:val="ru-RU"/>
+        </w:rPr>
+        <w:t xml:space="preserve"> </w:t>
+      </w:r>
+      <w:proofErr w:type="spellStart"/>
+      <w:r>
+        <w:rPr>
+          <w:rFonts w:eastAsiaTheme="minorEastAsia" w:cs="Times New Roman"/>
+          <w:color w:val="000000" w:themeColor="text1"/>
+          <w:szCs w:val="28"/>
+          <w:lang w:val="ru-RU"/>
+        </w:rPr>
+        <w:t>Lake</w:t>
+      </w:r>
+      <w:proofErr w:type="spellEnd"/>
+      <w:r>
+        <w:rPr>
+          <w:rFonts w:eastAsiaTheme="minorEastAsia" w:cs="Times New Roman"/>
+          <w:color w:val="000000" w:themeColor="text1"/>
+          <w:szCs w:val="28"/>
+          <w:lang w:val="ru-RU"/>
+        </w:rPr>
+        <w:t>), что приводит к падению производительности на аппаратном уровне.</w:t>
+      </w:r>
+    </w:p>
+    <w:p>
+      <w:pPr>
+        <w:pStyle w:val="2"/>
+        <w:tabs>
+          <w:tab w:val="left" w:pos="1134"/>
+          <w:tab w:val="left" w:pos="3766"/>
+        </w:tabs>
+        <w:rPr>
+          <w:rFonts w:ascii="Times New Roman" w:hAnsi="Times New Roman" w:cs="Times New Roman"/>
+          <w:b/>
+          <w:bCs/>
+          <w:color w:val="000000" w:themeColor="text1"/>
+          <w:sz w:val="28"/>
+          <w:szCs w:val="28"/>
+          <w:lang w:val="ru-RU"/>
+        </w:rPr>
+      </w:pPr>
+      <w:bookmarkStart w:id="4" w:name="_Toc242095045"/>
+      <w:r>
+        <w:rPr>
+          <w:rFonts w:ascii="Times New Roman" w:hAnsi="Times New Roman" w:cs="Times New Roman"/>
+          <w:b/>
+          <w:bCs/>
+          <w:color w:val="000000" w:themeColor="text1"/>
+          <w:sz w:val="28"/>
+          <w:szCs w:val="28"/>
+          <w:lang w:val="ru-RU"/>
+        </w:rPr>
+        <w:t xml:space="preserve">3.2 </w:t>
+      </w:r>
+      <w:r>
+        <w:rPr>
+          <w:rFonts w:ascii="Times New Roman" w:hAnsi="Times New Roman" w:cs="Times New Roman"/>
+          <w:b/>
+          <w:bCs/>
+          <w:color w:val="000000" w:themeColor="text1"/>
+          <w:sz w:val="28"/>
+          <w:szCs w:val="28"/>
+          <w:lang w:val="ru-RU"/>
+        </w:rPr>
+        <w:t>Аппаратные характеристики</w:t>
+      </w:r>
+      <w:bookmarkEnd w:id="4"/>
+    </w:p>
+    <w:p>
+      <w:pPr>
+        <w:spacing w:after="0" w:line="240" w:lineRule="auto"/>
+        <w:jc w:val="both"/>
+        <w:rPr>
+          <w:rFonts w:cs="Times New Roman"/>
+          <w:b/>
+          <w:bCs/>
+          <w:color w:val="000000" w:themeColor="text1"/>
+          <w:szCs w:val="28"/>
+          <w:lang w:val="ru-RU"/>
+        </w:rPr>
+      </w:pPr>
+      <w:r>
+        <w:rPr>
+          <w:rFonts w:cs="Times New Roman"/>
+          <w:b/>
+          <w:bCs/>
+          <w:color w:val="000000" w:themeColor="text1"/>
           <w:szCs w:val="28"/>
           <w:lang w:val="ru-RU"/>
         </w:rPr>
@@ -2196,6 +2961,7 @@
           <w:rFonts w:cs="Times New Roman"/>
           <w:b/>
           <w:bCs/>
+          <w:color w:val="000000" w:themeColor="text1"/>
           <w:szCs w:val="28"/>
         </w:rPr>
         <w:t xml:space="preserve"> </w:t>
@@ -2205,6 +2971,7 @@
           <w:rFonts w:cs="Times New Roman"/>
           <w:b/>
           <w:bCs/>
+          <w:color w:val="000000" w:themeColor="text1"/>
           <w:szCs w:val="28"/>
           <w:lang w:val="ru-RU"/>
         </w:rPr>
@@ -2215,29 +2982,10 @@
           <w:rFonts w:cs="Times New Roman"/>
           <w:b/>
           <w:bCs/>
-          <w:szCs w:val="28"/>
-        </w:rPr>
-        <w:t>2. Аппаратный осмотр источника питания и расчет мощности</w:t>
-      </w:r>
-    </w:p>
-    <w:p>
-      <w:pPr>
-        <w:spacing w:after="0" w:line="240" w:lineRule="auto"/>
-        <w:ind w:firstLine="709"/>
-        <w:jc w:val="both"/>
-        <w:rPr>
-          <w:rFonts w:cs="Times New Roman"/>
-          <w:szCs w:val="28"/>
-          <w:lang w:val="ru-RU"/>
-        </w:rPr>
-      </w:pPr>
-      <w:r>
-        <w:rPr>
-          <w:rFonts w:cs="Times New Roman"/>
-          <w:szCs w:val="28"/>
-          <w:lang w:val="ru-RU"/>
-        </w:rPr>
-        <w:t>Характеристики блока питания ноутбука:</w:t>
+          <w:color w:val="000000" w:themeColor="text1"/>
+          <w:szCs w:val="28"/>
+        </w:rPr>
+        <w:t>2. Инвентаризация аппаратного обеспечения (Системная плата и чипсет)</w:t>
       </w:r>
     </w:p>
     <w:p>
@@ -2248,40 +2996,46 @@
           <w:numId w:val="6"/>
         </w:numPr>
         <w:tabs>
-          <w:tab w:val="left" w:pos="993"/>
+          <w:tab w:val="left" w:pos="1134"/>
         </w:tabs>
         <w:spacing w:after="0" w:line="240" w:lineRule="auto"/>
         <w:ind w:left="0" w:firstLine="709"/>
         <w:jc w:val="both"/>
         <w:rPr>
-          <w:rFonts w:cs="Times New Roman"/>
-          <w:szCs w:val="28"/>
-          <w:lang w:val="ru-RU"/>
-        </w:rPr>
-      </w:pPr>
-      <w:r>
-        <w:rPr>
-          <w:rFonts w:cs="Times New Roman"/>
-          <w:szCs w:val="28"/>
-          <w:lang w:val="ru-RU"/>
-        </w:rPr>
-        <w:t xml:space="preserve">Вход (переменный ток): 100-240 В ~ 50-60 </w:t>
-      </w:r>
-      <w:r>
-        <w:rPr>
-          <w:rFonts w:cs="Times New Roman"/>
-          <w:szCs w:val="28"/>
-          <w:lang w:val="en-US"/>
-        </w:rPr>
-        <w:t>Hz</w:t>
-      </w:r>
-      <w:r>
-        <w:rPr>
-          <w:rFonts w:cs="Times New Roman"/>
-          <w:szCs w:val="28"/>
-          <w:lang w:val="ru-RU"/>
-        </w:rPr>
-        <w:t>, 2.5 А;</w:t>
+          <w:rFonts w:eastAsiaTheme="minorEastAsia" w:cs="Times New Roman"/>
+          <w:color w:val="000000" w:themeColor="text1"/>
+          <w:szCs w:val="28"/>
+          <w:lang w:val="ru-RU"/>
+        </w:rPr>
+      </w:pPr>
+      <w:r>
+        <w:rPr>
+          <w:rFonts w:cs="Times New Roman"/>
+          <w:color w:val="000000" w:themeColor="text1"/>
+          <w:szCs w:val="28"/>
+          <w:lang w:val="ru-RU"/>
+        </w:rPr>
+        <w:t xml:space="preserve">Точное наименование системной платы: </w:t>
+      </w:r>
+      <w:proofErr w:type="spellStart"/>
+      <w:r>
+        <w:rPr>
+          <w:rFonts w:cs="Times New Roman"/>
+          <w:color w:val="000000" w:themeColor="text1"/>
+          <w:szCs w:val="28"/>
+          <w:lang w:val="ru-RU"/>
+        </w:rPr>
+        <w:t>ASUSTeK</w:t>
+      </w:r>
+      <w:proofErr w:type="spellEnd"/>
+      <w:r>
+        <w:rPr>
+          <w:rFonts w:cs="Times New Roman"/>
+          <w:color w:val="000000" w:themeColor="text1"/>
+          <w:szCs w:val="28"/>
+          <w:lang w:val="ru-RU"/>
+        </w:rPr>
+        <w:t xml:space="preserve"> COMPUTER INC. FX607VJB;</w:t>
       </w:r>
     </w:p>
     <w:p>
@@ -2292,358 +3046,53 @@
           <w:numId w:val="6"/>
         </w:numPr>
         <w:tabs>
-          <w:tab w:val="left" w:pos="993"/>
+          <w:tab w:val="left" w:pos="1134"/>
         </w:tabs>
         <w:spacing w:after="0" w:line="240" w:lineRule="auto"/>
         <w:ind w:left="0" w:firstLine="709"/>
         <w:jc w:val="both"/>
         <w:rPr>
-          <w:rFonts w:cs="Times New Roman"/>
-          <w:szCs w:val="28"/>
-          <w:lang w:val="ru-RU"/>
-        </w:rPr>
-      </w:pPr>
-      <w:r>
-        <w:rPr>
-          <w:rFonts w:cs="Times New Roman"/>
-          <w:szCs w:val="28"/>
-          <w:lang w:val="ru-RU"/>
-        </w:rPr>
-        <w:t xml:space="preserve">Выход (постоянный ток): 20.0 В </w:t>
-      </w:r>
-      <w:r>
-        <w:rPr>
-          <w:rFonts w:ascii="Cambria Math" w:hAnsi="Cambria Math" w:cs="Cambria Math"/>
-          <w:szCs w:val="28"/>
-        </w:rPr>
-        <w:t>⎓</w:t>
-      </w:r>
-      <w:r>
-        <w:rPr>
-          <w:rFonts w:cs="Times New Roman"/>
-          <w:szCs w:val="28"/>
-          <w:lang w:val="ru-RU"/>
-        </w:rPr>
-        <w:t xml:space="preserve"> 7.5 А;</w:t>
-      </w:r>
-    </w:p>
-    <w:p>
-      <w:pPr>
-        <w:spacing w:after="0" w:line="240" w:lineRule="auto"/>
-        <w:ind w:firstLine="709"/>
-        <w:jc w:val="both"/>
-        <w:rPr>
-          <w:rFonts w:eastAsiaTheme="minorEastAsia" w:cs="Times New Roman"/>
-          <w:szCs w:val="28"/>
-          <w:lang w:val="ru-RU"/>
-        </w:rPr>
-      </w:pPr>
-      <w:r>
-        <w:rPr>
-          <w:rFonts w:cs="Times New Roman"/>
-          <w:szCs w:val="28"/>
-          <w:lang w:val="ru-RU"/>
-        </w:rPr>
-        <w:t xml:space="preserve">Мощность выхода рассчитывается по формуле: </w:t>
-      </w:r>
-      <m:oMath>
-        <m:r>
-          <w:rPr>
-            <w:rFonts w:ascii="Cambria Math" w:hAnsi="Cambria Math" w:cs="Times New Roman"/>
-            <w:szCs w:val="28"/>
-            <w:lang w:val="en-US"/>
-          </w:rPr>
-          <m:t>P</m:t>
-        </m:r>
-        <m:r>
-          <w:rPr>
-            <w:rFonts w:ascii="Cambria Math" w:hAnsi="Cambria Math" w:cs="Times New Roman"/>
-            <w:szCs w:val="28"/>
-            <w:lang w:val="ru-RU"/>
-          </w:rPr>
-          <m:t>=</m:t>
-        </m:r>
-        <m:r>
-          <w:rPr>
-            <w:rFonts w:ascii="Cambria Math" w:hAnsi="Cambria Math" w:cs="Times New Roman"/>
-            <w:szCs w:val="28"/>
-            <w:lang w:val="en-US"/>
-          </w:rPr>
-          <m:t>UI</m:t>
-        </m:r>
-      </m:oMath>
-      <w:r>
-        <w:rPr>
-          <w:rFonts w:eastAsiaTheme="minorEastAsia" w:cs="Times New Roman"/>
-          <w:szCs w:val="28"/>
-          <w:lang w:val="ru-RU"/>
-        </w:rPr>
-        <w:t>.</w:t>
-      </w:r>
-    </w:p>
-    <w:p>
-      <w:pPr>
-        <w:rPr>
-          <w:rFonts w:eastAsiaTheme="minorEastAsia" w:cs="Times New Roman"/>
-          <w:szCs w:val="28"/>
-          <w:lang w:val="ru-RU"/>
-        </w:rPr>
-      </w:pPr>
-      <w:r>
-        <w:rPr>
-          <w:rFonts w:eastAsiaTheme="minorEastAsia" w:cs="Times New Roman"/>
-          <w:szCs w:val="28"/>
-          <w:lang w:val="ru-RU"/>
-        </w:rPr>
-        <w:t xml:space="preserve">Тогда мощность блока питания: </w:t>
-      </w:r>
-      <m:oMath>
-        <m:r>
-          <w:rPr>
-            <w:rFonts w:ascii="Cambria Math" w:eastAsiaTheme="minorEastAsia" w:hAnsi="Cambria Math" w:cs="Times New Roman"/>
-            <w:szCs w:val="28"/>
-            <w:lang w:val="ru-RU"/>
-          </w:rPr>
-          <m:t xml:space="preserve">20 </m:t>
-        </m:r>
-        <m:r>
-          <m:rPr>
-            <m:sty m:val="p"/>
-          </m:rPr>
-          <w:rPr>
-            <w:rFonts w:ascii="Cambria Math" w:eastAsiaTheme="minorEastAsia" w:hAnsi="Cambria Math" w:cs="Times New Roman"/>
-            <w:szCs w:val="28"/>
-            <w:lang w:val="ru-RU"/>
-          </w:rPr>
-          <m:t>В</m:t>
-        </m:r>
-        <m:r>
-          <w:rPr>
-            <w:rFonts w:ascii="Cambria Math" w:eastAsiaTheme="minorEastAsia" w:hAnsi="Cambria Math" w:cs="Times New Roman"/>
-            <w:szCs w:val="28"/>
-            <w:lang w:val="ru-RU"/>
-          </w:rPr>
-          <m:t>×7.5 А=150 Вт</m:t>
-        </m:r>
-      </m:oMath>
-      <w:r>
-        <w:rPr>
-          <w:rFonts w:eastAsiaTheme="minorEastAsia" w:cs="Times New Roman"/>
-          <w:szCs w:val="28"/>
-          <w:lang w:val="ru-RU"/>
-        </w:rPr>
-        <w:t>.</w:t>
-      </w:r>
-    </w:p>
-    <w:p>
-      <w:pPr>
-        <w:spacing w:after="0" w:line="240" w:lineRule="auto"/>
-        <w:ind w:firstLine="709"/>
-        <w:jc w:val="both"/>
-        <w:rPr>
-          <w:rFonts w:eastAsiaTheme="minorEastAsia" w:cs="Times New Roman"/>
-          <w:szCs w:val="28"/>
-          <w:lang w:val="ru-RU"/>
-        </w:rPr>
-      </w:pPr>
-      <w:r>
-        <w:rPr>
-          <w:rFonts w:eastAsiaTheme="minorEastAsia" w:cs="Times New Roman"/>
-          <w:b/>
-          <w:bCs/>
-          <w:szCs w:val="28"/>
-        </w:rPr>
-        <w:t xml:space="preserve">Шаг </w:t>
-      </w:r>
-      <w:r>
-        <w:rPr>
-          <w:rFonts w:eastAsiaTheme="minorEastAsia" w:cs="Times New Roman"/>
-          <w:b/>
-          <w:bCs/>
-          <w:szCs w:val="28"/>
-          <w:lang w:val="ru-RU"/>
-        </w:rPr>
-        <w:t xml:space="preserve">№ </w:t>
-      </w:r>
-      <w:r>
-        <w:rPr>
-          <w:rFonts w:eastAsiaTheme="minorEastAsia" w:cs="Times New Roman"/>
-          <w:b/>
-          <w:bCs/>
-          <w:szCs w:val="28"/>
-        </w:rPr>
-        <w:t>3. Классификация интерфейсов электропитания</w:t>
-      </w:r>
-    </w:p>
-    <w:p>
-      <w:pPr>
-        <w:spacing w:after="0" w:line="240" w:lineRule="auto"/>
-        <w:ind w:firstLine="709"/>
-        <w:jc w:val="both"/>
-        <w:rPr>
-          <w:rFonts w:eastAsiaTheme="minorEastAsia" w:cs="Times New Roman"/>
-          <w:szCs w:val="28"/>
-          <w:lang w:val="ru-RU"/>
-        </w:rPr>
-      </w:pPr>
-      <w:r>
-        <w:rPr>
-          <w:rFonts w:eastAsiaTheme="minorEastAsia" w:cs="Times New Roman"/>
-          <w:szCs w:val="28"/>
-          <w:lang w:val="ru-RU"/>
-        </w:rPr>
-        <w:t xml:space="preserve">У ноутбука основной порт зарядки — круглый проприетарный от производителя </w:t>
-      </w:r>
-      <w:r>
-        <w:rPr>
-          <w:rFonts w:eastAsiaTheme="minorEastAsia" w:cs="Times New Roman"/>
+          <w:rFonts w:eastAsiaTheme="minorEastAsia" w:cs="Times New Roman"/>
+          <w:color w:val="000000" w:themeColor="text1"/>
           <w:szCs w:val="28"/>
           <w:lang w:val="en-US"/>
         </w:rPr>
-        <w:t>ASUS</w:t>
-      </w:r>
-      <w:r>
-        <w:rPr>
-          <w:rFonts w:eastAsiaTheme="minorEastAsia" w:cs="Times New Roman"/>
-          <w:szCs w:val="28"/>
-          <w:lang w:val="ru-RU"/>
-        </w:rPr>
-        <w:t xml:space="preserve">, но также есть возможность быстрой зарядки </w:t>
-      </w:r>
-      <w:r>
-        <w:rPr>
-          <w:rFonts w:eastAsiaTheme="minorEastAsia" w:cs="Times New Roman"/>
+      </w:pPr>
+      <w:r>
+        <w:rPr>
+          <w:rFonts w:cs="Times New Roman"/>
+          <w:color w:val="000000" w:themeColor="text1"/>
+          <w:szCs w:val="28"/>
+          <w:lang w:val="ru-RU"/>
+        </w:rPr>
+        <w:t>Модель</w:t>
+      </w:r>
+      <w:r>
+        <w:rPr>
+          <w:rFonts w:cs="Times New Roman"/>
+          <w:color w:val="000000" w:themeColor="text1"/>
           <w:szCs w:val="28"/>
           <w:lang w:val="en-US"/>
         </w:rPr>
-        <w:t>Power</w:t>
-      </w:r>
-      <w:r>
-        <w:rPr>
-          <w:rFonts w:eastAsiaTheme="minorEastAsia" w:cs="Times New Roman"/>
-          <w:szCs w:val="28"/>
-          <w:lang w:val="ru-RU"/>
-        </w:rPr>
         <w:t xml:space="preserve"> </w:t>
       </w:r>
       <w:r>
         <w:rPr>
-          <w:rFonts w:eastAsiaTheme="minorEastAsia" w:cs="Times New Roman"/>
+          <w:rFonts w:cs="Times New Roman"/>
+          <w:color w:val="000000" w:themeColor="text1"/>
+          <w:szCs w:val="28"/>
+          <w:lang w:val="ru-RU"/>
+        </w:rPr>
+        <w:t>чипсета</w:t>
+      </w:r>
+      <w:r>
+        <w:rPr>
+          <w:rFonts w:cs="Times New Roman"/>
+          <w:color w:val="000000" w:themeColor="text1"/>
           <w:szCs w:val="28"/>
           <w:lang w:val="en-US"/>
         </w:rPr>
-        <w:t>Delivery</w:t>
-      </w:r>
-      <w:r>
-        <w:rPr>
-          <w:rFonts w:eastAsiaTheme="minorEastAsia" w:cs="Times New Roman"/>
-          <w:szCs w:val="28"/>
-          <w:lang w:val="ru-RU"/>
-        </w:rPr>
-        <w:t xml:space="preserve"> через </w:t>
-      </w:r>
-      <w:r>
-        <w:rPr>
-          <w:rFonts w:eastAsiaTheme="minorEastAsia" w:cs="Times New Roman"/>
-          <w:szCs w:val="28"/>
-          <w:lang w:val="en-US"/>
-        </w:rPr>
-        <w:t>USB</w:t>
-      </w:r>
-      <w:r>
-        <w:rPr>
-          <w:rFonts w:eastAsiaTheme="minorEastAsia" w:cs="Times New Roman"/>
-          <w:szCs w:val="28"/>
-          <w:lang w:val="ru-RU"/>
-        </w:rPr>
-        <w:t>-</w:t>
-      </w:r>
-      <w:r>
-        <w:rPr>
-          <w:rFonts w:eastAsiaTheme="minorEastAsia" w:cs="Times New Roman"/>
-          <w:szCs w:val="28"/>
-          <w:lang w:val="en-US"/>
-        </w:rPr>
-        <w:t>C</w:t>
-      </w:r>
-      <w:r>
-        <w:rPr>
-          <w:rFonts w:eastAsiaTheme="minorEastAsia" w:cs="Times New Roman"/>
-          <w:szCs w:val="28"/>
-          <w:lang w:val="ru-RU"/>
-        </w:rPr>
-        <w:t xml:space="preserve"> порт с пропускной мощностью в 100 Вт.</w:t>
-      </w:r>
-    </w:p>
-    <w:p>
-      <w:pPr>
-        <w:spacing w:after="0" w:line="240" w:lineRule="auto"/>
-        <w:ind w:firstLine="709"/>
-        <w:jc w:val="both"/>
-        <w:rPr>
-          <w:rFonts w:eastAsiaTheme="minorEastAsia" w:cs="Times New Roman"/>
-          <w:szCs w:val="28"/>
-          <w:lang w:val="ru-RU"/>
-        </w:rPr>
-      </w:pPr>
-      <w:r>
-        <w:rPr>
-          <w:rFonts w:eastAsiaTheme="minorEastAsia" w:cs="Times New Roman"/>
-          <w:szCs w:val="28"/>
-        </w:rPr>
-        <w:t>Использование несовместимых адаптеров питания недопустимо. Разница в вольтаже или низкое качество фильтрации тока в неоригинальном адаптере ведут к критическому повреждению цепей питания на материнской плате и одновременному выходу из строя как самого адаптера, так и компьютера.</w:t>
-      </w:r>
-    </w:p>
-    <w:p>
-      <w:pPr>
-        <w:spacing w:after="0" w:line="240" w:lineRule="auto"/>
-        <w:ind w:firstLine="709"/>
-        <w:jc w:val="both"/>
-        <w:rPr>
-          <w:rFonts w:eastAsiaTheme="minorEastAsia" w:cs="Times New Roman"/>
-          <w:szCs w:val="28"/>
-          <w:lang w:val="ru-RU"/>
-        </w:rPr>
-      </w:pPr>
-      <w:r>
-        <w:rPr>
-          <w:rFonts w:eastAsiaTheme="minorEastAsia" w:cs="Times New Roman"/>
-          <w:szCs w:val="28"/>
-          <w:lang w:val="ru-RU"/>
-        </w:rPr>
-        <w:t xml:space="preserve">Например, адаптер питания для смартфона на 20 Вт с отсутствием </w:t>
-      </w:r>
-      <w:r>
-        <w:rPr>
-          <w:rFonts w:eastAsiaTheme="minorEastAsia" w:cs="Times New Roman"/>
-          <w:szCs w:val="28"/>
-          <w:lang w:val="en-US"/>
-        </w:rPr>
-        <w:t>e</w:t>
-      </w:r>
-      <w:r>
-        <w:rPr>
-          <w:rFonts w:eastAsiaTheme="minorEastAsia" w:cs="Times New Roman"/>
-          <w:szCs w:val="28"/>
-          <w:lang w:val="ru-RU"/>
-        </w:rPr>
-        <w:t>-</w:t>
-      </w:r>
-      <w:r>
-        <w:rPr>
-          <w:rFonts w:eastAsiaTheme="minorEastAsia" w:cs="Times New Roman"/>
-          <w:szCs w:val="28"/>
-          <w:lang w:val="en-US"/>
-        </w:rPr>
-        <w:t>Marker</w:t>
-      </w:r>
-      <w:r>
-        <w:rPr>
-          <w:rFonts w:eastAsiaTheme="minorEastAsia" w:cs="Times New Roman"/>
-          <w:szCs w:val="28"/>
-          <w:lang w:val="ru-RU"/>
-        </w:rPr>
-        <w:t>:</w:t>
+        <w:t>: Intel Raptor Lake-H IMC;</w:t>
       </w:r>
     </w:p>
     <w:p>
@@ -2651,200 +3100,270 @@
         <w:pStyle w:val="a7"/>
         <w:numPr>
           <w:ilvl w:val="0"/>
-          <w:numId w:val="10"/>
+          <w:numId w:val="8"/>
         </w:numPr>
         <w:tabs>
-          <w:tab w:val="left" w:pos="993"/>
+          <w:tab w:val="left" w:pos="1134"/>
         </w:tabs>
         <w:spacing w:after="0" w:line="240" w:lineRule="auto"/>
         <w:ind w:left="0" w:firstLine="709"/>
         <w:jc w:val="both"/>
         <w:rPr>
-          <w:rFonts w:eastAsiaTheme="minorEastAsia" w:cs="Times New Roman"/>
-          <w:szCs w:val="28"/>
-          <w:lang w:val="ru-RU"/>
-        </w:rPr>
-      </w:pPr>
-      <w:r>
-        <w:rPr>
-          <w:rFonts w:eastAsiaTheme="minorEastAsia" w:cs="Times New Roman"/>
-          <w:szCs w:val="28"/>
-          <w:lang w:val="ru-RU"/>
-        </w:rPr>
-        <w:t>Ноутбуку необходимо 45-100 Вт, адаптер просто не сможет выдать нужную мощность.</w:t>
-      </w:r>
-    </w:p>
-    <w:p>
-      <w:pPr>
-        <w:pStyle w:val="a7"/>
-        <w:numPr>
-          <w:ilvl w:val="0"/>
-          <w:numId w:val="10"/>
-        </w:numPr>
-        <w:tabs>
-          <w:tab w:val="left" w:pos="993"/>
-        </w:tabs>
-        <w:spacing w:after="0" w:line="240" w:lineRule="auto"/>
-        <w:ind w:left="0" w:firstLine="709"/>
-        <w:jc w:val="both"/>
-        <w:rPr>
-          <w:rFonts w:eastAsiaTheme="minorEastAsia" w:cs="Times New Roman"/>
-          <w:szCs w:val="28"/>
-          <w:lang w:val="ru-RU"/>
-        </w:rPr>
-      </w:pPr>
-      <w:r>
-        <w:rPr>
-          <w:rFonts w:eastAsiaTheme="minorEastAsia" w:cs="Times New Roman"/>
-          <w:szCs w:val="28"/>
-          <w:lang w:val="ru-RU"/>
-        </w:rPr>
-        <w:t>Контроллер питания ноутбука просто отклонит слишком слабый источник питания.</w:t>
-      </w:r>
-    </w:p>
-    <w:p>
-      <w:pPr>
-        <w:pStyle w:val="a7"/>
-        <w:numPr>
-          <w:ilvl w:val="0"/>
-          <w:numId w:val="10"/>
-        </w:numPr>
-        <w:tabs>
-          <w:tab w:val="left" w:pos="993"/>
-        </w:tabs>
-        <w:spacing w:after="0" w:line="240" w:lineRule="auto"/>
-        <w:ind w:left="0" w:firstLine="709"/>
-        <w:jc w:val="both"/>
-        <w:rPr>
-          <w:rFonts w:eastAsiaTheme="minorEastAsia" w:cs="Times New Roman"/>
-          <w:szCs w:val="28"/>
-          <w:lang w:val="ru-RU"/>
-        </w:rPr>
-      </w:pPr>
-      <w:r>
-        <w:rPr>
-          <w:rFonts w:eastAsiaTheme="minorEastAsia" w:cs="Times New Roman"/>
-          <w:szCs w:val="28"/>
-          <w:lang w:val="ru-RU"/>
-        </w:rPr>
-        <w:t>Слабый блок питания начнёт работать на износ и сильно нагреется.</w:t>
-      </w:r>
-    </w:p>
-    <w:p>
-      <w:pPr>
-        <w:pStyle w:val="a7"/>
-        <w:numPr>
-          <w:ilvl w:val="0"/>
-          <w:numId w:val="10"/>
-        </w:numPr>
-        <w:tabs>
-          <w:tab w:val="left" w:pos="993"/>
-        </w:tabs>
-        <w:spacing w:after="0" w:line="240" w:lineRule="auto"/>
-        <w:ind w:left="0" w:firstLine="709"/>
-        <w:jc w:val="both"/>
-        <w:rPr>
-          <w:rFonts w:eastAsiaTheme="minorEastAsia" w:cs="Times New Roman"/>
-          <w:szCs w:val="28"/>
-          <w:lang w:val="ru-RU"/>
-        </w:rPr>
-      </w:pPr>
-      <w:r>
-        <w:rPr>
-          <w:rFonts w:eastAsiaTheme="minorEastAsia" w:cs="Times New Roman"/>
-          <w:szCs w:val="28"/>
-          <w:lang w:val="ru-RU"/>
-        </w:rPr>
-        <w:t xml:space="preserve">Дешёвый кабель без </w:t>
-      </w:r>
-      <w:r>
-        <w:rPr>
-          <w:rFonts w:eastAsiaTheme="minorEastAsia" w:cs="Times New Roman"/>
-          <w:szCs w:val="28"/>
-          <w:lang w:val="en-US"/>
-        </w:rPr>
-        <w:t>e</w:t>
-      </w:r>
-      <w:r>
-        <w:rPr>
-          <w:rFonts w:eastAsiaTheme="minorEastAsia" w:cs="Times New Roman"/>
-          <w:szCs w:val="28"/>
-          <w:lang w:val="ru-RU"/>
-        </w:rPr>
-        <w:t>-</w:t>
-      </w:r>
-      <w:r>
-        <w:rPr>
-          <w:rFonts w:eastAsiaTheme="minorEastAsia" w:cs="Times New Roman"/>
-          <w:szCs w:val="28"/>
-          <w:lang w:val="en-US"/>
-        </w:rPr>
-        <w:t>Marker</w:t>
-      </w:r>
-      <w:r>
-        <w:rPr>
-          <w:rFonts w:eastAsiaTheme="minorEastAsia" w:cs="Times New Roman"/>
-          <w:szCs w:val="28"/>
-          <w:lang w:val="ru-RU"/>
-        </w:rPr>
-        <w:t xml:space="preserve"> не умеет сообщать устройствам безопасные лимиты тока.</w:t>
-      </w:r>
-    </w:p>
-    <w:p>
-      <w:pPr>
-        <w:pStyle w:val="a7"/>
-        <w:numPr>
-          <w:ilvl w:val="0"/>
-          <w:numId w:val="10"/>
-        </w:numPr>
-        <w:tabs>
-          <w:tab w:val="left" w:pos="993"/>
-        </w:tabs>
-        <w:spacing w:after="0" w:line="240" w:lineRule="auto"/>
-        <w:ind w:left="0" w:firstLine="709"/>
-        <w:jc w:val="both"/>
-        <w:rPr>
-          <w:rFonts w:eastAsiaTheme="minorEastAsia" w:cs="Times New Roman"/>
-          <w:szCs w:val="28"/>
-          <w:lang w:val="ru-RU"/>
-        </w:rPr>
-      </w:pPr>
-      <w:r>
-        <w:rPr>
-          <w:rFonts w:eastAsiaTheme="minorEastAsia" w:cs="Times New Roman"/>
-          <w:szCs w:val="28"/>
-          <w:lang w:val="ru-RU"/>
-        </w:rPr>
-        <w:t>Без чипа контроля тонкие жилы провода оплавятся, пропустив избыточный ток.</w:t>
-      </w:r>
-    </w:p>
-    <w:p>
-      <w:pPr>
-        <w:pStyle w:val="a7"/>
-        <w:numPr>
-          <w:ilvl w:val="0"/>
-          <w:numId w:val="10"/>
-        </w:numPr>
-        <w:tabs>
-          <w:tab w:val="left" w:pos="993"/>
-        </w:tabs>
-        <w:spacing w:after="0" w:line="240" w:lineRule="auto"/>
-        <w:ind w:left="0" w:firstLine="709"/>
-        <w:jc w:val="both"/>
-        <w:rPr>
-          <w:rFonts w:eastAsiaTheme="minorEastAsia" w:cs="Times New Roman"/>
-          <w:szCs w:val="28"/>
-          <w:lang w:val="ru-RU"/>
-        </w:rPr>
-      </w:pPr>
-      <w:r>
-        <w:rPr>
-          <w:rFonts w:eastAsiaTheme="minorEastAsia" w:cs="Times New Roman"/>
-          <w:szCs w:val="28"/>
-          <w:lang w:val="ru-RU"/>
-        </w:rPr>
-        <w:t>Перегрев изоляции внутри провода неизбежно приведёт к короткому замыканию цепей.</w:t>
-      </w:r>
+          <w:rFonts w:cs="Times New Roman"/>
+          <w:b/>
+          <w:bCs/>
+          <w:color w:val="000000" w:themeColor="text1"/>
+          <w:szCs w:val="28"/>
+          <w:lang w:val="ru-RU"/>
+        </w:rPr>
+      </w:pPr>
+      <w:r>
+        <w:rPr>
+          <w:rFonts w:cs="Times New Roman"/>
+          <w:color w:val="000000" w:themeColor="text1"/>
+          <w:szCs w:val="28"/>
+          <w:lang w:val="ru-RU"/>
+        </w:rPr>
+        <w:t>Максимальный объём оперативной памяти: 64 ГБ.</w:t>
+      </w:r>
+    </w:p>
+    <w:p>
+      <w:pPr>
+        <w:tabs>
+          <w:tab w:val="left" w:pos="1134"/>
+        </w:tabs>
+        <w:spacing w:after="0" w:line="240" w:lineRule="auto"/>
+        <w:jc w:val="both"/>
+        <w:rPr>
+          <w:rFonts w:cs="Times New Roman"/>
+          <w:b/>
+          <w:bCs/>
+          <w:color w:val="000000" w:themeColor="text1"/>
+          <w:szCs w:val="28"/>
+          <w:lang w:val="ru-RU"/>
+        </w:rPr>
+      </w:pPr>
+    </w:p>
+    <w:p>
+      <w:pPr>
+        <w:tabs>
+          <w:tab w:val="left" w:pos="1134"/>
+        </w:tabs>
+        <w:spacing w:after="0" w:line="240" w:lineRule="auto"/>
+        <w:jc w:val="both"/>
+        <w:rPr>
+          <w:rFonts w:cs="Times New Roman"/>
+          <w:b/>
+          <w:bCs/>
+          <w:color w:val="000000" w:themeColor="text1"/>
+          <w:szCs w:val="28"/>
+          <w:lang w:val="ru-RU"/>
+        </w:rPr>
+      </w:pPr>
+    </w:p>
+    <w:p>
+      <w:pPr>
+        <w:tabs>
+          <w:tab w:val="left" w:pos="1134"/>
+        </w:tabs>
+        <w:spacing w:after="0" w:line="240" w:lineRule="auto"/>
+        <w:jc w:val="both"/>
+        <w:rPr>
+          <w:rFonts w:cs="Times New Roman"/>
+          <w:b/>
+          <w:bCs/>
+          <w:color w:val="000000" w:themeColor="text1"/>
+          <w:szCs w:val="28"/>
+          <w:lang w:val="ru-RU"/>
+        </w:rPr>
+      </w:pPr>
+    </w:p>
+    <w:p>
+      <w:pPr>
+        <w:tabs>
+          <w:tab w:val="left" w:pos="1134"/>
+        </w:tabs>
+        <w:spacing w:after="0" w:line="240" w:lineRule="auto"/>
+        <w:jc w:val="both"/>
+        <w:rPr>
+          <w:rFonts w:cs="Times New Roman"/>
+          <w:b/>
+          <w:bCs/>
+          <w:color w:val="000000" w:themeColor="text1"/>
+          <w:szCs w:val="28"/>
+          <w:lang w:val="ru-RU"/>
+        </w:rPr>
+      </w:pPr>
+    </w:p>
+    <w:p>
+      <w:pPr>
+        <w:tabs>
+          <w:tab w:val="left" w:pos="1134"/>
+        </w:tabs>
+        <w:spacing w:after="0" w:line="240" w:lineRule="auto"/>
+        <w:jc w:val="both"/>
+        <w:rPr>
+          <w:rFonts w:cs="Times New Roman"/>
+          <w:b/>
+          <w:bCs/>
+          <w:color w:val="000000" w:themeColor="text1"/>
+          <w:szCs w:val="28"/>
+          <w:lang w:val="ru-RU"/>
+        </w:rPr>
+      </w:pPr>
+    </w:p>
+    <w:p>
+      <w:pPr>
+        <w:tabs>
+          <w:tab w:val="left" w:pos="1134"/>
+        </w:tabs>
+        <w:spacing w:after="0" w:line="240" w:lineRule="auto"/>
+        <w:jc w:val="both"/>
+        <w:rPr>
+          <w:rFonts w:cs="Times New Roman"/>
+          <w:b/>
+          <w:bCs/>
+          <w:color w:val="000000" w:themeColor="text1"/>
+          <w:szCs w:val="28"/>
+          <w:lang w:val="ru-RU"/>
+        </w:rPr>
+      </w:pPr>
+    </w:p>
+    <w:p>
+      <w:pPr>
+        <w:tabs>
+          <w:tab w:val="left" w:pos="1134"/>
+        </w:tabs>
+        <w:spacing w:after="0" w:line="240" w:lineRule="auto"/>
+        <w:jc w:val="both"/>
+        <w:rPr>
+          <w:rFonts w:cs="Times New Roman"/>
+          <w:b/>
+          <w:bCs/>
+          <w:color w:val="000000" w:themeColor="text1"/>
+          <w:szCs w:val="28"/>
+          <w:lang w:val="ru-RU"/>
+        </w:rPr>
+      </w:pPr>
+    </w:p>
+    <w:p>
+      <w:pPr>
+        <w:tabs>
+          <w:tab w:val="left" w:pos="1134"/>
+        </w:tabs>
+        <w:spacing w:after="0" w:line="240" w:lineRule="auto"/>
+        <w:jc w:val="both"/>
+        <w:rPr>
+          <w:rFonts w:cs="Times New Roman"/>
+          <w:b/>
+          <w:bCs/>
+          <w:color w:val="000000" w:themeColor="text1"/>
+          <w:szCs w:val="28"/>
+          <w:lang w:val="ru-RU"/>
+        </w:rPr>
+      </w:pPr>
+    </w:p>
+    <w:p>
+      <w:pPr>
+        <w:tabs>
+          <w:tab w:val="left" w:pos="1134"/>
+        </w:tabs>
+        <w:spacing w:after="0" w:line="240" w:lineRule="auto"/>
+        <w:jc w:val="both"/>
+        <w:rPr>
+          <w:rFonts w:cs="Times New Roman"/>
+          <w:b/>
+          <w:bCs/>
+          <w:color w:val="000000" w:themeColor="text1"/>
+          <w:szCs w:val="28"/>
+          <w:lang w:val="ru-RU"/>
+        </w:rPr>
+      </w:pPr>
+    </w:p>
+    <w:p>
+      <w:pPr>
+        <w:tabs>
+          <w:tab w:val="left" w:pos="1134"/>
+        </w:tabs>
+        <w:spacing w:after="0" w:line="240" w:lineRule="auto"/>
+        <w:jc w:val="both"/>
+        <w:rPr>
+          <w:rFonts w:cs="Times New Roman"/>
+          <w:b/>
+          <w:bCs/>
+          <w:color w:val="000000" w:themeColor="text1"/>
+          <w:szCs w:val="28"/>
+          <w:lang w:val="ru-RU"/>
+        </w:rPr>
+      </w:pPr>
+    </w:p>
+    <w:p>
+      <w:pPr>
+        <w:tabs>
+          <w:tab w:val="left" w:pos="1134"/>
+        </w:tabs>
+        <w:spacing w:after="0" w:line="240" w:lineRule="auto"/>
+        <w:jc w:val="both"/>
+        <w:rPr>
+          <w:rFonts w:cs="Times New Roman"/>
+          <w:b/>
+          <w:bCs/>
+          <w:color w:val="000000" w:themeColor="text1"/>
+          <w:szCs w:val="28"/>
+          <w:lang w:val="ru-RU"/>
+        </w:rPr>
+      </w:pPr>
+    </w:p>
+    <w:p>
+      <w:pPr>
+        <w:tabs>
+          <w:tab w:val="left" w:pos="1134"/>
+        </w:tabs>
+        <w:spacing w:after="0" w:line="240" w:lineRule="auto"/>
+        <w:jc w:val="both"/>
+        <w:rPr>
+          <w:rFonts w:cs="Times New Roman"/>
+          <w:b/>
+          <w:bCs/>
+          <w:color w:val="000000" w:themeColor="text1"/>
+          <w:szCs w:val="28"/>
+          <w:lang w:val="ru-RU"/>
+        </w:rPr>
+      </w:pPr>
+    </w:p>
+    <w:p>
+      <w:pPr>
+        <w:tabs>
+          <w:tab w:val="left" w:pos="1134"/>
+        </w:tabs>
+        <w:spacing w:after="0" w:line="240" w:lineRule="auto"/>
+        <w:jc w:val="both"/>
+        <w:rPr>
+          <w:rFonts w:cs="Times New Roman"/>
+          <w:b/>
+          <w:bCs/>
+          <w:color w:val="000000" w:themeColor="text1"/>
+          <w:szCs w:val="28"/>
+          <w:lang w:val="ru-RU"/>
+        </w:rPr>
+      </w:pPr>
+    </w:p>
+    <w:p>
+      <w:pPr>
+        <w:tabs>
+          <w:tab w:val="left" w:pos="1134"/>
+        </w:tabs>
+        <w:spacing w:after="0" w:line="240" w:lineRule="auto"/>
+        <w:jc w:val="both"/>
+        <w:rPr>
+          <w:rFonts w:cs="Times New Roman"/>
+          <w:b/>
+          <w:bCs/>
+          <w:color w:val="000000" w:themeColor="text1"/>
+          <w:szCs w:val="28"/>
+          <w:lang w:val="ru-RU"/>
+        </w:rPr>
+      </w:pPr>
     </w:p>
     <w:p>
       <w:pPr>
@@ -2857,82 +3376,139 @@
           <w:rFonts w:ascii="Times New Roman" w:hAnsi="Times New Roman" w:cs="Times New Roman"/>
           <w:b/>
           <w:bCs/>
+          <w:color w:val="000000" w:themeColor="text1"/>
           <w:sz w:val="28"/>
           <w:szCs w:val="28"/>
           <w:lang w:val="ru-RU"/>
         </w:rPr>
       </w:pPr>
-      <w:bookmarkStart w:id="4" w:name="_Toc242020733"/>
+      <w:bookmarkStart w:id="5" w:name="_Toc242095046"/>
       <w:r>
         <w:rPr>
           <w:rFonts w:ascii="Times New Roman" w:hAnsi="Times New Roman" w:cs="Times New Roman"/>
           <w:b/>
           <w:bCs/>
+          <w:color w:val="000000" w:themeColor="text1"/>
           <w:sz w:val="28"/>
           <w:szCs w:val="28"/>
           <w:lang w:val="ru-RU"/>
         </w:rPr>
         <w:lastRenderedPageBreak/>
-        <w:t>3.2 Программная диагностика</w:t>
-      </w:r>
-      <w:bookmarkEnd w:id="4"/>
-    </w:p>
-    <w:p>
-      <w:pPr>
+        <w:t xml:space="preserve">3.3 </w:t>
+      </w:r>
+      <w:r>
+        <w:rPr>
+          <w:rFonts w:ascii="Times New Roman" w:hAnsi="Times New Roman" w:cs="Times New Roman"/>
+          <w:b/>
+          <w:bCs/>
+          <w:color w:val="000000" w:themeColor="text1"/>
+          <w:sz w:val="28"/>
+          <w:szCs w:val="28"/>
+          <w:lang w:val="ru-RU"/>
+        </w:rPr>
+        <w:t>Мониторинг датчиков</w:t>
+      </w:r>
+      <w:bookmarkEnd w:id="5"/>
+    </w:p>
+    <w:p>
+      <w:pPr>
+        <w:spacing w:after="0" w:line="240" w:lineRule="auto"/>
+        <w:jc w:val="both"/>
+        <w:rPr>
+          <w:rFonts w:cs="Times New Roman"/>
+          <w:b/>
+          <w:bCs/>
+          <w:color w:val="000000" w:themeColor="text1"/>
+          <w:szCs w:val="28"/>
+          <w:lang w:val="ru-RU"/>
+        </w:rPr>
+      </w:pPr>
+      <w:r>
+        <w:rPr>
+          <w:rFonts w:cs="Times New Roman"/>
+          <w:b/>
+          <w:bCs/>
+          <w:color w:val="000000" w:themeColor="text1"/>
+          <w:szCs w:val="28"/>
+          <w:lang w:val="ru-RU"/>
+        </w:rPr>
+        <w:t>Шаг</w:t>
+      </w:r>
+      <w:r>
+        <w:rPr>
+          <w:rFonts w:cs="Times New Roman"/>
+          <w:b/>
+          <w:bCs/>
+          <w:color w:val="000000" w:themeColor="text1"/>
+          <w:szCs w:val="28"/>
+        </w:rPr>
+        <w:t xml:space="preserve"> </w:t>
+      </w:r>
+      <w:r>
+        <w:rPr>
+          <w:rFonts w:cs="Times New Roman"/>
+          <w:b/>
+          <w:bCs/>
+          <w:color w:val="000000" w:themeColor="text1"/>
+          <w:szCs w:val="28"/>
+          <w:lang w:val="ru-RU"/>
+        </w:rPr>
+        <w:t>№ 3</w:t>
+      </w:r>
+      <w:r>
+        <w:rPr>
+          <w:rFonts w:cs="Times New Roman"/>
+          <w:b/>
+          <w:bCs/>
+          <w:color w:val="000000" w:themeColor="text1"/>
+          <w:szCs w:val="28"/>
+        </w:rPr>
+        <w:t>. Мониторинг аппаратных термодатчиков в режиме реального времени</w:t>
+      </w:r>
+    </w:p>
+    <w:p>
+      <w:pPr>
+        <w:spacing w:after="0" w:line="240" w:lineRule="auto"/>
         <w:ind w:firstLine="709"/>
-        <w:rPr>
-          <w:rFonts w:cs="Times New Roman"/>
-          <w:szCs w:val="28"/>
-          <w:lang w:val="ru-RU"/>
-        </w:rPr>
-      </w:pPr>
-      <w:r>
-        <w:rPr>
-          <w:rFonts w:eastAsiaTheme="minorEastAsia" w:cs="Times New Roman"/>
-          <w:b/>
-          <w:bCs/>
-          <w:szCs w:val="28"/>
-          <w:lang w:val="ru-RU"/>
-        </w:rPr>
-        <w:t>Шаг № 4. Программный мониторинг состояния аккумуляторной батареи</w:t>
-      </w:r>
-    </w:p>
-    <w:p>
-      <w:pPr>
-        <w:spacing w:after="0" w:line="240" w:lineRule="auto"/>
-        <w:ind w:firstLine="720"/>
-        <w:jc w:val="both"/>
-        <w:rPr>
-          <w:rFonts w:eastAsiaTheme="minorEastAsia" w:cs="Times New Roman"/>
-          <w:b/>
-          <w:bCs/>
-          <w:szCs w:val="28"/>
-          <w:lang w:val="ru-RU"/>
-        </w:rPr>
-      </w:pPr>
-    </w:p>
-    <w:p>
-      <w:pPr>
-        <w:spacing w:after="0" w:line="240" w:lineRule="auto"/>
-        <w:jc w:val="center"/>
-        <w:rPr>
-          <w:rFonts w:eastAsiaTheme="minorEastAsia" w:cs="Times New Roman"/>
-          <w:szCs w:val="28"/>
-          <w:lang w:val="ru-RU"/>
-        </w:rPr>
-      </w:pPr>
-      <w:r>
-        <w:rPr>
-          <w:rFonts w:eastAsiaTheme="minorEastAsia" w:cs="Times New Roman"/>
+        <w:jc w:val="both"/>
+        <w:rPr>
+          <w:rFonts w:cs="Times New Roman"/>
+          <w:b/>
+          <w:bCs/>
+          <w:color w:val="000000" w:themeColor="text1"/>
+          <w:szCs w:val="28"/>
+          <w:lang w:val="ru-RU"/>
+        </w:rPr>
+      </w:pPr>
+    </w:p>
+    <w:p>
+      <w:pPr>
+        <w:spacing w:after="0" w:line="240" w:lineRule="auto"/>
+        <w:jc w:val="both"/>
+        <w:rPr>
+          <w:rFonts w:cs="Times New Roman"/>
+          <w:b/>
+          <w:bCs/>
+          <w:color w:val="000000" w:themeColor="text1"/>
+          <w:szCs w:val="28"/>
+          <w:lang w:val="ru-RU"/>
+        </w:rPr>
+      </w:pPr>
+      <w:r>
+        <w:rPr>
+          <w:rFonts w:cs="Times New Roman"/>
+          <w:b/>
+          <w:bCs/>
           <w:noProof/>
+          <w:color w:val="000000" w:themeColor="text1"/>
           <w:szCs w:val="28"/>
           <w:lang w:val="ru-RU"/>
         </w:rPr>
         <w:drawing>
-          <wp:inline distT="0" distB="0" distL="0" distR="0" wp14:anchorId="2D02F153" wp14:editId="25927F38">
+          <wp:inline distT="0" distB="0" distL="0" distR="0" wp14:anchorId="7BE3A681" wp14:editId="7776A846">
             <wp:extent cx="5939790" cy="3712210"/>
             <wp:effectExtent l="0" t="0" r="3810" b="2540"/>
-            <wp:docPr id="1656297005" name="Рисунок 1"/>
+            <wp:docPr id="1585638320" name="Рисунок 1"/>
             <wp:cNvGraphicFramePr>
               <a:graphicFrameLocks xmlns:a="http://schemas.openxmlformats.org/drawingml/2006/main" noChangeAspect="1"/>
             </wp:cNvGraphicFramePr>
@@ -2940,7 +3516,7 @@
               <a:graphicData uri="http://schemas.openxmlformats.org/drawingml/2006/picture">
                 <pic:pic xmlns:pic="http://schemas.openxmlformats.org/drawingml/2006/picture">
                   <pic:nvPicPr>
-                    <pic:cNvPr id="1656297005" name=""/>
+                    <pic:cNvPr id="1585638320" name=""/>
                     <pic:cNvPicPr/>
                   </pic:nvPicPr>
                   <pic:blipFill>
@@ -2971,815 +3547,47 @@
         <w:ind w:firstLine="709"/>
         <w:jc w:val="both"/>
         <w:rPr>
-          <w:rFonts w:cs="Times New Roman"/>
-          <w:b/>
-          <w:bCs/>
-          <w:szCs w:val="28"/>
-          <w:lang w:val="ru-RU"/>
-        </w:rPr>
-      </w:pPr>
-    </w:p>
-    <w:p>
-      <w:pPr>
-        <w:pStyle w:val="2"/>
-        <w:tabs>
-          <w:tab w:val="left" w:pos="1134"/>
-          <w:tab w:val="left" w:pos="3766"/>
-        </w:tabs>
-        <w:rPr>
-          <w:rFonts w:ascii="Times New Roman" w:hAnsi="Times New Roman" w:cs="Times New Roman"/>
-          <w:b/>
-          <w:bCs/>
-          <w:sz w:val="28"/>
-          <w:szCs w:val="28"/>
-          <w:lang w:val="ru-RU"/>
-        </w:rPr>
-      </w:pPr>
-      <w:bookmarkStart w:id="5" w:name="_Toc242020734"/>
-      <w:r>
-        <w:rPr>
-          <w:rFonts w:ascii="Times New Roman" w:hAnsi="Times New Roman" w:cs="Times New Roman"/>
-          <w:b/>
-          <w:bCs/>
-          <w:sz w:val="28"/>
-          <w:szCs w:val="28"/>
-          <w:lang w:val="ru-RU"/>
-        </w:rPr>
-        <w:t>3.3 Расчёты</w:t>
-      </w:r>
-      <w:bookmarkEnd w:id="5"/>
-    </w:p>
-    <w:p>
-      <w:pPr>
-        <w:spacing w:after="0" w:line="240" w:lineRule="auto"/>
-        <w:ind w:firstLine="720"/>
-        <w:jc w:val="both"/>
-        <w:rPr>
-          <w:rFonts w:eastAsiaTheme="minorEastAsia" w:cs="Times New Roman"/>
-          <w:b/>
-          <w:bCs/>
-          <w:szCs w:val="28"/>
-          <w:lang w:val="ru-RU"/>
-        </w:rPr>
-      </w:pPr>
-      <w:r>
-        <w:rPr>
-          <w:rFonts w:eastAsiaTheme="minorEastAsia" w:cs="Times New Roman"/>
-          <w:b/>
-          <w:bCs/>
-          <w:szCs w:val="28"/>
-        </w:rPr>
-        <w:t xml:space="preserve">Шаг </w:t>
-      </w:r>
-      <w:r>
-        <w:rPr>
-          <w:rFonts w:eastAsiaTheme="minorEastAsia" w:cs="Times New Roman"/>
-          <w:b/>
-          <w:bCs/>
-          <w:szCs w:val="28"/>
-          <w:lang w:val="ru-RU"/>
-        </w:rPr>
-        <w:t>№ </w:t>
-      </w:r>
-      <w:r>
-        <w:rPr>
-          <w:rFonts w:eastAsiaTheme="minorEastAsia" w:cs="Times New Roman"/>
-          <w:b/>
-          <w:bCs/>
-          <w:szCs w:val="28"/>
-        </w:rPr>
-        <w:t>5. Вычисление степени химической деградации аккумулятора</w:t>
-      </w:r>
-    </w:p>
-    <w:p>
-      <w:pPr>
-        <w:spacing w:after="0" w:line="240" w:lineRule="auto"/>
-        <w:ind w:firstLine="720"/>
-        <w:rPr>
-          <w:rFonts w:eastAsiaTheme="minorEastAsia" w:cs="Times New Roman"/>
-          <w:szCs w:val="28"/>
-          <w:lang w:val="ru-RU"/>
-        </w:rPr>
-      </w:pPr>
-      <w:r>
-        <w:rPr>
-          <w:rFonts w:eastAsiaTheme="minorEastAsia" w:cs="Times New Roman"/>
-          <w:szCs w:val="28"/>
-          <w:lang w:val="ru-RU"/>
-        </w:rPr>
-        <w:t xml:space="preserve">Пусть </w:t>
-      </w:r>
-      <w:r>
-        <w:rPr>
-          <w:rFonts w:eastAsiaTheme="minorEastAsia" w:cs="Times New Roman"/>
-          <w:szCs w:val="28"/>
-          <w:lang w:val="en-US"/>
-        </w:rPr>
-        <w:t>Q</w:t>
-      </w:r>
-      <w:r>
-        <w:rPr>
-          <w:rFonts w:eastAsiaTheme="minorEastAsia" w:cs="Times New Roman"/>
-          <w:szCs w:val="28"/>
-          <w:vertAlign w:val="subscript"/>
-          <w:lang w:val="ru-RU"/>
-        </w:rPr>
-        <w:t xml:space="preserve">1 </w:t>
-      </w:r>
-      <w:r>
-        <w:rPr>
-          <w:rFonts w:eastAsiaTheme="minorEastAsia" w:cs="Times New Roman"/>
-          <w:szCs w:val="28"/>
-          <w:lang w:val="ru-RU"/>
-        </w:rPr>
-        <w:t xml:space="preserve">— </w:t>
-      </w:r>
-      <w:r>
-        <w:rPr>
-          <w:rFonts w:eastAsiaTheme="minorEastAsia" w:cs="Times New Roman"/>
-          <w:szCs w:val="28"/>
-          <w:lang w:val="en-US"/>
-        </w:rPr>
-        <w:t>Design</w:t>
-      </w:r>
-      <w:r>
-        <w:rPr>
-          <w:rFonts w:eastAsiaTheme="minorEastAsia" w:cs="Times New Roman"/>
-          <w:szCs w:val="28"/>
-          <w:lang w:val="ru-RU"/>
-        </w:rPr>
-        <w:t xml:space="preserve"> </w:t>
-      </w:r>
-      <w:r>
-        <w:rPr>
-          <w:rFonts w:eastAsiaTheme="minorEastAsia" w:cs="Times New Roman"/>
-          <w:szCs w:val="28"/>
-          <w:lang w:val="en-US"/>
-        </w:rPr>
-        <w:t>Capacity</w:t>
-      </w:r>
-      <w:r>
-        <w:rPr>
-          <w:rFonts w:eastAsiaTheme="minorEastAsia" w:cs="Times New Roman"/>
-          <w:szCs w:val="28"/>
-          <w:lang w:val="ru-RU"/>
-        </w:rPr>
-        <w:t xml:space="preserve"> (</w:t>
-      </w:r>
-      <w:r>
-        <w:rPr>
-          <w:rFonts w:eastAsiaTheme="minorEastAsia" w:cs="Times New Roman"/>
-          <w:szCs w:val="28"/>
-        </w:rPr>
-        <w:t>объем энергии, который батарея могла хранить на момент выхода с завода</w:t>
-      </w:r>
-      <w:r>
-        <w:rPr>
-          <w:rFonts w:eastAsiaTheme="minorEastAsia" w:cs="Times New Roman"/>
-          <w:szCs w:val="28"/>
-          <w:lang w:val="ru-RU"/>
-        </w:rPr>
-        <w:t xml:space="preserve">), </w:t>
-      </w:r>
-      <w:r>
-        <w:rPr>
-          <w:rFonts w:eastAsiaTheme="minorEastAsia" w:cs="Times New Roman"/>
-          <w:szCs w:val="28"/>
-          <w:lang w:val="en-US"/>
-        </w:rPr>
-        <w:t>Q</w:t>
-      </w:r>
-      <w:r>
-        <w:rPr>
-          <w:rFonts w:eastAsiaTheme="minorEastAsia" w:cs="Times New Roman"/>
-          <w:szCs w:val="28"/>
-          <w:vertAlign w:val="subscript"/>
-          <w:lang w:val="ru-RU"/>
-        </w:rPr>
-        <w:t xml:space="preserve">2 </w:t>
-      </w:r>
-      <w:r>
-        <w:rPr>
-          <w:rFonts w:eastAsiaTheme="minorEastAsia" w:cs="Times New Roman"/>
-          <w:szCs w:val="28"/>
-          <w:lang w:val="ru-RU"/>
-        </w:rPr>
-        <w:t xml:space="preserve">— </w:t>
-      </w:r>
-      <w:r>
-        <w:rPr>
-          <w:rFonts w:eastAsiaTheme="minorEastAsia" w:cs="Times New Roman"/>
-          <w:szCs w:val="28"/>
-          <w:lang w:val="en-US"/>
-        </w:rPr>
-        <w:t>Full</w:t>
-      </w:r>
-      <w:r>
-        <w:rPr>
-          <w:rFonts w:eastAsiaTheme="minorEastAsia" w:cs="Times New Roman"/>
-          <w:szCs w:val="28"/>
-          <w:lang w:val="ru-RU"/>
-        </w:rPr>
-        <w:t xml:space="preserve"> </w:t>
-      </w:r>
-      <w:r>
-        <w:rPr>
-          <w:rFonts w:eastAsiaTheme="minorEastAsia" w:cs="Times New Roman"/>
-          <w:szCs w:val="28"/>
-          <w:lang w:val="en-US"/>
-        </w:rPr>
-        <w:t>Charge</w:t>
-      </w:r>
-      <w:r>
-        <w:rPr>
-          <w:rFonts w:eastAsiaTheme="minorEastAsia" w:cs="Times New Roman"/>
-          <w:szCs w:val="28"/>
-          <w:lang w:val="ru-RU"/>
-        </w:rPr>
-        <w:t xml:space="preserve"> </w:t>
-      </w:r>
-      <w:r>
-        <w:rPr>
-          <w:rFonts w:eastAsiaTheme="minorEastAsia" w:cs="Times New Roman"/>
-          <w:szCs w:val="28"/>
-          <w:lang w:val="en-US"/>
-        </w:rPr>
-        <w:t>Capacity</w:t>
-      </w:r>
-      <w:r>
-        <w:rPr>
-          <w:rFonts w:eastAsiaTheme="minorEastAsia" w:cs="Times New Roman"/>
-          <w:szCs w:val="28"/>
-          <w:lang w:val="ru-RU"/>
-        </w:rPr>
-        <w:t xml:space="preserve"> (</w:t>
-      </w:r>
-      <w:r>
-        <w:rPr>
-          <w:rFonts w:eastAsiaTheme="minorEastAsia" w:cs="Times New Roman"/>
-          <w:szCs w:val="28"/>
-        </w:rPr>
-        <w:t>объем энергии, который батарея способна накопить сейчас при заряде до 100%</w:t>
-      </w:r>
-      <w:r>
-        <w:rPr>
-          <w:rFonts w:eastAsiaTheme="minorEastAsia" w:cs="Times New Roman"/>
-          <w:szCs w:val="28"/>
-          <w:lang w:val="ru-RU"/>
-        </w:rPr>
-        <w:t xml:space="preserve">), </w:t>
-      </w:r>
-      <w:r>
-        <w:rPr>
-          <w:rFonts w:eastAsiaTheme="minorEastAsia" w:cs="Times New Roman"/>
-          <w:szCs w:val="28"/>
-          <w:lang w:val="en-US"/>
-        </w:rPr>
-        <w:t>η</w:t>
-      </w:r>
-      <w:r>
-        <w:rPr>
-          <w:rFonts w:eastAsiaTheme="minorEastAsia" w:cs="Times New Roman"/>
-          <w:szCs w:val="28"/>
-          <w:lang w:val="ru-RU"/>
-        </w:rPr>
-        <w:t xml:space="preserve"> — химический износ батареи, тогда:</w:t>
-      </w:r>
-    </w:p>
-    <w:p>
-      <w:pPr>
-        <w:spacing w:after="0" w:line="240" w:lineRule="auto"/>
-        <w:ind w:firstLine="720"/>
-        <w:rPr>
-          <w:rFonts w:eastAsiaTheme="minorEastAsia" w:cs="Times New Roman"/>
-          <w:szCs w:val="28"/>
-          <w:lang w:val="ru-RU"/>
-        </w:rPr>
-      </w:pPr>
-      <m:oMathPara>
-        <m:oMath>
-          <m:r>
-            <w:rPr>
-              <w:rFonts w:ascii="Cambria Math" w:eastAsiaTheme="minorEastAsia" w:hAnsi="Cambria Math" w:cs="Times New Roman"/>
-              <w:szCs w:val="28"/>
-              <w:lang w:val="en-US"/>
-            </w:rPr>
-            <m:t>η</m:t>
-          </m:r>
-          <m:r>
-            <w:rPr>
-              <w:rFonts w:ascii="Cambria Math" w:eastAsiaTheme="minorEastAsia" w:hAnsi="Cambria Math" w:cs="Times New Roman"/>
-              <w:szCs w:val="28"/>
-              <w:lang w:val="ru-RU"/>
-            </w:rPr>
-            <m:t>=(1</m:t>
-          </m:r>
-          <m:r>
-            <w:rPr>
-              <w:rFonts w:ascii="Cambria Math" w:eastAsiaTheme="minorEastAsia" w:hAnsi="Cambria Math" w:cs="Times New Roman"/>
-              <w:szCs w:val="28"/>
-              <w:lang w:val="en-US"/>
-            </w:rPr>
-            <m:t>-</m:t>
-          </m:r>
-          <m:f>
-            <m:fPr>
-              <m:ctrlPr>
-                <w:rPr>
-                  <w:rFonts w:ascii="Cambria Math" w:eastAsiaTheme="minorEastAsia" w:hAnsi="Cambria Math" w:cs="Times New Roman"/>
-                  <w:i/>
-                  <w:iCs/>
-                  <w:szCs w:val="28"/>
-                  <w:lang w:val="en-US"/>
-                </w:rPr>
-              </m:ctrlPr>
-            </m:fPr>
-            <m:num>
-              <m:sSub>
-                <m:sSubPr>
-                  <m:ctrlPr>
-                    <w:rPr>
-                      <w:rFonts w:ascii="Cambria Math" w:eastAsiaTheme="minorEastAsia" w:hAnsi="Cambria Math" w:cs="Times New Roman"/>
-                      <w:i/>
-                      <w:iCs/>
-                      <w:szCs w:val="28"/>
-                      <w:lang w:val="ru-RU"/>
-                    </w:rPr>
-                  </m:ctrlPr>
-                </m:sSubPr>
-                <m:e>
-                  <m:r>
-                    <w:rPr>
-                      <w:rFonts w:ascii="Cambria Math" w:eastAsiaTheme="minorEastAsia" w:hAnsi="Cambria Math" w:cs="Times New Roman"/>
-                      <w:szCs w:val="28"/>
-                      <w:lang w:val="en-US"/>
-                    </w:rPr>
-                    <m:t>Q</m:t>
-                  </m:r>
-                  <m:ctrlPr>
-                    <w:rPr>
-                      <w:rFonts w:ascii="Cambria Math" w:eastAsiaTheme="minorEastAsia" w:hAnsi="Cambria Math" w:cs="Times New Roman"/>
-                      <w:i/>
-                      <w:iCs/>
-                      <w:szCs w:val="28"/>
-                      <w:lang w:val="en-US"/>
-                    </w:rPr>
-                  </m:ctrlPr>
-                </m:e>
-                <m:sub>
-                  <m:r>
-                    <w:rPr>
-                      <w:rFonts w:ascii="Cambria Math" w:eastAsiaTheme="minorEastAsia" w:hAnsi="Cambria Math" w:cs="Times New Roman"/>
-                      <w:szCs w:val="28"/>
-                      <w:lang w:val="ru-RU"/>
-                    </w:rPr>
-                    <m:t>2</m:t>
-                  </m:r>
-                </m:sub>
-              </m:sSub>
-              <m:ctrlPr>
-                <w:rPr>
-                  <w:rFonts w:ascii="Cambria Math" w:eastAsiaTheme="minorEastAsia" w:hAnsi="Cambria Math" w:cs="Times New Roman"/>
-                  <w:i/>
-                  <w:iCs/>
-                  <w:szCs w:val="28"/>
-                  <w:lang w:val="ru-RU"/>
-                </w:rPr>
-              </m:ctrlPr>
-            </m:num>
-            <m:den>
-              <m:sSub>
-                <m:sSubPr>
-                  <m:ctrlPr>
-                    <w:rPr>
-                      <w:rFonts w:ascii="Cambria Math" w:eastAsiaTheme="minorEastAsia" w:hAnsi="Cambria Math" w:cs="Times New Roman"/>
-                      <w:i/>
-                      <w:iCs/>
-                      <w:szCs w:val="28"/>
-                      <w:lang w:val="ru-RU"/>
-                    </w:rPr>
-                  </m:ctrlPr>
-                </m:sSubPr>
-                <m:e>
-                  <m:r>
-                    <w:rPr>
-                      <w:rFonts w:ascii="Cambria Math" w:eastAsiaTheme="minorEastAsia" w:hAnsi="Cambria Math" w:cs="Times New Roman"/>
-                      <w:szCs w:val="28"/>
-                      <w:lang w:val="ru-RU"/>
-                    </w:rPr>
-                    <m:t>Q</m:t>
-                  </m:r>
-                </m:e>
-                <m:sub>
-                  <m:r>
-                    <w:rPr>
-                      <w:rFonts w:ascii="Cambria Math" w:eastAsiaTheme="minorEastAsia" w:hAnsi="Cambria Math" w:cs="Times New Roman"/>
-                      <w:szCs w:val="28"/>
-                      <w:lang w:val="ru-RU"/>
-                    </w:rPr>
-                    <m:t>1</m:t>
-                  </m:r>
-                </m:sub>
-              </m:sSub>
-            </m:den>
-          </m:f>
-          <m:r>
-            <w:rPr>
-              <w:rFonts w:ascii="Cambria Math" w:eastAsiaTheme="minorEastAsia" w:hAnsi="Cambria Math" w:cs="Times New Roman"/>
-              <w:szCs w:val="28"/>
-              <w:lang w:val="ru-RU"/>
-            </w:rPr>
-            <m:t>)×</m:t>
-          </m:r>
-          <m:r>
-            <w:rPr>
-              <w:rFonts w:ascii="Cambria Math" w:eastAsiaTheme="minorEastAsia" w:hAnsi="Cambria Math" w:cs="Times New Roman"/>
-              <w:szCs w:val="28"/>
-              <w:lang w:val="en-US"/>
-            </w:rPr>
-            <m:t>100%=(1-</m:t>
-          </m:r>
-          <m:f>
-            <m:fPr>
-              <m:ctrlPr>
-                <w:rPr>
-                  <w:rFonts w:ascii="Cambria Math" w:eastAsiaTheme="minorEastAsia" w:hAnsi="Cambria Math" w:cs="Times New Roman"/>
-                  <w:i/>
-                  <w:iCs/>
-                  <w:szCs w:val="28"/>
-                  <w:lang w:val="en-US"/>
-                </w:rPr>
-              </m:ctrlPr>
-            </m:fPr>
-            <m:num>
-              <m:r>
-                <w:rPr>
-                  <w:rFonts w:ascii="Cambria Math" w:eastAsiaTheme="minorEastAsia" w:hAnsi="Cambria Math" w:cs="Times New Roman"/>
-                  <w:szCs w:val="28"/>
-                  <w:lang w:val="en-US"/>
-                </w:rPr>
-                <m:t>53</m:t>
-              </m:r>
-              <m:r>
-                <w:rPr>
-                  <w:rFonts w:ascii="Cambria Math" w:eastAsiaTheme="minorEastAsia" w:hAnsi="Cambria Math" w:cs="Times New Roman"/>
-                  <w:szCs w:val="28"/>
-                  <w:lang w:val="ru-RU"/>
-                </w:rPr>
-                <m:t>187</m:t>
-              </m:r>
-              <m:r>
-                <w:rPr>
-                  <w:rFonts w:ascii="Cambria Math" w:eastAsiaTheme="minorEastAsia" w:hAnsi="Cambria Math" w:cs="Times New Roman"/>
-                  <w:szCs w:val="28"/>
-                  <w:lang w:val="en-US"/>
-                </w:rPr>
-                <m:t xml:space="preserve"> м</m:t>
-              </m:r>
-              <m:r>
-                <w:rPr>
-                  <w:rFonts w:ascii="Cambria Math" w:eastAsiaTheme="minorEastAsia" w:hAnsi="Cambria Math" w:cs="Times New Roman"/>
-                  <w:szCs w:val="28"/>
-                  <w:lang w:val="ru-RU"/>
-                </w:rPr>
-                <m:t>Вт</m:t>
-              </m:r>
-              <m:r>
-                <w:rPr>
-                  <w:rFonts w:ascii="Cambria Math" w:eastAsiaTheme="minorEastAsia" w:hAnsi="Cambria Math" w:cs="Times New Roman"/>
-                  <w:szCs w:val="28"/>
-                </w:rPr>
-                <m:t>·ч</m:t>
-              </m:r>
-            </m:num>
-            <m:den>
-              <m:r>
-                <w:rPr>
-                  <w:rFonts w:ascii="Cambria Math" w:eastAsiaTheme="minorEastAsia" w:hAnsi="Cambria Math" w:cs="Times New Roman"/>
-                  <w:szCs w:val="28"/>
-                  <w:lang w:val="en-US"/>
-                </w:rPr>
-                <m:t>55999 м</m:t>
-              </m:r>
-              <m:r>
-                <w:rPr>
-                  <w:rFonts w:ascii="Cambria Math" w:eastAsiaTheme="minorEastAsia" w:hAnsi="Cambria Math" w:cs="Times New Roman"/>
-                  <w:szCs w:val="28"/>
-                  <w:lang w:val="ru-RU"/>
-                </w:rPr>
-                <m:t>Вт</m:t>
-              </m:r>
-              <m:r>
-                <w:rPr>
-                  <w:rFonts w:ascii="Cambria Math" w:eastAsiaTheme="minorEastAsia" w:hAnsi="Cambria Math" w:cs="Times New Roman"/>
-                  <w:szCs w:val="28"/>
-                </w:rPr>
-                <m:t>·ч</m:t>
-              </m:r>
-            </m:den>
-          </m:f>
-          <m:r>
-            <w:rPr>
-              <w:rFonts w:ascii="Cambria Math" w:eastAsiaTheme="minorEastAsia" w:hAnsi="Cambria Math" w:cs="Times New Roman"/>
-              <w:szCs w:val="28"/>
-              <w:lang w:val="ru-RU"/>
-            </w:rPr>
-            <m:t>)×1</m:t>
-          </m:r>
-          <m:r>
-            <w:rPr>
-              <w:rFonts w:ascii="Cambria Math" w:eastAsiaTheme="minorEastAsia" w:hAnsi="Cambria Math" w:cs="Times New Roman"/>
-              <w:szCs w:val="28"/>
-              <w:lang w:val="en-US"/>
-            </w:rPr>
-            <m:t>00%=5.0</m:t>
-          </m:r>
-          <m:r>
-            <w:rPr>
-              <w:rFonts w:ascii="Cambria Math" w:eastAsiaTheme="minorEastAsia" w:hAnsi="Cambria Math" w:cs="Times New Roman"/>
-              <w:szCs w:val="28"/>
-              <w:lang w:val="ru-RU"/>
-            </w:rPr>
-            <m:t>2</m:t>
-          </m:r>
-          <m:r>
-            <w:rPr>
-              <w:rFonts w:ascii="Cambria Math" w:eastAsiaTheme="minorEastAsia" w:hAnsi="Cambria Math" w:cs="Times New Roman"/>
-              <w:szCs w:val="28"/>
-              <w:lang w:val="en-US"/>
-            </w:rPr>
-            <m:t>%</m:t>
-          </m:r>
-        </m:oMath>
-      </m:oMathPara>
+          <w:rFonts w:eastAsiaTheme="minorEastAsia" w:cs="Times New Roman"/>
+          <w:color w:val="000000" w:themeColor="text1"/>
+          <w:szCs w:val="28"/>
+          <w:lang w:val="ru-RU"/>
+        </w:rPr>
+      </w:pPr>
     </w:p>
     <w:p>
       <w:pPr>
         <w:spacing w:after="0" w:line="240" w:lineRule="auto"/>
         <w:ind w:firstLine="709"/>
-        <w:rPr>
-          <w:rFonts w:eastAsiaTheme="minorEastAsia" w:cs="Times New Roman"/>
-          <w:szCs w:val="28"/>
-          <w:lang w:val="ru-RU"/>
-        </w:rPr>
-      </w:pPr>
-      <w:r>
-        <w:rPr>
-          <w:rFonts w:eastAsiaTheme="minorEastAsia" w:cs="Times New Roman"/>
-          <w:szCs w:val="28"/>
-          <w:lang w:val="ru-RU"/>
-        </w:rPr>
-        <w:t>Износ составляет 5.</w:t>
-      </w:r>
-      <w:r>
-        <w:rPr>
-          <w:rFonts w:eastAsiaTheme="minorEastAsia" w:cs="Times New Roman"/>
-          <w:szCs w:val="28"/>
-          <w:lang w:val="ru-RU"/>
-        </w:rPr>
-        <w:t>02</w:t>
-      </w:r>
-      <w:r>
-        <w:rPr>
-          <w:rFonts w:eastAsiaTheme="minorEastAsia" w:cs="Times New Roman"/>
-          <w:szCs w:val="28"/>
-          <w:lang w:val="ru-RU"/>
-        </w:rPr>
-        <w:t xml:space="preserve"> %.</w:t>
-      </w:r>
-    </w:p>
-    <w:p>
-      <w:pPr>
-        <w:spacing w:after="0" w:line="240" w:lineRule="auto"/>
-        <w:ind w:firstLine="709"/>
-        <w:rPr>
-          <w:rFonts w:eastAsiaTheme="minorEastAsia" w:cs="Times New Roman"/>
-          <w:szCs w:val="28"/>
-          <w:lang w:val="ru-RU"/>
-        </w:rPr>
-      </w:pPr>
-    </w:p>
-    <w:p>
-      <w:pPr>
-        <w:spacing w:after="0" w:line="240" w:lineRule="auto"/>
-        <w:ind w:firstLine="720"/>
-        <w:jc w:val="both"/>
-        <w:rPr>
-          <w:rFonts w:eastAsiaTheme="minorEastAsia" w:cs="Times New Roman"/>
-          <w:b/>
-          <w:bCs/>
-          <w:szCs w:val="28"/>
-          <w:lang w:val="ru-RU"/>
-        </w:rPr>
-      </w:pPr>
-      <w:r>
-        <w:rPr>
-          <w:rFonts w:eastAsiaTheme="minorEastAsia" w:cs="Times New Roman"/>
-          <w:b/>
-          <w:bCs/>
-          <w:szCs w:val="28"/>
-        </w:rPr>
-        <w:t xml:space="preserve">Шаг </w:t>
-      </w:r>
-      <w:r>
-        <w:rPr>
-          <w:rFonts w:eastAsiaTheme="minorEastAsia" w:cs="Times New Roman"/>
-          <w:b/>
-          <w:bCs/>
-          <w:szCs w:val="28"/>
-          <w:lang w:val="ru-RU"/>
-        </w:rPr>
-        <w:t xml:space="preserve">№ </w:t>
-      </w:r>
-      <w:r>
-        <w:rPr>
-          <w:rFonts w:eastAsiaTheme="minorEastAsia" w:cs="Times New Roman"/>
-          <w:b/>
-          <w:bCs/>
-          <w:szCs w:val="28"/>
-        </w:rPr>
-        <w:t>6. Оценка эксплуатационного ресурса (Cycle Count)</w:t>
-      </w:r>
-    </w:p>
-    <w:p>
-      <w:pPr>
-        <w:spacing w:after="0" w:line="240" w:lineRule="auto"/>
-        <w:ind w:firstLine="709"/>
-        <w:jc w:val="both"/>
-        <w:rPr>
-          <w:rFonts w:eastAsiaTheme="minorEastAsia" w:cs="Times New Roman"/>
-          <w:szCs w:val="28"/>
-          <w:lang w:val="ru-RU"/>
-        </w:rPr>
-      </w:pPr>
-      <w:r>
-        <w:rPr>
-          <w:rFonts w:eastAsiaTheme="minorEastAsia" w:cs="Times New Roman"/>
-          <w:szCs w:val="28"/>
-        </w:rPr>
-        <w:t>Судя по системному отчёту, параметр Cycle Count не определён. Устройство новое, в использовании находится чуть больше месяца, на основе вычисленного химического износа батареи (5.</w:t>
-      </w:r>
-      <w:r>
-        <w:rPr>
-          <w:rFonts w:eastAsiaTheme="minorEastAsia" w:cs="Times New Roman"/>
-          <w:szCs w:val="28"/>
-          <w:lang w:val="ru-RU"/>
-        </w:rPr>
-        <w:t>02</w:t>
-      </w:r>
-      <w:r>
-        <w:rPr>
-          <w:rFonts w:eastAsiaTheme="minorEastAsia" w:cs="Times New Roman"/>
-          <w:szCs w:val="28"/>
-          <w:lang w:val="ru-RU"/>
-        </w:rPr>
-        <w:t xml:space="preserve"> </w:t>
-      </w:r>
-      <w:r>
-        <w:rPr>
-          <w:rFonts w:eastAsiaTheme="minorEastAsia" w:cs="Times New Roman"/>
-          <w:szCs w:val="28"/>
-        </w:rPr>
-        <w:t>%) можно сделать вывод, что аккумулятор находится в отличном состоянии. Данный износ во многом связан с начальной калибровкой и заводской погрешностью емкости новой батареи.</w:t>
-      </w:r>
-      <w:r>
-        <w:rPr>
-          <w:rFonts w:eastAsiaTheme="minorEastAsia" w:cs="Times New Roman"/>
-          <w:szCs w:val="28"/>
-          <w:lang w:val="ru-RU"/>
-        </w:rPr>
-        <w:t xml:space="preserve"> </w:t>
-      </w:r>
-      <w:r>
-        <w:rPr>
-          <w:rFonts w:eastAsiaTheme="minorEastAsia" w:cs="Times New Roman"/>
-          <w:szCs w:val="28"/>
-        </w:rPr>
-        <w:t>Устройство сохранило 94.</w:t>
-      </w:r>
-      <w:r>
-        <w:rPr>
-          <w:rFonts w:eastAsiaTheme="minorEastAsia" w:cs="Times New Roman"/>
-          <w:szCs w:val="28"/>
-          <w:lang w:val="ru-RU"/>
-        </w:rPr>
-        <w:t>98</w:t>
-      </w:r>
-      <w:r>
-        <w:rPr>
-          <w:rFonts w:eastAsiaTheme="minorEastAsia" w:cs="Times New Roman"/>
-          <w:szCs w:val="28"/>
-          <w:lang w:val="ru-RU"/>
-        </w:rPr>
-        <w:t> </w:t>
-      </w:r>
-      <w:r>
-        <w:rPr>
-          <w:rFonts w:eastAsiaTheme="minorEastAsia" w:cs="Times New Roman"/>
-          <w:szCs w:val="28"/>
-        </w:rPr>
-        <w:t>% своей первоначальной емкости. Принимая во внимание, что критическим порогом деградации считается падение емкости до 80</w:t>
-      </w:r>
-      <w:r>
-        <w:rPr>
-          <w:rFonts w:eastAsiaTheme="minorEastAsia" w:cs="Times New Roman"/>
-          <w:szCs w:val="28"/>
-          <w:lang w:val="ru-RU"/>
-        </w:rPr>
-        <w:t xml:space="preserve"> </w:t>
-      </w:r>
-      <w:r>
-        <w:rPr>
-          <w:rFonts w:eastAsiaTheme="minorEastAsia" w:cs="Times New Roman"/>
-          <w:szCs w:val="28"/>
-        </w:rPr>
-        <w:t>% (что эквивалентно потере 20</w:t>
-      </w:r>
-      <w:r>
-        <w:rPr>
-          <w:rFonts w:eastAsiaTheme="minorEastAsia" w:cs="Times New Roman"/>
-          <w:szCs w:val="28"/>
-          <w:lang w:val="ru-RU"/>
-        </w:rPr>
-        <w:t xml:space="preserve"> </w:t>
-      </w:r>
-      <w:r>
-        <w:rPr>
-          <w:rFonts w:eastAsiaTheme="minorEastAsia" w:cs="Times New Roman"/>
-          <w:szCs w:val="28"/>
-        </w:rPr>
-        <w:t xml:space="preserve">%), батарея израсходовала лишь около четверти от своего минимального заложенного ресурса до первой необходимой </w:t>
-      </w:r>
-      <w:r>
-        <w:rPr>
-          <w:rFonts w:eastAsiaTheme="minorEastAsia" w:cs="Times New Roman"/>
-          <w:szCs w:val="28"/>
-        </w:rPr>
-        <w:lastRenderedPageBreak/>
-        <w:t>замены. Оставшегося запаса прочности аккумулятора при текущем темпе использования гарантированно хватит еще на 2-3 года.</w:t>
-      </w:r>
-    </w:p>
-    <w:p>
-      <w:pPr>
-        <w:pStyle w:val="2"/>
-        <w:tabs>
-          <w:tab w:val="left" w:pos="1134"/>
-          <w:tab w:val="left" w:pos="3766"/>
-        </w:tabs>
-        <w:rPr>
-          <w:rFonts w:ascii="Times New Roman" w:hAnsi="Times New Roman" w:cs="Times New Roman"/>
-          <w:b/>
-          <w:bCs/>
-          <w:sz w:val="28"/>
-          <w:szCs w:val="28"/>
-          <w:lang w:val="ru-RU"/>
-        </w:rPr>
-      </w:pPr>
-      <w:bookmarkStart w:id="6" w:name="_Toc242020735"/>
-      <w:r>
-        <w:rPr>
-          <w:rFonts w:ascii="Times New Roman" w:hAnsi="Times New Roman" w:cs="Times New Roman"/>
-          <w:b/>
-          <w:bCs/>
-          <w:sz w:val="28"/>
-          <w:szCs w:val="28"/>
-          <w:lang w:val="ru-RU"/>
-        </w:rPr>
-        <w:t>3.4 Теоретический блок (Техника безопасности)</w:t>
-      </w:r>
-      <w:bookmarkEnd w:id="6"/>
-    </w:p>
-    <w:p>
-      <w:pPr>
-        <w:spacing w:after="0" w:line="240" w:lineRule="auto"/>
-        <w:ind w:firstLine="709"/>
-        <w:jc w:val="both"/>
-        <w:rPr>
-          <w:rFonts w:cs="Times New Roman"/>
-          <w:b/>
-          <w:bCs/>
-          <w:szCs w:val="28"/>
-          <w:lang w:val="ru-RU"/>
-        </w:rPr>
-      </w:pPr>
-      <w:r>
-        <w:rPr>
-          <w:rFonts w:cs="Times New Roman"/>
-          <w:b/>
-          <w:bCs/>
-          <w:szCs w:val="28"/>
-          <w:lang w:val="ru-RU"/>
-        </w:rPr>
-        <w:t xml:space="preserve">Шаг № 1. </w:t>
-      </w:r>
-      <w:r>
-        <w:rPr>
-          <w:rFonts w:cs="Times New Roman"/>
-          <w:b/>
-          <w:bCs/>
-          <w:szCs w:val="28"/>
-        </w:rPr>
-        <w:t> Анализ требований электробезопасности и физики заземления</w:t>
+        <w:jc w:val="both"/>
+        <w:rPr>
+          <w:rFonts w:eastAsiaTheme="minorEastAsia" w:cs="Times New Roman"/>
+          <w:b/>
+          <w:bCs/>
+          <w:color w:val="000000" w:themeColor="text1"/>
+          <w:szCs w:val="28"/>
+          <w:lang w:val="ru-RU"/>
+        </w:rPr>
+      </w:pPr>
+      <w:r>
+        <w:rPr>
+          <w:rFonts w:eastAsiaTheme="minorEastAsia" w:cs="Times New Roman"/>
+          <w:b/>
+          <w:bCs/>
+          <w:color w:val="000000" w:themeColor="text1"/>
+          <w:szCs w:val="28"/>
+        </w:rPr>
+        <w:t>Показания температурных датчиков в режиме простоя</w:t>
+      </w:r>
+      <w:r>
+        <w:rPr>
+          <w:rFonts w:eastAsiaTheme="minorEastAsia" w:cs="Times New Roman"/>
+          <w:b/>
+          <w:bCs/>
+          <w:color w:val="000000" w:themeColor="text1"/>
+          <w:szCs w:val="28"/>
+          <w:lang w:val="ru-RU"/>
+        </w:rPr>
+        <w:t>:</w:t>
       </w:r>
     </w:p>
     <w:p>
@@ -3787,7 +3595,7 @@
         <w:pStyle w:val="a7"/>
         <w:numPr>
           <w:ilvl w:val="0"/>
-          <w:numId w:val="8"/>
+          <w:numId w:val="10"/>
         </w:numPr>
         <w:tabs>
           <w:tab w:val="left" w:pos="1134"/>
@@ -3796,31 +3604,151 @@
         <w:ind w:left="0" w:firstLine="709"/>
         <w:jc w:val="both"/>
         <w:rPr>
-          <w:rFonts w:cs="Times New Roman"/>
-          <w:szCs w:val="28"/>
-        </w:rPr>
-      </w:pPr>
-      <w:r>
-        <w:rPr>
-          <w:rFonts w:cs="Times New Roman"/>
-          <w:szCs w:val="28"/>
-        </w:rPr>
-        <w:t>Внутренние компоненты блоков питания</w:t>
-      </w:r>
-      <w:r>
-        <w:rPr>
-          <w:rFonts w:cs="Times New Roman"/>
-          <w:szCs w:val="28"/>
-          <w:lang w:val="ru-RU"/>
-        </w:rPr>
-        <w:t xml:space="preserve"> </w:t>
-      </w:r>
-      <w:r>
-        <w:rPr>
-          <w:rFonts w:cs="Times New Roman"/>
-          <w:szCs w:val="28"/>
-        </w:rPr>
-        <w:t>(в первую очередь высоковольтные конденсаторы) способны удерживать опасный для жизни электрический заряд длительное время после полного отключения устройства от сети. Проведение любых ремонтных или диагностических работ без предварительного рассеивания остаточного заряда (разрядки конденсаторов) категорически запрещено.</w:t>
+          <w:rFonts w:eastAsiaTheme="minorEastAsia" w:cs="Times New Roman"/>
+          <w:color w:val="000000" w:themeColor="text1"/>
+          <w:szCs w:val="28"/>
+          <w:lang w:val="ru-RU"/>
+        </w:rPr>
+      </w:pPr>
+      <w:r>
+        <w:rPr>
+          <w:rFonts w:eastAsiaTheme="minorEastAsia" w:cs="Times New Roman"/>
+          <w:color w:val="000000" w:themeColor="text1"/>
+          <w:szCs w:val="28"/>
+        </w:rPr>
+        <w:t>Центральный процессор (CPU):</w:t>
+      </w:r>
+    </w:p>
+    <w:p>
+      <w:pPr>
+        <w:pStyle w:val="a7"/>
+        <w:numPr>
+          <w:ilvl w:val="1"/>
+          <w:numId w:val="10"/>
+        </w:numPr>
+        <w:tabs>
+          <w:tab w:val="left" w:pos="1134"/>
+        </w:tabs>
+        <w:spacing w:after="0" w:line="240" w:lineRule="auto"/>
+        <w:ind w:left="0" w:firstLine="709"/>
+        <w:jc w:val="both"/>
+        <w:rPr>
+          <w:rFonts w:eastAsiaTheme="minorEastAsia" w:cs="Times New Roman"/>
+          <w:color w:val="000000" w:themeColor="text1"/>
+          <w:szCs w:val="28"/>
+          <w:lang w:val="ru-RU"/>
+        </w:rPr>
+      </w:pPr>
+      <w:r>
+        <w:rPr>
+          <w:rFonts w:eastAsiaTheme="minorEastAsia" w:cs="Times New Roman"/>
+          <w:color w:val="000000" w:themeColor="text1"/>
+          <w:szCs w:val="28"/>
+        </w:rPr>
+        <w:t>Значение Ц</w:t>
+      </w:r>
+      <w:r>
+        <w:rPr>
+          <w:rFonts w:eastAsiaTheme="minorEastAsia" w:cs="Times New Roman"/>
+          <w:color w:val="000000" w:themeColor="text1"/>
+          <w:szCs w:val="28"/>
+          <w:lang w:val="ru-RU"/>
+        </w:rPr>
+        <w:t>П</w:t>
+      </w:r>
+      <w:r>
+        <w:rPr>
+          <w:rFonts w:eastAsiaTheme="minorEastAsia" w:cs="Times New Roman"/>
+          <w:color w:val="000000" w:themeColor="text1"/>
+          <w:szCs w:val="28"/>
+        </w:rPr>
+        <w:t>: 5</w:t>
+      </w:r>
+      <w:r>
+        <w:rPr>
+          <w:rFonts w:eastAsiaTheme="minorEastAsia" w:cs="Times New Roman"/>
+          <w:color w:val="000000" w:themeColor="text1"/>
+          <w:szCs w:val="28"/>
+          <w:lang w:val="ru-RU"/>
+        </w:rPr>
+        <w:t>2</w:t>
+      </w:r>
+      <w:r>
+        <w:rPr>
+          <w:rFonts w:eastAsiaTheme="minorEastAsia" w:cs="Times New Roman"/>
+          <w:color w:val="000000" w:themeColor="text1"/>
+          <w:szCs w:val="28"/>
+        </w:rPr>
+        <w:t xml:space="preserve"> °C</w:t>
+      </w:r>
+      <w:r>
+        <w:rPr>
+          <w:rFonts w:eastAsiaTheme="minorEastAsia" w:cs="Times New Roman"/>
+          <w:color w:val="000000" w:themeColor="text1"/>
+          <w:szCs w:val="28"/>
+          <w:lang w:val="ru-RU"/>
+        </w:rPr>
+        <w:t>;</w:t>
+      </w:r>
+    </w:p>
+    <w:p>
+      <w:pPr>
+        <w:pStyle w:val="a7"/>
+        <w:numPr>
+          <w:ilvl w:val="1"/>
+          <w:numId w:val="10"/>
+        </w:numPr>
+        <w:tabs>
+          <w:tab w:val="left" w:pos="1134"/>
+        </w:tabs>
+        <w:spacing w:after="0" w:line="240" w:lineRule="auto"/>
+        <w:ind w:left="0" w:firstLine="709"/>
+        <w:jc w:val="both"/>
+        <w:rPr>
+          <w:rFonts w:eastAsiaTheme="minorEastAsia" w:cs="Times New Roman"/>
+          <w:color w:val="000000" w:themeColor="text1"/>
+          <w:szCs w:val="28"/>
+          <w:lang w:val="ru-RU"/>
+        </w:rPr>
+      </w:pPr>
+      <w:r>
+        <w:rPr>
+          <w:rFonts w:eastAsiaTheme="minorEastAsia" w:cs="Times New Roman"/>
+          <w:color w:val="000000" w:themeColor="text1"/>
+          <w:szCs w:val="28"/>
+          <w:lang w:val="ru-RU"/>
+        </w:rPr>
+        <w:t>Общая температура кристалла (Весь ЦП): 51 °C;</w:t>
+      </w:r>
+    </w:p>
+    <w:p>
+      <w:pPr>
+        <w:pStyle w:val="a7"/>
+        <w:numPr>
+          <w:ilvl w:val="1"/>
+          <w:numId w:val="10"/>
+        </w:numPr>
+        <w:tabs>
+          <w:tab w:val="left" w:pos="1134"/>
+        </w:tabs>
+        <w:spacing w:after="0" w:line="240" w:lineRule="auto"/>
+        <w:ind w:left="0" w:firstLine="709"/>
+        <w:jc w:val="both"/>
+        <w:rPr>
+          <w:rFonts w:eastAsiaTheme="minorEastAsia" w:cs="Times New Roman"/>
+          <w:color w:val="000000" w:themeColor="text1"/>
+          <w:szCs w:val="28"/>
+          <w:lang w:val="ru-RU"/>
+        </w:rPr>
+      </w:pPr>
+      <w:r>
+        <w:rPr>
+          <w:rFonts w:eastAsiaTheme="minorEastAsia" w:cs="Times New Roman"/>
+          <w:color w:val="000000" w:themeColor="text1"/>
+          <w:szCs w:val="28"/>
+          <w:lang w:val="ru-RU"/>
+        </w:rPr>
+        <w:t>Температуры отдельных вычислительных ядер колеблются в диапазоне от 42 °C (Ядро 3) до 47 °C (Ядро 2).</w:t>
       </w:r>
     </w:p>
     <w:p>
@@ -3828,7 +3756,7 @@
         <w:pStyle w:val="a7"/>
         <w:numPr>
           <w:ilvl w:val="0"/>
-          <w:numId w:val="8"/>
+          <w:numId w:val="10"/>
         </w:numPr>
         <w:tabs>
           <w:tab w:val="left" w:pos="1134"/>
@@ -3837,64 +3765,246 @@
         <w:ind w:left="0" w:firstLine="709"/>
         <w:jc w:val="both"/>
         <w:rPr>
-          <w:rFonts w:cs="Times New Roman"/>
-          <w:szCs w:val="28"/>
-        </w:rPr>
-      </w:pPr>
-      <w:r>
-        <w:rPr>
-          <w:rFonts w:cs="Times New Roman"/>
-          <w:szCs w:val="28"/>
-        </w:rPr>
-        <w:t xml:space="preserve">Заземление выполняет роль защитного барьера, создавая преднамеренное электрическое соединение металлических элементов корпуса ПК с землей. Физический принцип основан на законе Ома: ток течет по пути наименьшего сопротивления. Сопротивление заземляющего контура мало по сравнению с сопротивлением человеческого тела. В случае </w:t>
-      </w:r>
-      <w:r>
-        <w:rPr>
-          <w:rFonts w:cs="Times New Roman"/>
-          <w:szCs w:val="28"/>
-          <w:lang w:val="ru-RU"/>
-        </w:rPr>
-        <w:t>повреждения</w:t>
-      </w:r>
-      <w:r>
-        <w:rPr>
-          <w:rFonts w:cs="Times New Roman"/>
-          <w:szCs w:val="28"/>
-        </w:rPr>
-        <w:t xml:space="preserve"> фазы на корпус устройства опасный потенциал мгновенно сбрасывается в землю, активируя защитные автоматы и предотвращая поражение человека электрическим током.</w:t>
+          <w:rFonts w:eastAsiaTheme="minorEastAsia" w:cs="Times New Roman"/>
+          <w:color w:val="000000" w:themeColor="text1"/>
+          <w:szCs w:val="28"/>
+          <w:lang w:val="ru-RU"/>
+        </w:rPr>
+      </w:pPr>
+      <w:r>
+        <w:rPr>
+          <w:rFonts w:eastAsiaTheme="minorEastAsia" w:cs="Times New Roman"/>
+          <w:color w:val="000000" w:themeColor="text1"/>
+          <w:szCs w:val="28"/>
+          <w:lang w:val="ru-RU"/>
+        </w:rPr>
+        <w:t>Системная плата / Чипсет: в текущей конфигурации датчик чипсета скрыт из-за ограничений пробной версии утилиты. Однако температура оперативной памяти (DIMM1) зафиксирована на отметке 43 °C;</w:t>
       </w:r>
     </w:p>
     <w:p>
       <w:pPr>
         <w:pStyle w:val="a7"/>
+        <w:numPr>
+          <w:ilvl w:val="0"/>
+          <w:numId w:val="10"/>
+        </w:numPr>
         <w:tabs>
           <w:tab w:val="left" w:pos="1134"/>
         </w:tabs>
         <w:spacing w:after="0" w:line="240" w:lineRule="auto"/>
+        <w:ind w:left="0" w:firstLine="709"/>
+        <w:jc w:val="both"/>
+        <w:rPr>
+          <w:rFonts w:eastAsiaTheme="minorEastAsia" w:cs="Times New Roman"/>
+          <w:color w:val="000000" w:themeColor="text1"/>
+          <w:szCs w:val="28"/>
+          <w:lang w:val="ru-RU"/>
+        </w:rPr>
+      </w:pPr>
+      <w:r>
+        <w:rPr>
+          <w:rFonts w:eastAsiaTheme="minorEastAsia" w:cs="Times New Roman"/>
+          <w:color w:val="000000" w:themeColor="text1"/>
+          <w:szCs w:val="28"/>
+          <w:lang w:val="ru-RU"/>
+        </w:rPr>
+        <w:t>Накопитель (SSD): Датчик температуры твердотельного диска Micron скрыт заглушкой [ПРОБНАЯ ВЕРСИЯ].</w:t>
+      </w:r>
+    </w:p>
+    <w:p>
+      <w:pPr>
+        <w:pStyle w:val="a7"/>
+        <w:tabs>
+          <w:tab w:val="left" w:pos="1134"/>
+        </w:tabs>
+        <w:spacing w:after="0" w:line="240" w:lineRule="auto"/>
         <w:ind w:left="709"/>
         <w:jc w:val="both"/>
         <w:rPr>
-          <w:rFonts w:cs="Times New Roman"/>
-          <w:szCs w:val="28"/>
-        </w:rPr>
-      </w:pPr>
-    </w:p>
-    <w:p>
-      <w:pPr>
+          <w:rFonts w:eastAsiaTheme="minorEastAsia" w:cs="Times New Roman"/>
+          <w:color w:val="000000" w:themeColor="text1"/>
+          <w:szCs w:val="28"/>
+          <w:lang w:val="ru-RU"/>
+        </w:rPr>
+      </w:pPr>
+    </w:p>
+    <w:p>
+      <w:pPr>
+        <w:spacing w:after="0" w:line="240" w:lineRule="auto"/>
         <w:ind w:firstLine="709"/>
-        <w:rPr>
-          <w:rFonts w:eastAsiaTheme="minorEastAsia" w:cs="Times New Roman"/>
-          <w:b/>
-          <w:bCs/>
-          <w:szCs w:val="28"/>
-          <w:lang w:val="ru-RU"/>
-        </w:rPr>
-      </w:pPr>
-      <w:r>
-        <w:rPr>
-          <w:rFonts w:eastAsiaTheme="minorEastAsia" w:cs="Times New Roman"/>
-          <w:b/>
-          <w:bCs/>
+        <w:jc w:val="both"/>
+        <w:rPr>
+          <w:rFonts w:eastAsiaTheme="minorEastAsia" w:cs="Times New Roman"/>
+          <w:b/>
+          <w:bCs/>
+          <w:color w:val="000000" w:themeColor="text1"/>
+          <w:szCs w:val="28"/>
+          <w:lang w:val="ru-RU"/>
+        </w:rPr>
+      </w:pPr>
+      <w:r>
+        <w:rPr>
+          <w:rFonts w:eastAsiaTheme="minorEastAsia" w:cs="Times New Roman"/>
+          <w:b/>
+          <w:bCs/>
+          <w:color w:val="000000" w:themeColor="text1"/>
+          <w:szCs w:val="28"/>
+          <w:lang w:val="ru-RU"/>
+        </w:rPr>
+        <w:t>Самый горячий компонент:</w:t>
+      </w:r>
+    </w:p>
+    <w:p>
+      <w:pPr>
+        <w:spacing w:after="0" w:line="240" w:lineRule="auto"/>
+        <w:ind w:firstLine="709"/>
+        <w:jc w:val="both"/>
+        <w:rPr>
+          <w:rFonts w:eastAsiaTheme="minorEastAsia" w:cs="Times New Roman"/>
+          <w:color w:val="000000" w:themeColor="text1"/>
+          <w:szCs w:val="28"/>
+          <w:lang w:val="ru-RU"/>
+        </w:rPr>
+      </w:pPr>
+      <w:r>
+        <w:rPr>
+          <w:rFonts w:eastAsiaTheme="minorEastAsia" w:cs="Times New Roman"/>
+          <w:color w:val="000000" w:themeColor="text1"/>
+          <w:szCs w:val="28"/>
+          <w:lang w:val="ru-RU"/>
+        </w:rPr>
+        <w:t>На основании полученной телеметрии самым горячим компонентом персонального компьютера в режиме простоя является память графического процессора (Память ГП), температура которой составляет 64 °C. На втором месте находится ЦП, нагретый до 52 °C.</w:t>
+      </w:r>
+    </w:p>
+    <w:p>
+      <w:pPr>
+        <w:spacing w:after="0" w:line="240" w:lineRule="auto"/>
+        <w:ind w:firstLine="709"/>
+        <w:jc w:val="both"/>
+        <w:rPr>
+          <w:rFonts w:eastAsiaTheme="minorEastAsia" w:cs="Times New Roman"/>
+          <w:color w:val="000000" w:themeColor="text1"/>
+          <w:szCs w:val="28"/>
+          <w:lang w:val="ru-RU"/>
+        </w:rPr>
+      </w:pPr>
+    </w:p>
+    <w:p>
+      <w:pPr>
+        <w:spacing w:after="0" w:line="240" w:lineRule="auto"/>
+        <w:ind w:firstLine="709"/>
+        <w:jc w:val="both"/>
+        <w:rPr>
+          <w:rFonts w:eastAsiaTheme="minorEastAsia" w:cs="Times New Roman"/>
+          <w:color w:val="000000" w:themeColor="text1"/>
+          <w:szCs w:val="28"/>
+          <w:lang w:val="ru-RU"/>
+        </w:rPr>
+      </w:pPr>
+    </w:p>
+    <w:p>
+      <w:pPr>
+        <w:spacing w:after="0" w:line="240" w:lineRule="auto"/>
+        <w:ind w:firstLine="709"/>
+        <w:jc w:val="both"/>
+        <w:rPr>
+          <w:rFonts w:eastAsiaTheme="minorEastAsia" w:cs="Times New Roman"/>
+          <w:color w:val="000000" w:themeColor="text1"/>
+          <w:szCs w:val="28"/>
+          <w:lang w:val="ru-RU"/>
+        </w:rPr>
+      </w:pPr>
+    </w:p>
+    <w:p>
+      <w:pPr>
+        <w:spacing w:after="0" w:line="240" w:lineRule="auto"/>
+        <w:ind w:firstLine="709"/>
+        <w:jc w:val="both"/>
+        <w:rPr>
+          <w:rFonts w:eastAsiaTheme="minorEastAsia" w:cs="Times New Roman"/>
+          <w:color w:val="000000" w:themeColor="text1"/>
+          <w:szCs w:val="28"/>
+          <w:lang w:val="ru-RU"/>
+        </w:rPr>
+      </w:pPr>
+    </w:p>
+    <w:p>
+      <w:pPr>
+        <w:spacing w:after="0" w:line="240" w:lineRule="auto"/>
+        <w:ind w:firstLine="709"/>
+        <w:jc w:val="both"/>
+        <w:rPr>
+          <w:rFonts w:eastAsiaTheme="minorEastAsia" w:cs="Times New Roman"/>
+          <w:color w:val="000000" w:themeColor="text1"/>
+          <w:szCs w:val="28"/>
+          <w:lang w:val="ru-RU"/>
+        </w:rPr>
+      </w:pPr>
+    </w:p>
+    <w:p>
+      <w:pPr>
+        <w:pStyle w:val="2"/>
+        <w:tabs>
+          <w:tab w:val="left" w:pos="1134"/>
+          <w:tab w:val="left" w:pos="3766"/>
+        </w:tabs>
+        <w:rPr>
+          <w:rFonts w:ascii="Times New Roman" w:hAnsi="Times New Roman" w:cs="Times New Roman"/>
+          <w:b/>
+          <w:bCs/>
+          <w:color w:val="000000" w:themeColor="text1"/>
+          <w:sz w:val="28"/>
+          <w:szCs w:val="28"/>
+          <w:lang w:val="ru-RU"/>
+        </w:rPr>
+      </w:pPr>
+      <w:bookmarkStart w:id="6" w:name="_Toc242095047"/>
+      <w:r>
+        <w:rPr>
+          <w:rFonts w:ascii="Times New Roman" w:hAnsi="Times New Roman" w:cs="Times New Roman"/>
+          <w:b/>
+          <w:bCs/>
+          <w:color w:val="000000" w:themeColor="text1"/>
+          <w:sz w:val="28"/>
+          <w:szCs w:val="28"/>
+          <w:lang w:val="ru-RU"/>
+        </w:rPr>
+        <w:lastRenderedPageBreak/>
+        <w:t>3.4</w:t>
+      </w:r>
+      <w:r>
+        <w:rPr>
+          <w:rFonts w:ascii="Times New Roman" w:hAnsi="Times New Roman" w:cs="Times New Roman"/>
+          <w:b/>
+          <w:bCs/>
+          <w:color w:val="000000" w:themeColor="text1"/>
+          <w:sz w:val="28"/>
+          <w:szCs w:val="28"/>
+          <w:lang w:val="ru-RU"/>
+        </w:rPr>
+        <w:t xml:space="preserve"> Аудит автозагрузки</w:t>
+      </w:r>
+      <w:bookmarkEnd w:id="6"/>
+    </w:p>
+    <w:p>
+      <w:pPr>
+        <w:spacing w:after="0" w:line="240" w:lineRule="auto"/>
+        <w:jc w:val="both"/>
+        <w:rPr>
+          <w:rFonts w:eastAsiaTheme="minorEastAsia" w:cs="Times New Roman"/>
+          <w:b/>
+          <w:bCs/>
+          <w:color w:val="000000" w:themeColor="text1"/>
+          <w:szCs w:val="28"/>
+          <w:lang w:val="ru-RU"/>
+        </w:rPr>
+      </w:pPr>
+      <w:r>
+        <w:rPr>
+          <w:rFonts w:eastAsiaTheme="minorEastAsia" w:cs="Times New Roman"/>
+          <w:b/>
+          <w:bCs/>
+          <w:color w:val="000000" w:themeColor="text1"/>
           <w:szCs w:val="28"/>
         </w:rPr>
         <w:t xml:space="preserve">Шаг </w:t>
@@ -3904,254 +4014,69 @@
           <w:rFonts w:eastAsiaTheme="minorEastAsia" w:cs="Times New Roman"/>
           <w:b/>
           <w:bCs/>
-          <w:szCs w:val="28"/>
-          <w:lang w:val="ru-RU"/>
-        </w:rPr>
-        <w:t>№</w:t>
-      </w:r>
-      <w:r>
-        <w:rPr>
-          <w:rFonts w:eastAsiaTheme="minorEastAsia" w:cs="Times New Roman"/>
-          <w:b/>
-          <w:bCs/>
-          <w:szCs w:val="28"/>
-          <w:lang w:val="ru-RU"/>
-        </w:rPr>
-        <w:t xml:space="preserve"> </w:t>
-      </w:r>
-      <w:r>
-        <w:rPr>
-          <w:rFonts w:eastAsiaTheme="minorEastAsia" w:cs="Times New Roman"/>
-          <w:b/>
-          <w:bCs/>
-          <w:szCs w:val="28"/>
-        </w:rPr>
-        <w:t>7. Разработка мер защиты от электростатического разряда (ЭСР / ESD)</w:t>
-      </w:r>
-    </w:p>
-    <w:p>
-      <w:pPr>
-        <w:spacing w:after="0" w:line="240" w:lineRule="auto"/>
-        <w:ind w:firstLine="709"/>
-        <w:jc w:val="both"/>
-        <w:rPr>
-          <w:rFonts w:eastAsiaTheme="minorEastAsia" w:cs="Times New Roman"/>
-          <w:b/>
-          <w:bCs/>
-          <w:szCs w:val="28"/>
-          <w:lang w:val="ru-RU"/>
-        </w:rPr>
-      </w:pPr>
-      <w:r>
-        <w:rPr>
-          <w:rFonts w:eastAsiaTheme="minorEastAsia" w:cs="Times New Roman"/>
-          <w:b/>
-          <w:bCs/>
-          <w:szCs w:val="28"/>
-        </w:rPr>
-        <w:t>Анализ статистики разностей потенциалов:</w:t>
-      </w:r>
-    </w:p>
-    <w:p>
-      <w:pPr>
-        <w:spacing w:after="0" w:line="240" w:lineRule="auto"/>
-        <w:ind w:firstLine="709"/>
-        <w:jc w:val="both"/>
-        <w:rPr>
-          <w:rFonts w:eastAsiaTheme="minorEastAsia" w:cs="Times New Roman"/>
-          <w:szCs w:val="28"/>
-          <w:lang w:val="ru-RU"/>
-        </w:rPr>
-      </w:pPr>
-      <w:r>
-        <w:rPr>
-          <w:rFonts w:eastAsiaTheme="minorEastAsia" w:cs="Times New Roman"/>
-          <w:szCs w:val="28"/>
-        </w:rPr>
-        <w:t>Человек начинает физически ощущать удар статического тока только</w:t>
-      </w:r>
-      <w:r>
-        <w:rPr>
-          <w:rFonts w:eastAsiaTheme="minorEastAsia" w:cs="Times New Roman"/>
-          <w:szCs w:val="28"/>
-          <w:lang w:val="ru-RU"/>
-        </w:rPr>
-        <w:t xml:space="preserve"> </w:t>
-      </w:r>
-      <w:r>
-        <w:rPr>
-          <w:rFonts w:eastAsiaTheme="minorEastAsia" w:cs="Times New Roman"/>
-          <w:szCs w:val="28"/>
-        </w:rPr>
-        <w:t xml:space="preserve">тогда, когда </w:t>
-      </w:r>
-      <w:r>
-        <w:rPr>
-          <w:rFonts w:eastAsiaTheme="minorEastAsia" w:cs="Times New Roman"/>
-          <w:szCs w:val="28"/>
-          <w:lang w:val="ru-RU"/>
-        </w:rPr>
-        <w:t>разность потенциалов</w:t>
-      </w:r>
-      <w:r>
-        <w:rPr>
-          <w:rFonts w:eastAsiaTheme="minorEastAsia" w:cs="Times New Roman"/>
-          <w:szCs w:val="28"/>
-        </w:rPr>
-        <w:t xml:space="preserve"> превышает 3000 В. При этом</w:t>
-      </w:r>
-      <w:r>
-        <w:rPr>
-          <w:rFonts w:eastAsiaTheme="minorEastAsia" w:cs="Times New Roman"/>
-          <w:szCs w:val="28"/>
-          <w:lang w:val="ru-RU"/>
-        </w:rPr>
-        <w:t xml:space="preserve"> </w:t>
-      </w:r>
-      <w:r>
-        <w:rPr>
-          <w:rFonts w:eastAsiaTheme="minorEastAsia" w:cs="Times New Roman"/>
-          <w:szCs w:val="28"/>
-        </w:rPr>
-        <w:t>современные сверхчувствительные микрочипы (центральный</w:t>
-      </w:r>
-      <w:r>
-        <w:rPr>
-          <w:rFonts w:eastAsiaTheme="minorEastAsia" w:cs="Times New Roman"/>
-          <w:szCs w:val="28"/>
-          <w:lang w:val="ru-RU"/>
-        </w:rPr>
-        <w:t xml:space="preserve"> </w:t>
-      </w:r>
-      <w:r>
-        <w:rPr>
-          <w:rFonts w:eastAsiaTheme="minorEastAsia" w:cs="Times New Roman"/>
-          <w:szCs w:val="28"/>
-        </w:rPr>
-        <w:t>процессор, чипы оперативной памяти) могут получить необратимые</w:t>
-      </w:r>
-      <w:r>
-        <w:rPr>
-          <w:rFonts w:eastAsiaTheme="minorEastAsia" w:cs="Times New Roman"/>
-          <w:szCs w:val="28"/>
-          <w:lang w:val="ru-RU"/>
-        </w:rPr>
-        <w:t xml:space="preserve"> </w:t>
-      </w:r>
-      <w:r>
-        <w:rPr>
-          <w:rFonts w:eastAsiaTheme="minorEastAsia" w:cs="Times New Roman"/>
-          <w:szCs w:val="28"/>
-        </w:rPr>
-        <w:t>микроп</w:t>
-      </w:r>
-      <w:r>
-        <w:rPr>
-          <w:rFonts w:eastAsiaTheme="minorEastAsia" w:cs="Times New Roman"/>
-          <w:szCs w:val="28"/>
-          <w:lang w:val="ru-RU"/>
-        </w:rPr>
-        <w:t>робои</w:t>
-      </w:r>
-      <w:r>
-        <w:rPr>
-          <w:rFonts w:eastAsiaTheme="minorEastAsia" w:cs="Times New Roman"/>
-          <w:szCs w:val="28"/>
-        </w:rPr>
-        <w:t xml:space="preserve"> и полностью выйти из строя при разряде всего в</w:t>
-      </w:r>
-      <w:r>
-        <w:rPr>
-          <w:rFonts w:eastAsiaTheme="minorEastAsia" w:cs="Times New Roman"/>
-          <w:szCs w:val="28"/>
-          <w:lang w:val="ru-RU"/>
-        </w:rPr>
-        <w:t xml:space="preserve"> </w:t>
-      </w:r>
-      <w:r>
-        <w:rPr>
-          <w:rFonts w:eastAsiaTheme="minorEastAsia" w:cs="Times New Roman"/>
-          <w:szCs w:val="28"/>
-        </w:rPr>
-        <w:t>30</w:t>
-      </w:r>
-      <w:r>
-        <w:rPr>
-          <w:rFonts w:eastAsiaTheme="minorEastAsia" w:cs="Times New Roman"/>
-          <w:szCs w:val="28"/>
-          <w:lang w:val="ru-RU"/>
-        </w:rPr>
-        <w:t xml:space="preserve"> </w:t>
-      </w:r>
-      <w:r>
-        <w:rPr>
-          <w:rFonts w:eastAsiaTheme="minorEastAsia" w:cs="Times New Roman"/>
-          <w:szCs w:val="28"/>
-        </w:rPr>
-        <w:t>В. Из-за этой скрытой угрозы проведение</w:t>
-      </w:r>
-      <w:r>
-        <w:rPr>
-          <w:rFonts w:eastAsiaTheme="minorEastAsia" w:cs="Times New Roman"/>
-          <w:szCs w:val="28"/>
-          <w:lang w:val="ru-RU"/>
-        </w:rPr>
-        <w:t xml:space="preserve"> </w:t>
-      </w:r>
-      <w:r>
-        <w:rPr>
-          <w:rFonts w:eastAsiaTheme="minorEastAsia" w:cs="Times New Roman"/>
-          <w:szCs w:val="28"/>
-        </w:rPr>
-        <w:t>профилактических</w:t>
-      </w:r>
-      <w:r>
-        <w:rPr>
-          <w:rFonts w:eastAsiaTheme="minorEastAsia" w:cs="Times New Roman"/>
-          <w:szCs w:val="28"/>
-          <w:lang w:val="ru-RU"/>
-        </w:rPr>
-        <w:t xml:space="preserve"> </w:t>
-      </w:r>
-      <w:r>
-        <w:rPr>
-          <w:rFonts w:eastAsiaTheme="minorEastAsia" w:cs="Times New Roman"/>
-          <w:szCs w:val="28"/>
-        </w:rPr>
-        <w:t>работ требует строгого соблюдения правил безопасности.</w:t>
-      </w:r>
-    </w:p>
-    <w:p>
-      <w:pPr>
-        <w:spacing w:after="0" w:line="240" w:lineRule="auto"/>
-        <w:jc w:val="both"/>
-        <w:rPr>
-          <w:rFonts w:eastAsiaTheme="minorEastAsia" w:cs="Times New Roman"/>
-          <w:b/>
-          <w:bCs/>
-          <w:szCs w:val="28"/>
-          <w:lang w:val="ru-RU"/>
-        </w:rPr>
-      </w:pPr>
-    </w:p>
-    <w:p>
-      <w:pPr>
-        <w:spacing w:after="0" w:line="240" w:lineRule="auto"/>
-        <w:ind w:firstLine="709"/>
-        <w:jc w:val="both"/>
-        <w:rPr>
-          <w:rFonts w:eastAsiaTheme="minorEastAsia" w:cs="Times New Roman"/>
-          <w:szCs w:val="28"/>
-        </w:rPr>
-      </w:pPr>
-      <w:r>
-        <w:rPr>
-          <w:rFonts w:eastAsiaTheme="minorEastAsia" w:cs="Times New Roman"/>
-          <w:b/>
-          <w:bCs/>
-          <w:szCs w:val="28"/>
-        </w:rPr>
-        <w:t>Чек-лист инженера для защиты от ЭСР (перед вскрытием корпуса):</w:t>
+          <w:color w:val="000000" w:themeColor="text1"/>
+          <w:szCs w:val="28"/>
+          <w:lang w:val="ru-RU"/>
+        </w:rPr>
+        <w:t>№ </w:t>
+      </w:r>
+      <w:r>
+        <w:rPr>
+          <w:rFonts w:eastAsiaTheme="minorEastAsia" w:cs="Times New Roman"/>
+          <w:b/>
+          <w:bCs/>
+          <w:color w:val="000000" w:themeColor="text1"/>
+          <w:szCs w:val="28"/>
+        </w:rPr>
+        <w:t>5. Диагностика раздела автозагрузки (</w:t>
+      </w:r>
+      <w:proofErr w:type="spellStart"/>
+      <w:r>
+        <w:rPr>
+          <w:rFonts w:eastAsiaTheme="minorEastAsia" w:cs="Times New Roman"/>
+          <w:b/>
+          <w:bCs/>
+          <w:color w:val="000000" w:themeColor="text1"/>
+          <w:szCs w:val="28"/>
+        </w:rPr>
+        <w:t>Startup</w:t>
+      </w:r>
+      <w:proofErr w:type="spellEnd"/>
+      <w:r>
+        <w:rPr>
+          <w:rFonts w:eastAsiaTheme="minorEastAsia" w:cs="Times New Roman"/>
+          <w:b/>
+          <w:bCs/>
+          <w:color w:val="000000" w:themeColor="text1"/>
+          <w:szCs w:val="28"/>
+        </w:rPr>
+        <w:t>)</w:t>
+      </w:r>
+    </w:p>
+    <w:p>
+      <w:pPr>
+        <w:spacing w:after="0" w:line="240" w:lineRule="auto"/>
+        <w:ind w:firstLine="720"/>
+        <w:jc w:val="both"/>
+        <w:rPr>
+          <w:rFonts w:eastAsiaTheme="minorEastAsia" w:cs="Times New Roman"/>
+          <w:b/>
+          <w:bCs/>
+          <w:color w:val="000000" w:themeColor="text1"/>
+          <w:szCs w:val="28"/>
+          <w:lang w:val="ru-RU"/>
+        </w:rPr>
+      </w:pPr>
+      <w:r>
+        <w:rPr>
+          <w:rFonts w:eastAsiaTheme="minorEastAsia" w:cs="Times New Roman"/>
+          <w:b/>
+          <w:bCs/>
+          <w:color w:val="000000" w:themeColor="text1"/>
+          <w:szCs w:val="28"/>
+          <w:lang w:val="ru-RU"/>
+        </w:rPr>
+        <w:t>Сторонние программы в автозагрузке:</w:t>
       </w:r>
     </w:p>
     <w:p>
@@ -4169,30 +4094,27 @@
         <w:jc w:val="both"/>
         <w:rPr>
           <w:rFonts w:eastAsiaTheme="minorEastAsia" w:cs="Times New Roman"/>
-          <w:szCs w:val="28"/>
-        </w:rPr>
-      </w:pPr>
-      <w:r>
-        <w:rPr>
-          <w:rFonts w:eastAsiaTheme="minorEastAsia" w:cs="Times New Roman"/>
-          <w:szCs w:val="28"/>
-          <w:lang w:val="ru-RU"/>
-        </w:rPr>
-        <w:t xml:space="preserve">Надеть </w:t>
-      </w:r>
-      <w:r>
-        <w:rPr>
-          <w:rFonts w:eastAsiaTheme="minorEastAsia" w:cs="Times New Roman"/>
-          <w:szCs w:val="28"/>
-        </w:rPr>
-        <w:t>антистатический</w:t>
-      </w:r>
-      <w:r>
-        <w:rPr>
-          <w:rFonts w:eastAsiaTheme="minorEastAsia" w:cs="Times New Roman"/>
-          <w:szCs w:val="28"/>
-        </w:rPr>
-        <w:t xml:space="preserve"> браслет на запястье и подключить его заземляющий провод к контуру заземления или неокрашенной металлической части корпуса оборудования.</w:t>
+          <w:color w:val="000000" w:themeColor="text1"/>
+          <w:szCs w:val="28"/>
+        </w:rPr>
+      </w:pPr>
+      <w:r>
+        <w:rPr>
+          <w:rFonts w:eastAsiaTheme="minorEastAsia" w:cs="Times New Roman"/>
+          <w:color w:val="000000" w:themeColor="text1"/>
+          <w:szCs w:val="28"/>
+          <w:lang w:val="en-US"/>
+        </w:rPr>
+        <w:t>Discord</w:t>
+      </w:r>
+      <w:r>
+        <w:rPr>
+          <w:rFonts w:eastAsiaTheme="minorEastAsia" w:cs="Times New Roman"/>
+          <w:color w:val="000000" w:themeColor="text1"/>
+          <w:szCs w:val="28"/>
+          <w:lang w:val="ru-RU"/>
+        </w:rPr>
+        <w:t>;</w:t>
       </w:r>
     </w:p>
     <w:p>
@@ -4210,30 +4132,18 @@
         <w:jc w:val="both"/>
         <w:rPr>
           <w:rFonts w:eastAsiaTheme="minorEastAsia" w:cs="Times New Roman"/>
-          <w:szCs w:val="28"/>
-        </w:rPr>
-      </w:pPr>
-      <w:r>
-        <w:rPr>
-          <w:rFonts w:eastAsiaTheme="minorEastAsia" w:cs="Times New Roman"/>
-          <w:szCs w:val="28"/>
-          <w:lang w:val="ru-RU"/>
-        </w:rPr>
-        <w:t xml:space="preserve">Разложить </w:t>
-      </w:r>
-      <w:r>
-        <w:rPr>
-          <w:rFonts w:eastAsiaTheme="minorEastAsia" w:cs="Times New Roman"/>
-          <w:szCs w:val="28"/>
-        </w:rPr>
-        <w:t>антистатический</w:t>
-      </w:r>
-      <w:r>
-        <w:rPr>
-          <w:rFonts w:eastAsiaTheme="minorEastAsia" w:cs="Times New Roman"/>
-          <w:szCs w:val="28"/>
-        </w:rPr>
-        <w:t xml:space="preserve"> коврик на рабочем столе и надежно заземлить его, чтобы выровнять потенциалы между столом, инструментами и компонентами ПК.</w:t>
+          <w:color w:val="000000" w:themeColor="text1"/>
+          <w:szCs w:val="28"/>
+        </w:rPr>
+      </w:pPr>
+      <w:r>
+        <w:rPr>
+          <w:rFonts w:eastAsiaTheme="minorEastAsia" w:cs="Times New Roman"/>
+          <w:color w:val="000000" w:themeColor="text1"/>
+          <w:szCs w:val="28"/>
+          <w:lang w:val="en-US"/>
+        </w:rPr>
+        <w:t>Steam;</w:t>
       </w:r>
     </w:p>
     <w:p>
@@ -4251,29 +4161,63 @@
         <w:jc w:val="both"/>
         <w:rPr>
           <w:rFonts w:eastAsiaTheme="minorEastAsia" w:cs="Times New Roman"/>
-          <w:szCs w:val="28"/>
-        </w:rPr>
-      </w:pPr>
-      <w:r>
-        <w:rPr>
-          <w:rFonts w:eastAsiaTheme="minorEastAsia" w:cs="Times New Roman"/>
-          <w:szCs w:val="28"/>
-        </w:rPr>
-        <w:t>П</w:t>
-      </w:r>
-      <w:r>
-        <w:rPr>
-          <w:rFonts w:eastAsiaTheme="minorEastAsia" w:cs="Times New Roman"/>
-          <w:szCs w:val="28"/>
-        </w:rPr>
-        <w:t>еред</w:t>
-      </w:r>
-      <w:r>
-        <w:rPr>
-          <w:rFonts w:eastAsiaTheme="minorEastAsia" w:cs="Times New Roman"/>
-          <w:szCs w:val="28"/>
-        </w:rPr>
-        <w:t xml:space="preserve"> прикосновением к внутренним платам обязательно коснуться рукой неокрашенной металлической части корпуса заземленного системного блока.</w:t>
+          <w:color w:val="000000" w:themeColor="text1"/>
+          <w:szCs w:val="28"/>
+        </w:rPr>
+      </w:pPr>
+      <w:r>
+        <w:rPr>
+          <w:rFonts w:eastAsiaTheme="minorEastAsia" w:cs="Times New Roman"/>
+          <w:color w:val="000000" w:themeColor="text1"/>
+          <w:szCs w:val="28"/>
+          <w:lang w:val="en-US"/>
+        </w:rPr>
+        <w:t>Viber.</w:t>
+      </w:r>
+    </w:p>
+    <w:p>
+      <w:pPr>
+        <w:pStyle w:val="a7"/>
+        <w:tabs>
+          <w:tab w:val="left" w:pos="1134"/>
+        </w:tabs>
+        <w:spacing w:after="0" w:line="240" w:lineRule="auto"/>
+        <w:ind w:left="709"/>
+        <w:jc w:val="both"/>
+        <w:rPr>
+          <w:rFonts w:eastAsiaTheme="minorEastAsia" w:cs="Times New Roman"/>
+          <w:color w:val="000000" w:themeColor="text1"/>
+          <w:szCs w:val="28"/>
+          <w:lang w:val="en-US"/>
+        </w:rPr>
+      </w:pPr>
+    </w:p>
+    <w:p>
+      <w:pPr>
+        <w:pStyle w:val="a7"/>
+        <w:tabs>
+          <w:tab w:val="left" w:pos="1134"/>
+        </w:tabs>
+        <w:spacing w:after="0" w:line="240" w:lineRule="auto"/>
+        <w:ind w:left="709"/>
+        <w:jc w:val="both"/>
+        <w:rPr>
+          <w:rFonts w:eastAsiaTheme="minorEastAsia" w:cs="Times New Roman"/>
+          <w:b/>
+          <w:bCs/>
+          <w:color w:val="000000" w:themeColor="text1"/>
+          <w:szCs w:val="28"/>
+        </w:rPr>
+      </w:pPr>
+      <w:r>
+        <w:rPr>
+          <w:rFonts w:eastAsiaTheme="minorEastAsia" w:cs="Times New Roman"/>
+          <w:b/>
+          <w:bCs/>
+          <w:color w:val="000000" w:themeColor="text1"/>
+          <w:szCs w:val="28"/>
+        </w:rPr>
+        <w:t>Пошаговый алгоритм безопасного отключения приложений встроенными средствами Windows:</w:t>
       </w:r>
     </w:p>
     <w:p>
@@ -4281,7 +4225,7 @@
         <w:pStyle w:val="a7"/>
         <w:numPr>
           <w:ilvl w:val="0"/>
-          <w:numId w:val="12"/>
+          <w:numId w:val="16"/>
         </w:numPr>
         <w:tabs>
           <w:tab w:val="left" w:pos="1134"/>
@@ -4291,75 +4235,52 @@
         <w:jc w:val="both"/>
         <w:rPr>
           <w:rFonts w:eastAsiaTheme="minorEastAsia" w:cs="Times New Roman"/>
-          <w:szCs w:val="28"/>
-        </w:rPr>
-      </w:pPr>
-      <w:r>
-        <w:rPr>
-          <w:rFonts w:eastAsiaTheme="minorEastAsia" w:cs="Times New Roman"/>
-          <w:szCs w:val="28"/>
-          <w:lang w:val="ru-RU"/>
-        </w:rPr>
-        <w:t>Х</w:t>
-      </w:r>
-      <w:r>
-        <w:rPr>
-          <w:rFonts w:eastAsiaTheme="minorEastAsia" w:cs="Times New Roman"/>
-          <w:szCs w:val="28"/>
-        </w:rPr>
-        <w:t>ранить</w:t>
-      </w:r>
-      <w:r>
-        <w:rPr>
-          <w:rFonts w:eastAsiaTheme="minorEastAsia" w:cs="Times New Roman"/>
-          <w:szCs w:val="28"/>
-        </w:rPr>
-        <w:t xml:space="preserve"> и транспортировать любые снятые электронные платы (материнскую плату, ОЗУ, видеокарту) строго в антистатических пакетах.</w:t>
-      </w:r>
-    </w:p>
-    <w:p>
-      <w:pPr>
-        <w:pStyle w:val="1"/>
-        <w:rPr>
-          <w:rFonts w:ascii="Times New Roman" w:eastAsiaTheme="minorEastAsia" w:hAnsi="Times New Roman" w:cs="Times New Roman"/>
-          <w:b/>
-          <w:bCs/>
-          <w:sz w:val="32"/>
-          <w:szCs w:val="32"/>
-          <w:lang w:val="ru-RU"/>
-        </w:rPr>
-      </w:pPr>
-      <w:bookmarkStart w:id="7" w:name="_Toc242020736"/>
-      <w:r>
-        <w:rPr>
-          <w:rFonts w:ascii="Times New Roman" w:eastAsiaTheme="minorEastAsia" w:hAnsi="Times New Roman" w:cs="Times New Roman"/>
-          <w:b/>
-          <w:bCs/>
-          <w:sz w:val="32"/>
-          <w:szCs w:val="32"/>
-          <w:lang w:val="ru-RU"/>
-        </w:rPr>
-        <w:lastRenderedPageBreak/>
-        <w:t>4 ВЫВОДЫ</w:t>
-      </w:r>
-      <w:bookmarkEnd w:id="7"/>
-    </w:p>
-    <w:p>
-      <w:pPr>
-        <w:ind w:firstLine="720"/>
-        <w:jc w:val="both"/>
-        <w:rPr>
-          <w:rFonts w:cs="Times New Roman"/>
-          <w:szCs w:val="28"/>
-          <w:lang w:val="ru-RU"/>
-        </w:rPr>
-      </w:pPr>
-      <w:r>
-        <w:rPr>
-          <w:rFonts w:cs="Times New Roman"/>
-          <w:szCs w:val="28"/>
-        </w:rPr>
-        <w:t>В ходе выполнения лабораторной работы были сформированы и закреплены практические навыки безопасной эксплуатации аппаратного обеспечения, а также освоены методы аппаратно-программной диагностики систем питания вычислительной техники:</w:t>
+          <w:color w:val="000000" w:themeColor="text1"/>
+          <w:szCs w:val="28"/>
+        </w:rPr>
+      </w:pPr>
+      <w:r>
+        <w:rPr>
+          <w:rFonts w:eastAsiaTheme="minorEastAsia" w:cs="Times New Roman"/>
+          <w:color w:val="000000" w:themeColor="text1"/>
+          <w:szCs w:val="28"/>
+        </w:rPr>
+        <w:t xml:space="preserve">Открытие Диспетчера задач: </w:t>
+      </w:r>
+      <w:r>
+        <w:rPr>
+          <w:rFonts w:eastAsiaTheme="minorEastAsia" w:cs="Times New Roman"/>
+          <w:color w:val="000000" w:themeColor="text1"/>
+          <w:szCs w:val="28"/>
+          <w:lang w:val="ru-RU"/>
+        </w:rPr>
+        <w:t>нажмите</w:t>
+      </w:r>
+      <w:r>
+        <w:rPr>
+          <w:rFonts w:eastAsiaTheme="minorEastAsia" w:cs="Times New Roman"/>
+          <w:color w:val="000000" w:themeColor="text1"/>
+          <w:szCs w:val="28"/>
+        </w:rPr>
+        <w:t xml:space="preserve"> комбинацию клавиш Ctrl + Shift + </w:t>
+      </w:r>
+      <w:proofErr w:type="spellStart"/>
+      <w:r>
+        <w:rPr>
+          <w:rFonts w:eastAsiaTheme="minorEastAsia" w:cs="Times New Roman"/>
+          <w:color w:val="000000" w:themeColor="text1"/>
+          <w:szCs w:val="28"/>
+        </w:rPr>
+        <w:t>Esc</w:t>
+      </w:r>
+      <w:proofErr w:type="spellEnd"/>
+      <w:r>
+        <w:rPr>
+          <w:rFonts w:eastAsiaTheme="minorEastAsia" w:cs="Times New Roman"/>
+          <w:color w:val="000000" w:themeColor="text1"/>
+          <w:szCs w:val="28"/>
+        </w:rPr>
+        <w:t xml:space="preserve"> (или кликните правой кнопкой мыши по кнопке «Пуск» и выберите пункт «Диспетчер задач»).</w:t>
       </w:r>
     </w:p>
     <w:p>
@@ -4367,39 +4288,44 @@
         <w:pStyle w:val="a7"/>
         <w:numPr>
           <w:ilvl w:val="0"/>
-          <w:numId w:val="14"/>
+          <w:numId w:val="16"/>
         </w:numPr>
         <w:tabs>
           <w:tab w:val="left" w:pos="1134"/>
         </w:tabs>
+        <w:spacing w:after="0" w:line="240" w:lineRule="auto"/>
         <w:ind w:left="0" w:firstLine="709"/>
         <w:jc w:val="both"/>
         <w:rPr>
-          <w:rFonts w:cs="Times New Roman"/>
-          <w:szCs w:val="28"/>
-        </w:rPr>
-      </w:pPr>
-      <w:r>
-        <w:rPr>
-          <w:rFonts w:cs="Times New Roman"/>
-          <w:szCs w:val="28"/>
-        </w:rPr>
-        <w:t>Аппаратная диагностика и расчёт мощности: на примере оригинального адаптера питания ноутбука произведён расчёт выходной мощности.</w:t>
-      </w:r>
-      <w:r>
-        <w:rPr>
-          <w:rFonts w:cs="Times New Roman"/>
-          <w:szCs w:val="28"/>
-          <w:lang w:val="ru-RU"/>
-        </w:rPr>
-        <w:t xml:space="preserve"> </w:t>
-      </w:r>
-      <w:r>
-        <w:rPr>
-          <w:rFonts w:cs="Times New Roman"/>
-          <w:szCs w:val="28"/>
-        </w:rPr>
-        <w:t>Определено назначение интерфейсов питания, а также обоснована критическая необходимость использования оригинальных/совместимых адаптеров с чипом e-Marker для предотвращения повреждения цепей питания и коротких замыканий.</w:t>
+          <w:rFonts w:eastAsiaTheme="minorEastAsia" w:cs="Times New Roman"/>
+          <w:color w:val="000000" w:themeColor="text1"/>
+          <w:szCs w:val="28"/>
+        </w:rPr>
+      </w:pPr>
+      <w:r>
+        <w:rPr>
+          <w:rFonts w:eastAsiaTheme="minorEastAsia" w:cs="Times New Roman"/>
+          <w:color w:val="000000" w:themeColor="text1"/>
+          <w:szCs w:val="28"/>
+        </w:rPr>
+        <w:t xml:space="preserve">Переход в нужный раздел: </w:t>
+      </w:r>
+      <w:r>
+        <w:rPr>
+          <w:rFonts w:eastAsiaTheme="minorEastAsia" w:cs="Times New Roman"/>
+          <w:color w:val="000000" w:themeColor="text1"/>
+          <w:szCs w:val="28"/>
+          <w:lang w:val="ru-RU"/>
+        </w:rPr>
+        <w:t>в</w:t>
+      </w:r>
+      <w:r>
+        <w:rPr>
+          <w:rFonts w:eastAsiaTheme="minorEastAsia" w:cs="Times New Roman"/>
+          <w:color w:val="000000" w:themeColor="text1"/>
+          <w:szCs w:val="28"/>
+        </w:rPr>
+        <w:t xml:space="preserve"> левом боковом меню открывшегося окна выберите вкладку «Автозагрузка приложений» (иконка в виде спидометра или датчика).</w:t>
       </w:r>
     </w:p>
     <w:p>
@@ -4407,114 +4333,44 @@
         <w:pStyle w:val="a7"/>
         <w:numPr>
           <w:ilvl w:val="0"/>
-          <w:numId w:val="14"/>
+          <w:numId w:val="16"/>
         </w:numPr>
         <w:tabs>
           <w:tab w:val="left" w:pos="1134"/>
         </w:tabs>
+        <w:spacing w:after="0" w:line="240" w:lineRule="auto"/>
         <w:ind w:left="0" w:firstLine="709"/>
         <w:jc w:val="both"/>
         <w:rPr>
-          <w:rFonts w:cs="Times New Roman"/>
-          <w:szCs w:val="28"/>
-        </w:rPr>
-      </w:pPr>
-      <w:r>
-        <w:rPr>
-          <w:rFonts w:cs="Times New Roman"/>
-          <w:szCs w:val="28"/>
-        </w:rPr>
-        <w:t>Программный мониторинг и оценка состояния АКБ:</w:t>
-      </w:r>
-      <w:r>
-        <w:rPr>
-          <w:rFonts w:cs="Times New Roman"/>
-          <w:szCs w:val="28"/>
-          <w:lang w:val="ru-RU"/>
-        </w:rPr>
-        <w:t xml:space="preserve"> с</w:t>
-      </w:r>
-      <w:r>
-        <w:rPr>
-          <w:rFonts w:cs="Times New Roman"/>
-          <w:szCs w:val="28"/>
-        </w:rPr>
-        <w:t xml:space="preserve"> помощью встроенной системной утилиты Windows powercfg получен отчёт о состоянии аккумулятора. На основе данных Design Capacity и Full Charge Capacity</w:t>
-      </w:r>
-      <w:r>
-        <w:rPr>
-          <w:rFonts w:cs="Times New Roman"/>
-          <w:szCs w:val="28"/>
-          <w:lang w:val="ru-RU"/>
-        </w:rPr>
-        <w:t>, равным 55999 мВт-ч</w:t>
-      </w:r>
-      <w:r>
-        <w:rPr>
-          <w:rFonts w:cs="Times New Roman"/>
-          <w:szCs w:val="28"/>
-        </w:rPr>
-        <w:t xml:space="preserve"> </w:t>
-      </w:r>
-      <w:r>
-        <w:rPr>
-          <w:rFonts w:cs="Times New Roman"/>
-          <w:szCs w:val="28"/>
-          <w:lang w:val="ru-RU"/>
-        </w:rPr>
-        <w:t xml:space="preserve">и 53187 мВт-ч соответственно, </w:t>
-      </w:r>
-      <w:r>
-        <w:rPr>
-          <w:rFonts w:cs="Times New Roman"/>
-          <w:szCs w:val="28"/>
-        </w:rPr>
-        <w:t>вычислена степень химического износа батареи, составившая 5.02%. Сохранённая емкость</w:t>
-      </w:r>
-      <w:r>
-        <w:rPr>
-          <w:rFonts w:cs="Times New Roman"/>
-          <w:szCs w:val="28"/>
-          <w:lang w:val="ru-RU"/>
-        </w:rPr>
-        <w:t xml:space="preserve"> </w:t>
-      </w:r>
-      <w:r>
-        <w:rPr>
-          <w:rFonts w:cs="Times New Roman"/>
-          <w:szCs w:val="28"/>
-        </w:rPr>
-        <w:t xml:space="preserve">94.98% указывает на отличное состояние АКБ и прогнозируемый остаточный ресурс работы в </w:t>
-      </w:r>
-      <w:r>
-        <w:rPr>
-          <w:rFonts w:cs="Times New Roman"/>
-          <w:szCs w:val="28"/>
-          <w:lang w:val="ru-RU"/>
-        </w:rPr>
-        <w:t>2-3</w:t>
-      </w:r>
-      <w:r>
-        <w:rPr>
-          <w:rFonts w:cs="Times New Roman"/>
-          <w:szCs w:val="28"/>
-        </w:rPr>
-        <w:t xml:space="preserve"> года до достижения критического порога деградации в</w:t>
-      </w:r>
-      <w:r>
-        <w:rPr>
-          <w:rFonts w:cs="Times New Roman"/>
-          <w:szCs w:val="28"/>
-          <w:lang w:val="ru-RU"/>
-        </w:rPr>
-        <w:t> </w:t>
-      </w:r>
-      <w:r>
-        <w:rPr>
-          <w:rFonts w:cs="Times New Roman"/>
-          <w:szCs w:val="28"/>
-        </w:rPr>
-        <w:t>80%.</w:t>
+          <w:rFonts w:eastAsiaTheme="minorEastAsia" w:cs="Times New Roman"/>
+          <w:color w:val="000000" w:themeColor="text1"/>
+          <w:szCs w:val="28"/>
+        </w:rPr>
+      </w:pPr>
+      <w:r>
+        <w:rPr>
+          <w:rFonts w:eastAsiaTheme="minorEastAsia" w:cs="Times New Roman"/>
+          <w:color w:val="000000" w:themeColor="text1"/>
+          <w:szCs w:val="28"/>
+        </w:rPr>
+        <w:t xml:space="preserve">Анализ влияния: </w:t>
+      </w:r>
+      <w:r>
+        <w:rPr>
+          <w:rFonts w:eastAsiaTheme="minorEastAsia" w:cs="Times New Roman"/>
+          <w:color w:val="000000" w:themeColor="text1"/>
+          <w:szCs w:val="28"/>
+          <w:lang w:val="ru-RU"/>
+        </w:rPr>
+        <w:t>внимательно</w:t>
+      </w:r>
+      <w:r>
+        <w:rPr>
+          <w:rFonts w:eastAsiaTheme="minorEastAsia" w:cs="Times New Roman"/>
+          <w:color w:val="000000" w:themeColor="text1"/>
+          <w:szCs w:val="28"/>
+        </w:rPr>
+        <w:t xml:space="preserve"> изучите столбец «Влияние на запуск». Приложения со статусом «Высокое» сильнее всего замедляют старт операционной системы.</w:t>
       </w:r>
     </w:p>
     <w:p>
@@ -4522,112 +4378,861 @@
         <w:pStyle w:val="a7"/>
         <w:numPr>
           <w:ilvl w:val="0"/>
-          <w:numId w:val="14"/>
+          <w:numId w:val="16"/>
         </w:numPr>
         <w:tabs>
           <w:tab w:val="left" w:pos="1134"/>
         </w:tabs>
+        <w:spacing w:after="0" w:line="240" w:lineRule="auto"/>
         <w:ind w:left="0" w:firstLine="709"/>
         <w:jc w:val="both"/>
         <w:rPr>
-          <w:rFonts w:cs="Times New Roman"/>
-          <w:szCs w:val="28"/>
-        </w:rPr>
-      </w:pPr>
-      <w:r>
-        <w:rPr>
-          <w:rFonts w:cs="Times New Roman"/>
-          <w:szCs w:val="28"/>
-        </w:rPr>
-        <w:t>Техника безопасности и ESD-защита:</w:t>
-      </w:r>
-      <w:r>
-        <w:rPr>
-          <w:rFonts w:cs="Times New Roman"/>
-          <w:szCs w:val="28"/>
-          <w:lang w:val="ru-RU"/>
-        </w:rPr>
-        <w:t xml:space="preserve"> изучены</w:t>
-      </w:r>
-      <w:r>
-        <w:rPr>
-          <w:rFonts w:cs="Times New Roman"/>
-          <w:szCs w:val="28"/>
-        </w:rPr>
-        <w:t xml:space="preserve"> физические принципы заземления и опасности остаточного заряда высоковольтных конденсаторов. Рассмотрена угроза электростатического разряда (ESD) для микросхем (</w:t>
-      </w:r>
-      <w:r>
-        <w:rPr>
-          <w:rFonts w:cs="Times New Roman"/>
-          <w:szCs w:val="28"/>
-          <w:lang w:val="ru-RU"/>
-        </w:rPr>
-        <w:t>у них порог чувствительности</w:t>
-      </w:r>
-      <w:r>
-        <w:rPr>
-          <w:rFonts w:cs="Times New Roman"/>
-          <w:szCs w:val="28"/>
-        </w:rPr>
-        <w:t xml:space="preserve"> от 30</w:t>
-      </w:r>
-      <w:r>
-        <w:rPr>
-          <w:rFonts w:cs="Times New Roman"/>
-          <w:szCs w:val="28"/>
-          <w:lang w:val="ru-RU"/>
+          <w:rFonts w:eastAsiaTheme="minorEastAsia" w:cs="Times New Roman"/>
+          <w:color w:val="000000" w:themeColor="text1"/>
+          <w:szCs w:val="28"/>
+        </w:rPr>
+      </w:pPr>
+      <w:r>
+        <w:rPr>
+          <w:rFonts w:eastAsiaTheme="minorEastAsia" w:cs="Times New Roman"/>
+          <w:color w:val="000000" w:themeColor="text1"/>
+          <w:szCs w:val="28"/>
+        </w:rPr>
+        <w:t xml:space="preserve">Отключение элемента: </w:t>
+      </w:r>
+      <w:r>
+        <w:rPr>
+          <w:rFonts w:eastAsiaTheme="minorEastAsia" w:cs="Times New Roman"/>
+          <w:color w:val="000000" w:themeColor="text1"/>
+          <w:szCs w:val="28"/>
+          <w:lang w:val="ru-RU"/>
+        </w:rPr>
+        <w:t>найдите</w:t>
+      </w:r>
+      <w:r>
+        <w:rPr>
+          <w:rFonts w:eastAsiaTheme="minorEastAsia" w:cs="Times New Roman"/>
+          <w:color w:val="000000" w:themeColor="text1"/>
+          <w:szCs w:val="28"/>
+        </w:rPr>
+        <w:t xml:space="preserve"> стороннее приложение, которое хотите убрать из автозапуска (например, </w:t>
+      </w:r>
+      <w:proofErr w:type="spellStart"/>
+      <w:r>
+        <w:rPr>
+          <w:rFonts w:eastAsiaTheme="minorEastAsia" w:cs="Times New Roman"/>
+          <w:color w:val="000000" w:themeColor="text1"/>
+          <w:szCs w:val="28"/>
+        </w:rPr>
+        <w:t>Steam</w:t>
+      </w:r>
+      <w:proofErr w:type="spellEnd"/>
+      <w:r>
+        <w:rPr>
+          <w:rFonts w:eastAsiaTheme="minorEastAsia" w:cs="Times New Roman"/>
+          <w:color w:val="000000" w:themeColor="text1"/>
+          <w:szCs w:val="28"/>
+        </w:rPr>
+        <w:t xml:space="preserve"> или </w:t>
+      </w:r>
+      <w:proofErr w:type="spellStart"/>
+      <w:r>
+        <w:rPr>
+          <w:rFonts w:eastAsiaTheme="minorEastAsia" w:cs="Times New Roman"/>
+          <w:color w:val="000000" w:themeColor="text1"/>
+          <w:szCs w:val="28"/>
+        </w:rPr>
+        <w:t>Discord</w:t>
+      </w:r>
+      <w:proofErr w:type="spellEnd"/>
+      <w:r>
+        <w:rPr>
+          <w:rFonts w:eastAsiaTheme="minorEastAsia" w:cs="Times New Roman"/>
+          <w:color w:val="000000" w:themeColor="text1"/>
+          <w:szCs w:val="28"/>
+        </w:rPr>
+        <w:t>), кликните по нему правой кнопкой мыши и в контекстном меню выберите пункт «Отключить».</w:t>
+      </w:r>
+    </w:p>
+    <w:p>
+      <w:pPr>
+        <w:pStyle w:val="a7"/>
+        <w:numPr>
+          <w:ilvl w:val="0"/>
+          <w:numId w:val="16"/>
+        </w:numPr>
+        <w:tabs>
+          <w:tab w:val="left" w:pos="1134"/>
+        </w:tabs>
+        <w:spacing w:after="0" w:line="240" w:lineRule="auto"/>
+        <w:ind w:left="0" w:firstLine="709"/>
+        <w:jc w:val="both"/>
+        <w:rPr>
+          <w:rFonts w:eastAsiaTheme="minorEastAsia" w:cs="Times New Roman"/>
+          <w:color w:val="000000" w:themeColor="text1"/>
+          <w:szCs w:val="28"/>
+        </w:rPr>
+      </w:pPr>
+      <w:r>
+        <w:rPr>
+          <w:rFonts w:eastAsiaTheme="minorEastAsia" w:cs="Times New Roman"/>
+          <w:color w:val="000000" w:themeColor="text1"/>
+          <w:szCs w:val="28"/>
+        </w:rPr>
+        <w:t xml:space="preserve">Проверка результата: </w:t>
+      </w:r>
+      <w:r>
+        <w:rPr>
+          <w:rFonts w:eastAsiaTheme="minorEastAsia" w:cs="Times New Roman"/>
+          <w:color w:val="000000" w:themeColor="text1"/>
+          <w:szCs w:val="28"/>
+          <w:lang w:val="ru-RU"/>
+        </w:rPr>
+        <w:t>убедитесь</w:t>
+      </w:r>
+      <w:r>
+        <w:rPr>
+          <w:rFonts w:eastAsiaTheme="minorEastAsia" w:cs="Times New Roman"/>
+          <w:color w:val="000000" w:themeColor="text1"/>
+          <w:szCs w:val="28"/>
+        </w:rPr>
+        <w:t>, что состояние программы в столбце «Состояние» изменилось на «Отключено». Изменения вступят в силу при следующем перезапуске компьютера, при этом сама программа останется на диске и её можно будет запустить вручную в любой момент через ярлык.</w:t>
+      </w:r>
+    </w:p>
+    <w:p>
+      <w:pPr>
+        <w:pStyle w:val="a7"/>
+        <w:tabs>
+          <w:tab w:val="left" w:pos="1134"/>
+        </w:tabs>
+        <w:spacing w:after="0" w:line="240" w:lineRule="auto"/>
+        <w:ind w:left="709"/>
+        <w:jc w:val="both"/>
+        <w:rPr>
+          <w:rFonts w:eastAsiaTheme="minorEastAsia" w:cs="Times New Roman"/>
+          <w:color w:val="000000" w:themeColor="text1"/>
+          <w:szCs w:val="28"/>
+          <w:lang w:val="ru-RU"/>
+        </w:rPr>
+      </w:pPr>
+    </w:p>
+    <w:p>
+      <w:pPr>
+        <w:pStyle w:val="2"/>
+        <w:tabs>
+          <w:tab w:val="left" w:pos="1134"/>
+          <w:tab w:val="left" w:pos="3766"/>
+        </w:tabs>
+        <w:rPr>
+          <w:rFonts w:ascii="Times New Roman" w:hAnsi="Times New Roman" w:cs="Times New Roman"/>
+          <w:b/>
+          <w:bCs/>
+          <w:color w:val="000000" w:themeColor="text1"/>
+          <w:sz w:val="28"/>
+          <w:szCs w:val="28"/>
+          <w:lang w:val="ru-RU"/>
+        </w:rPr>
+      </w:pPr>
+      <w:bookmarkStart w:id="7" w:name="_Toc242095048"/>
+      <w:r>
+        <w:rPr>
+          <w:rFonts w:ascii="Times New Roman" w:hAnsi="Times New Roman" w:cs="Times New Roman"/>
+          <w:b/>
+          <w:bCs/>
+          <w:color w:val="000000" w:themeColor="text1"/>
+          <w:sz w:val="28"/>
+          <w:szCs w:val="28"/>
+          <w:lang w:val="ru-RU"/>
+        </w:rPr>
+        <w:t>3.5 Парсинг данных</w:t>
+      </w:r>
+      <w:bookmarkEnd w:id="7"/>
+    </w:p>
+    <w:p>
+      <w:pPr>
+        <w:spacing w:after="0" w:line="240" w:lineRule="auto"/>
+        <w:jc w:val="both"/>
+        <w:rPr>
+          <w:rFonts w:eastAsiaTheme="minorEastAsia" w:cs="Times New Roman"/>
+          <w:b/>
+          <w:bCs/>
+          <w:color w:val="000000" w:themeColor="text1"/>
+          <w:szCs w:val="28"/>
+          <w:lang w:val="ru-RU"/>
+        </w:rPr>
+      </w:pPr>
+      <w:r>
+        <w:rPr>
+          <w:rFonts w:eastAsiaTheme="minorEastAsia" w:cs="Times New Roman"/>
+          <w:b/>
+          <w:bCs/>
+          <w:color w:val="000000" w:themeColor="text1"/>
+          <w:szCs w:val="28"/>
+        </w:rPr>
+        <w:t>Шаг</w:t>
+      </w:r>
+      <w:r>
+        <w:rPr>
+          <w:rFonts w:eastAsiaTheme="minorEastAsia" w:cs="Times New Roman"/>
+          <w:b/>
+          <w:bCs/>
+          <w:color w:val="000000" w:themeColor="text1"/>
+          <w:szCs w:val="28"/>
+          <w:lang w:val="ru-RU"/>
+        </w:rPr>
+        <w:t>и</w:t>
+      </w:r>
+      <w:r>
+        <w:rPr>
+          <w:rFonts w:eastAsiaTheme="minorEastAsia" w:cs="Times New Roman"/>
+          <w:b/>
+          <w:bCs/>
+          <w:color w:val="000000" w:themeColor="text1"/>
+          <w:szCs w:val="28"/>
         </w:rPr>
         <w:t xml:space="preserve"> </w:t>
       </w:r>
       <w:r>
         <w:rPr>
-          <w:rFonts w:cs="Times New Roman"/>
-          <w:szCs w:val="28"/>
-        </w:rPr>
-        <w:t>В</w:t>
-      </w:r>
-      <w:r>
-        <w:rPr>
-          <w:rFonts w:cs="Times New Roman"/>
-          <w:szCs w:val="28"/>
-          <w:lang w:val="ru-RU"/>
-        </w:rPr>
-        <w:t xml:space="preserve">, а у человека — </w:t>
-      </w:r>
-      <w:r>
-        <w:rPr>
-          <w:rFonts w:cs="Times New Roman"/>
-          <w:szCs w:val="28"/>
-        </w:rPr>
-        <w:t>от 3000</w:t>
-      </w:r>
-      <w:r>
-        <w:rPr>
-          <w:rFonts w:cs="Times New Roman"/>
-          <w:szCs w:val="28"/>
-          <w:lang w:val="ru-RU"/>
+          <w:rFonts w:eastAsiaTheme="minorEastAsia" w:cs="Times New Roman"/>
+          <w:b/>
+          <w:bCs/>
+          <w:color w:val="000000" w:themeColor="text1"/>
+          <w:szCs w:val="28"/>
+          <w:lang w:val="ru-RU"/>
+        </w:rPr>
+        <w:t>№ 6 и 7</w:t>
+      </w:r>
+      <w:r>
+        <w:rPr>
+          <w:rFonts w:eastAsiaTheme="minorEastAsia" w:cs="Times New Roman"/>
+          <w:b/>
+          <w:bCs/>
+          <w:color w:val="000000" w:themeColor="text1"/>
+          <w:szCs w:val="28"/>
+        </w:rPr>
+        <w:t>. Парсинг (анализ) сгенерированного отчета</w:t>
+      </w:r>
+    </w:p>
+    <w:p>
+      <w:pPr>
+        <w:pStyle w:val="a7"/>
+        <w:numPr>
+          <w:ilvl w:val="0"/>
+          <w:numId w:val="17"/>
+        </w:numPr>
+        <w:tabs>
+          <w:tab w:val="left" w:pos="1134"/>
+        </w:tabs>
+        <w:spacing w:after="0" w:line="240" w:lineRule="auto"/>
+        <w:ind w:left="0" w:firstLine="709"/>
+        <w:jc w:val="both"/>
+        <w:rPr>
+          <w:rFonts w:eastAsiaTheme="minorEastAsia" w:cs="Times New Roman"/>
+          <w:color w:val="000000" w:themeColor="text1"/>
+          <w:szCs w:val="28"/>
+          <w:lang w:val="ru-RU"/>
+        </w:rPr>
+      </w:pPr>
+      <w:r>
+        <w:rPr>
+          <w:rFonts w:eastAsiaTheme="minorEastAsia" w:cs="Times New Roman"/>
+          <w:color w:val="000000" w:themeColor="text1"/>
+          <w:szCs w:val="28"/>
+        </w:rPr>
+        <w:t>Текущее напряжение ядра ЦП</w:t>
+      </w:r>
+      <w:r>
+        <w:rPr>
+          <w:rFonts w:eastAsiaTheme="minorEastAsia" w:cs="Times New Roman"/>
+          <w:color w:val="000000" w:themeColor="text1"/>
+          <w:szCs w:val="28"/>
+          <w:lang w:val="ru-RU"/>
+        </w:rPr>
+        <w:t>: 1.1 В;</w:t>
+      </w:r>
+    </w:p>
+    <w:p>
+      <w:pPr>
+        <w:pStyle w:val="a7"/>
+        <w:numPr>
+          <w:ilvl w:val="0"/>
+          <w:numId w:val="17"/>
+        </w:numPr>
+        <w:tabs>
+          <w:tab w:val="left" w:pos="1134"/>
+        </w:tabs>
+        <w:spacing w:after="0" w:line="240" w:lineRule="auto"/>
+        <w:ind w:left="0" w:firstLine="709"/>
+        <w:jc w:val="both"/>
+        <w:rPr>
+          <w:rFonts w:eastAsiaTheme="minorEastAsia" w:cs="Times New Roman"/>
+          <w:color w:val="000000" w:themeColor="text1"/>
+          <w:szCs w:val="28"/>
+          <w:lang w:val="ru-RU"/>
+        </w:rPr>
+      </w:pPr>
+      <w:proofErr w:type="spellStart"/>
+      <w:r>
+        <w:rPr>
+          <w:rFonts w:eastAsiaTheme="minorEastAsia" w:cs="Times New Roman"/>
+          <w:color w:val="000000" w:themeColor="text1"/>
+          <w:szCs w:val="28"/>
+          <w:lang w:val="ru-RU"/>
+        </w:rPr>
+        <w:t>Степпинг</w:t>
+      </w:r>
+      <w:proofErr w:type="spellEnd"/>
+      <w:r>
+        <w:rPr>
+          <w:rFonts w:eastAsiaTheme="minorEastAsia" w:cs="Times New Roman"/>
+          <w:color w:val="000000" w:themeColor="text1"/>
+          <w:szCs w:val="28"/>
+          <w:lang w:val="ru-RU"/>
+        </w:rPr>
+        <w:t xml:space="preserve"> (ревизия) кристалла центрального процессора: </w:t>
+      </w:r>
+      <w:r>
+        <w:rPr>
+          <w:rFonts w:eastAsiaTheme="minorEastAsia" w:cs="Times New Roman"/>
+          <w:color w:val="000000" w:themeColor="text1"/>
+          <w:szCs w:val="28"/>
+          <w:lang w:val="en-US"/>
+        </w:rPr>
+        <w:t>J</w:t>
+      </w:r>
+      <w:r>
+        <w:rPr>
+          <w:rFonts w:eastAsiaTheme="minorEastAsia" w:cs="Times New Roman"/>
+          <w:color w:val="000000" w:themeColor="text1"/>
+          <w:szCs w:val="28"/>
+          <w:lang w:val="ru-RU"/>
+        </w:rPr>
+        <w:t>0;</w:t>
+      </w:r>
+    </w:p>
+    <w:p>
+      <w:pPr>
+        <w:pStyle w:val="a7"/>
+        <w:numPr>
+          <w:ilvl w:val="0"/>
+          <w:numId w:val="17"/>
+        </w:numPr>
+        <w:tabs>
+          <w:tab w:val="left" w:pos="1134"/>
+        </w:tabs>
+        <w:spacing w:after="0" w:line="240" w:lineRule="auto"/>
+        <w:ind w:left="0" w:firstLine="709"/>
+        <w:jc w:val="both"/>
+        <w:rPr>
+          <w:rFonts w:eastAsiaTheme="minorEastAsia" w:cs="Times New Roman"/>
+          <w:color w:val="000000" w:themeColor="text1"/>
+          <w:szCs w:val="28"/>
+          <w:lang w:val="ru-RU"/>
+        </w:rPr>
+      </w:pPr>
+      <w:r>
+        <w:rPr>
+          <w:rFonts w:eastAsiaTheme="minorEastAsia" w:cs="Times New Roman"/>
+          <w:color w:val="000000" w:themeColor="text1"/>
+          <w:szCs w:val="28"/>
+        </w:rPr>
+        <w:t>Точная версия графического драйвера</w:t>
+      </w:r>
+      <w:r>
+        <w:rPr>
+          <w:rFonts w:eastAsiaTheme="minorEastAsia" w:cs="Times New Roman"/>
+          <w:color w:val="000000" w:themeColor="text1"/>
+          <w:szCs w:val="28"/>
+          <w:lang w:val="ru-RU"/>
+        </w:rPr>
+        <w:t xml:space="preserve">: </w:t>
+      </w:r>
+      <w:r>
+        <w:rPr>
+          <w:rFonts w:eastAsiaTheme="minorEastAsia" w:cs="Times New Roman"/>
+          <w:color w:val="000000" w:themeColor="text1"/>
+          <w:szCs w:val="28"/>
+        </w:rPr>
+        <w:t>32.0.101.7076</w:t>
+      </w:r>
+      <w:r>
+        <w:rPr>
+          <w:rFonts w:eastAsiaTheme="minorEastAsia" w:cs="Times New Roman"/>
+          <w:color w:val="000000" w:themeColor="text1"/>
+          <w:szCs w:val="28"/>
+          <w:lang w:val="ru-RU"/>
+        </w:rPr>
+        <w:t>.</w:t>
+      </w:r>
+    </w:p>
+    <w:p>
+      <w:pPr>
+        <w:pStyle w:val="a7"/>
+        <w:tabs>
+          <w:tab w:val="left" w:pos="1134"/>
+        </w:tabs>
+        <w:spacing w:after="0" w:line="240" w:lineRule="auto"/>
+        <w:ind w:left="709"/>
+        <w:jc w:val="both"/>
+        <w:rPr>
+          <w:rFonts w:eastAsiaTheme="minorEastAsia" w:cs="Times New Roman"/>
+          <w:color w:val="000000" w:themeColor="text1"/>
+          <w:szCs w:val="28"/>
+          <w:lang w:val="ru-RU"/>
+        </w:rPr>
+      </w:pPr>
+    </w:p>
+    <w:p>
+      <w:pPr>
+        <w:pStyle w:val="a7"/>
+        <w:tabs>
+          <w:tab w:val="left" w:pos="1134"/>
+        </w:tabs>
+        <w:spacing w:after="0" w:line="240" w:lineRule="auto"/>
+        <w:ind w:left="709"/>
+        <w:jc w:val="both"/>
+        <w:rPr>
+          <w:rFonts w:eastAsiaTheme="minorEastAsia" w:cs="Times New Roman"/>
+          <w:color w:val="000000" w:themeColor="text1"/>
+          <w:szCs w:val="28"/>
+          <w:lang w:val="ru-RU"/>
+        </w:rPr>
+      </w:pPr>
+    </w:p>
+    <w:p>
+      <w:pPr>
+        <w:pStyle w:val="a7"/>
+        <w:tabs>
+          <w:tab w:val="left" w:pos="1134"/>
+        </w:tabs>
+        <w:spacing w:after="0" w:line="240" w:lineRule="auto"/>
+        <w:ind w:left="709"/>
+        <w:jc w:val="both"/>
+        <w:rPr>
+          <w:rFonts w:eastAsiaTheme="minorEastAsia" w:cs="Times New Roman"/>
+          <w:color w:val="000000" w:themeColor="text1"/>
+          <w:szCs w:val="28"/>
+          <w:lang w:val="ru-RU"/>
+        </w:rPr>
+      </w:pPr>
+    </w:p>
+    <w:p>
+      <w:pPr>
+        <w:pStyle w:val="a7"/>
+        <w:tabs>
+          <w:tab w:val="left" w:pos="1134"/>
+        </w:tabs>
+        <w:spacing w:after="0" w:line="240" w:lineRule="auto"/>
+        <w:ind w:left="709"/>
+        <w:jc w:val="both"/>
+        <w:rPr>
+          <w:rFonts w:eastAsiaTheme="minorEastAsia" w:cs="Times New Roman"/>
+          <w:color w:val="000000" w:themeColor="text1"/>
+          <w:szCs w:val="28"/>
+          <w:lang w:val="ru-RU"/>
+        </w:rPr>
+      </w:pPr>
+    </w:p>
+    <w:p>
+      <w:pPr>
+        <w:pStyle w:val="a7"/>
+        <w:tabs>
+          <w:tab w:val="left" w:pos="1134"/>
+        </w:tabs>
+        <w:spacing w:after="0" w:line="240" w:lineRule="auto"/>
+        <w:ind w:left="709"/>
+        <w:jc w:val="both"/>
+        <w:rPr>
+          <w:rFonts w:eastAsiaTheme="minorEastAsia" w:cs="Times New Roman"/>
+          <w:color w:val="000000" w:themeColor="text1"/>
+          <w:szCs w:val="28"/>
+          <w:lang w:val="ru-RU"/>
+        </w:rPr>
+      </w:pPr>
+    </w:p>
+    <w:p>
+      <w:pPr>
+        <w:pStyle w:val="a7"/>
+        <w:tabs>
+          <w:tab w:val="left" w:pos="1134"/>
+        </w:tabs>
+        <w:spacing w:after="0" w:line="240" w:lineRule="auto"/>
+        <w:ind w:left="709"/>
+        <w:jc w:val="both"/>
+        <w:rPr>
+          <w:rFonts w:eastAsiaTheme="minorEastAsia" w:cs="Times New Roman"/>
+          <w:color w:val="000000" w:themeColor="text1"/>
+          <w:szCs w:val="28"/>
+          <w:lang w:val="ru-RU"/>
+        </w:rPr>
+      </w:pPr>
+    </w:p>
+    <w:p>
+      <w:pPr>
+        <w:pStyle w:val="a7"/>
+        <w:tabs>
+          <w:tab w:val="left" w:pos="1134"/>
+        </w:tabs>
+        <w:spacing w:after="0" w:line="240" w:lineRule="auto"/>
+        <w:ind w:left="709"/>
+        <w:jc w:val="both"/>
+        <w:rPr>
+          <w:rFonts w:eastAsiaTheme="minorEastAsia" w:cs="Times New Roman"/>
+          <w:color w:val="000000" w:themeColor="text1"/>
+          <w:szCs w:val="28"/>
+          <w:lang w:val="ru-RU"/>
+        </w:rPr>
+      </w:pPr>
+    </w:p>
+    <w:p>
+      <w:pPr>
+        <w:pStyle w:val="a7"/>
+        <w:tabs>
+          <w:tab w:val="left" w:pos="1134"/>
+        </w:tabs>
+        <w:spacing w:after="0" w:line="240" w:lineRule="auto"/>
+        <w:ind w:left="709"/>
+        <w:jc w:val="both"/>
+        <w:rPr>
+          <w:rFonts w:eastAsiaTheme="minorEastAsia" w:cs="Times New Roman"/>
+          <w:color w:val="000000" w:themeColor="text1"/>
+          <w:szCs w:val="28"/>
+          <w:lang w:val="ru-RU"/>
+        </w:rPr>
+      </w:pPr>
+    </w:p>
+    <w:p>
+      <w:pPr>
+        <w:pStyle w:val="a7"/>
+        <w:tabs>
+          <w:tab w:val="left" w:pos="1134"/>
+        </w:tabs>
+        <w:spacing w:after="0" w:line="240" w:lineRule="auto"/>
+        <w:ind w:left="709"/>
+        <w:jc w:val="both"/>
+        <w:rPr>
+          <w:rFonts w:eastAsiaTheme="minorEastAsia" w:cs="Times New Roman"/>
+          <w:color w:val="000000" w:themeColor="text1"/>
+          <w:szCs w:val="28"/>
+          <w:lang w:val="ru-RU"/>
+        </w:rPr>
+      </w:pPr>
+    </w:p>
+    <w:p>
+      <w:pPr>
+        <w:pStyle w:val="a7"/>
+        <w:tabs>
+          <w:tab w:val="left" w:pos="1134"/>
+        </w:tabs>
+        <w:spacing w:after="0" w:line="240" w:lineRule="auto"/>
+        <w:ind w:left="709"/>
+        <w:jc w:val="both"/>
+        <w:rPr>
+          <w:rFonts w:eastAsiaTheme="minorEastAsia" w:cs="Times New Roman"/>
+          <w:color w:val="000000" w:themeColor="text1"/>
+          <w:szCs w:val="28"/>
+          <w:lang w:val="ru-RU"/>
+        </w:rPr>
+      </w:pPr>
+    </w:p>
+    <w:p>
+      <w:pPr>
+        <w:pStyle w:val="a7"/>
+        <w:tabs>
+          <w:tab w:val="left" w:pos="1134"/>
+        </w:tabs>
+        <w:spacing w:after="0" w:line="240" w:lineRule="auto"/>
+        <w:ind w:left="709"/>
+        <w:jc w:val="both"/>
+        <w:rPr>
+          <w:rFonts w:eastAsiaTheme="minorEastAsia" w:cs="Times New Roman"/>
+          <w:color w:val="000000" w:themeColor="text1"/>
+          <w:szCs w:val="28"/>
+          <w:lang w:val="ru-RU"/>
+        </w:rPr>
+      </w:pPr>
+    </w:p>
+    <w:p>
+      <w:pPr>
+        <w:pStyle w:val="a7"/>
+        <w:tabs>
+          <w:tab w:val="left" w:pos="1134"/>
+        </w:tabs>
+        <w:spacing w:after="0" w:line="240" w:lineRule="auto"/>
+        <w:ind w:left="709"/>
+        <w:jc w:val="both"/>
+        <w:rPr>
+          <w:rFonts w:eastAsiaTheme="minorEastAsia" w:cs="Times New Roman"/>
+          <w:color w:val="000000" w:themeColor="text1"/>
+          <w:szCs w:val="28"/>
+          <w:lang w:val="ru-RU"/>
+        </w:rPr>
+      </w:pPr>
+    </w:p>
+    <w:p>
+      <w:pPr>
+        <w:pStyle w:val="a7"/>
+        <w:tabs>
+          <w:tab w:val="left" w:pos="1134"/>
+        </w:tabs>
+        <w:spacing w:after="0" w:line="240" w:lineRule="auto"/>
+        <w:ind w:left="709"/>
+        <w:jc w:val="both"/>
+        <w:rPr>
+          <w:rFonts w:eastAsiaTheme="minorEastAsia" w:cs="Times New Roman"/>
+          <w:color w:val="000000" w:themeColor="text1"/>
+          <w:szCs w:val="28"/>
+          <w:lang w:val="ru-RU"/>
+        </w:rPr>
+      </w:pPr>
+    </w:p>
+    <w:p>
+      <w:pPr>
+        <w:pStyle w:val="1"/>
+        <w:rPr>
+          <w:rFonts w:ascii="Times New Roman" w:eastAsiaTheme="minorEastAsia" w:hAnsi="Times New Roman" w:cs="Times New Roman"/>
+          <w:b/>
+          <w:bCs/>
+          <w:color w:val="000000" w:themeColor="text1"/>
+          <w:sz w:val="32"/>
+          <w:szCs w:val="32"/>
+          <w:lang w:val="ru-RU"/>
+        </w:rPr>
+      </w:pPr>
+      <w:bookmarkStart w:id="8" w:name="_Toc242095049"/>
+      <w:r>
+        <w:rPr>
+          <w:rFonts w:ascii="Times New Roman" w:eastAsiaTheme="minorEastAsia" w:hAnsi="Times New Roman" w:cs="Times New Roman"/>
+          <w:b/>
+          <w:bCs/>
+          <w:color w:val="000000" w:themeColor="text1"/>
+          <w:sz w:val="32"/>
+          <w:szCs w:val="32"/>
+          <w:lang w:val="ru-RU"/>
+        </w:rPr>
+        <w:lastRenderedPageBreak/>
+        <w:t>4 ВЫВОДЫ</w:t>
+      </w:r>
+      <w:bookmarkEnd w:id="8"/>
+    </w:p>
+    <w:p>
+      <w:pPr>
+        <w:ind w:firstLine="720"/>
+        <w:jc w:val="both"/>
+        <w:rPr>
+          <w:color w:val="000000" w:themeColor="text1"/>
+        </w:rPr>
+      </w:pPr>
+      <w:r>
+        <w:rPr>
+          <w:color w:val="000000" w:themeColor="text1"/>
+        </w:rPr>
+        <w:t>В ходе выполнения лабораторной работы были освоены практические навыки комплексной диагностики аппаратного и программного обеспечения ПК с использованием специализированного диагностического ПО AIDA64 Extreme.</w:t>
+      </w:r>
+    </w:p>
+    <w:p>
+      <w:pPr>
+        <w:pStyle w:val="a7"/>
+        <w:numPr>
+          <w:ilvl w:val="0"/>
+          <w:numId w:val="17"/>
+        </w:numPr>
+        <w:tabs>
+          <w:tab w:val="left" w:pos="1134"/>
+        </w:tabs>
+        <w:ind w:left="0" w:firstLine="709"/>
+        <w:jc w:val="both"/>
+        <w:rPr>
+          <w:color w:val="000000" w:themeColor="text1"/>
+        </w:rPr>
+      </w:pPr>
+      <w:r>
+        <w:rPr>
+          <w:color w:val="000000" w:themeColor="text1"/>
+        </w:rPr>
+        <w:t>Анализ функционала специализированного ПО: изучена принципиальная разница между встроенными средствами ОС (работающими через стандартные API) и специализированными комплексами (AIDA64). Установлено, что специализированное ПО взаимодействует с ПК на низком аппаратном уровне, что позволяет считывать телеметрию с датчиков в реальном времени и идентифицировать компоненты даже при отсутствии установленных драйверов в ОС.</w:t>
+      </w:r>
+    </w:p>
+    <w:p>
+      <w:pPr>
+        <w:pStyle w:val="a7"/>
+        <w:numPr>
+          <w:ilvl w:val="0"/>
+          <w:numId w:val="17"/>
+        </w:numPr>
+        <w:tabs>
+          <w:tab w:val="left" w:pos="1134"/>
+        </w:tabs>
+        <w:ind w:left="0" w:firstLine="709"/>
+        <w:jc w:val="both"/>
+        <w:rPr>
+          <w:color w:val="000000" w:themeColor="text1"/>
+        </w:rPr>
+      </w:pPr>
+      <w:r>
+        <w:rPr>
+          <w:color w:val="000000" w:themeColor="text1"/>
+        </w:rPr>
+        <w:t xml:space="preserve">Инвентаризация системной платы и процессора: с помощью AIDA64 определены аппаратные параметры платформы ноутбука: модель системной платы, чипсет Intel </w:t>
+      </w:r>
+      <w:proofErr w:type="spellStart"/>
+      <w:r>
+        <w:rPr>
+          <w:color w:val="000000" w:themeColor="text1"/>
+        </w:rPr>
+        <w:t>Raptor</w:t>
+      </w:r>
+      <w:proofErr w:type="spellEnd"/>
+      <w:r>
+        <w:rPr>
+          <w:color w:val="000000" w:themeColor="text1"/>
         </w:rPr>
         <w:t xml:space="preserve"> </w:t>
       </w:r>
-      <w:r>
-        <w:rPr>
-          <w:rFonts w:cs="Times New Roman"/>
-          <w:szCs w:val="28"/>
-        </w:rPr>
-        <w:t>В) и составлен чек-лист инженера по предотвращению статического повреждения компонентов ПК.</w:t>
-      </w:r>
-    </w:p>
-    <w:p>
-      <w:pPr>
-        <w:rPr>
-          <w:rFonts w:cs="Times New Roman"/>
-          <w:szCs w:val="28"/>
-        </w:rPr>
-      </w:pPr>
+      <w:proofErr w:type="spellStart"/>
+      <w:r>
+        <w:rPr>
+          <w:color w:val="000000" w:themeColor="text1"/>
+        </w:rPr>
+        <w:t>Lake</w:t>
+      </w:r>
+      <w:proofErr w:type="spellEnd"/>
+      <w:r>
+        <w:rPr>
+          <w:color w:val="000000" w:themeColor="text1"/>
+        </w:rPr>
+        <w:t xml:space="preserve">-H IMC, </w:t>
+      </w:r>
+      <w:proofErr w:type="spellStart"/>
+      <w:r>
+        <w:rPr>
+          <w:color w:val="000000" w:themeColor="text1"/>
+        </w:rPr>
+        <w:t>степпинг</w:t>
+      </w:r>
+      <w:proofErr w:type="spellEnd"/>
+      <w:r>
+        <w:rPr>
+          <w:color w:val="000000" w:themeColor="text1"/>
+        </w:rPr>
+        <w:t xml:space="preserve"> кристалла процессора (J0) и текущее напряжение ядра (1.1 В). Максимально поддерживаемый объём ОЗУ для данной конфигурации составляет 64 ГБ.</w:t>
+      </w:r>
+    </w:p>
+    <w:p>
+      <w:pPr>
+        <w:pStyle w:val="a7"/>
+        <w:numPr>
+          <w:ilvl w:val="0"/>
+          <w:numId w:val="17"/>
+        </w:numPr>
+        <w:tabs>
+          <w:tab w:val="left" w:pos="1134"/>
+        </w:tabs>
+        <w:ind w:left="0" w:firstLine="709"/>
+        <w:jc w:val="both"/>
+        <w:rPr>
+          <w:color w:val="000000" w:themeColor="text1"/>
+        </w:rPr>
+      </w:pPr>
+      <w:r>
+        <w:rPr>
+          <w:color w:val="000000" w:themeColor="text1"/>
+        </w:rPr>
+        <w:t>Мониторинг температурных показателей: проведён анализ температурного режима компонентов в состоянии простоя. Самым горячим узлом оказалась память графического процессора (64 °C), на втором месте — центральный процессор (52 °C, при разбросе температур по ядрам от 42 °C до 47 °C). Температура модуля ОЗУ зафиксирована на уровне 43 °C. Также сняты показания скорости вращения вентиляторов кулеров (2000 RPM для ЦП и 2200 RPM для ГП).</w:t>
+      </w:r>
+    </w:p>
+    <w:p>
+      <w:pPr>
+        <w:pStyle w:val="a7"/>
+        <w:numPr>
+          <w:ilvl w:val="0"/>
+          <w:numId w:val="17"/>
+        </w:numPr>
+        <w:tabs>
+          <w:tab w:val="left" w:pos="1134"/>
+        </w:tabs>
+        <w:ind w:left="0" w:firstLine="709"/>
+        <w:jc w:val="both"/>
+        <w:rPr>
+          <w:color w:val="000000" w:themeColor="text1"/>
+        </w:rPr>
+      </w:pPr>
+      <w:r>
+        <w:rPr>
+          <w:color w:val="000000" w:themeColor="text1"/>
+        </w:rPr>
+        <w:t>Аудит программного окружения и автозагрузки: обоснована необходимость проверки программной среды для исключения скрытых фоновых нагрузок и конфликтов низкоуровневых драйверов. В списке автозапуска выведены сторонние приложения (</w:t>
+      </w:r>
+      <w:proofErr w:type="spellStart"/>
+      <w:r>
+        <w:rPr>
+          <w:color w:val="000000" w:themeColor="text1"/>
+        </w:rPr>
+        <w:t>Discord</w:t>
+      </w:r>
+      <w:proofErr w:type="spellEnd"/>
+      <w:r>
+        <w:rPr>
+          <w:color w:val="000000" w:themeColor="text1"/>
+        </w:rPr>
+        <w:t xml:space="preserve">, </w:t>
+      </w:r>
+      <w:proofErr w:type="spellStart"/>
+      <w:r>
+        <w:rPr>
+          <w:color w:val="000000" w:themeColor="text1"/>
+        </w:rPr>
+        <w:t>Steam</w:t>
+      </w:r>
+      <w:proofErr w:type="spellEnd"/>
+      <w:r>
+        <w:rPr>
+          <w:color w:val="000000" w:themeColor="text1"/>
+        </w:rPr>
+        <w:t xml:space="preserve">, </w:t>
+      </w:r>
+      <w:proofErr w:type="spellStart"/>
+      <w:r>
+        <w:rPr>
+          <w:color w:val="000000" w:themeColor="text1"/>
+        </w:rPr>
+        <w:t>Viber</w:t>
+      </w:r>
+      <w:proofErr w:type="spellEnd"/>
+      <w:r>
+        <w:rPr>
+          <w:color w:val="000000" w:themeColor="text1"/>
+        </w:rPr>
+        <w:t>) и освоен пошаговый алгоритм их безопасного отключения через «Диспетчер задач» Windows для оптимизации времени загрузки и ресурсов ОС.</w:t>
+      </w:r>
+    </w:p>
+    <w:p>
+      <w:pPr>
+        <w:pStyle w:val="a7"/>
+        <w:numPr>
+          <w:ilvl w:val="0"/>
+          <w:numId w:val="17"/>
+        </w:numPr>
+        <w:tabs>
+          <w:tab w:val="left" w:pos="1134"/>
+        </w:tabs>
+        <w:ind w:left="0" w:firstLine="709"/>
+        <w:jc w:val="both"/>
+        <w:rPr>
+          <w:color w:val="000000" w:themeColor="text1"/>
+        </w:rPr>
+      </w:pPr>
+      <w:r>
+        <w:rPr>
+          <w:color w:val="000000" w:themeColor="text1"/>
+        </w:rPr>
+        <w:t>Парсинг и отчётность: освоен метод получения и парсинга отчётов, позволяющий быстро извлекать точные технические данные (версию графического драйвера, напряжение и параметры ревизии кремниевого кристалла) без необходимости физического разбора устройства.</w:t>
+      </w:r>
     </w:p>
     <w:sectPr>
       <w:pgSz w:w="11906" w:h="16838"/>
-      <w:pgMar w:top="1134" w:right="851" w:bottom="709" w:left="1701" w:header="0" w:footer="0" w:gutter="0"/>
+      <w:pgMar w:top="1134" w:right="851" w:bottom="284" w:left="1701" w:header="0" w:footer="0" w:gutter="0"/>
       <w:cols w:space="708"/>
       <w:docGrid w:linePitch="360"/>
     </w:sectPr>
@@ -5265,6 +5870,96 @@
     </w:lvl>
   </w:abstractNum>
   <w:abstractNum w:abstractNumId="5" w15:restartNumberingAfterBreak="0">
+    <w:nsid w:val="259E6AC4"/>
+    <w:multiLevelType w:val="hybridMultilevel"/>
+    <w:tmpl w:val="9E7A5ED6"/>
+    <w:lvl w:ilvl="0" w:tplc="B75AA7AA">
+      <w:start w:val="1"/>
+      <w:numFmt w:val="decimal"/>
+      <w:lvlText w:val="%1."/>
+      <w:lvlJc w:val="left"/>
+      <w:pPr>
+        <w:ind w:left="1429" w:hanging="360"/>
+      </w:pPr>
+      <w:rPr>
+        <w:b w:val="0"/>
+        <w:bCs w:val="0"/>
+      </w:rPr>
+    </w:lvl>
+    <w:lvl w:ilvl="1" w:tplc="20000019" w:tentative="1">
+      <w:start w:val="1"/>
+      <w:numFmt w:val="lowerLetter"/>
+      <w:lvlText w:val="%2."/>
+      <w:lvlJc w:val="left"/>
+      <w:pPr>
+        <w:ind w:left="2149" w:hanging="360"/>
+      </w:pPr>
+    </w:lvl>
+    <w:lvl w:ilvl="2" w:tplc="2000001B" w:tentative="1">
+      <w:start w:val="1"/>
+      <w:numFmt w:val="lowerRoman"/>
+      <w:lvlText w:val="%3."/>
+      <w:lvlJc w:val="right"/>
+      <w:pPr>
+        <w:ind w:left="2869" w:hanging="180"/>
+      </w:pPr>
+    </w:lvl>
+    <w:lvl w:ilvl="3" w:tplc="2000000F" w:tentative="1">
+      <w:start w:val="1"/>
+      <w:numFmt w:val="decimal"/>
+      <w:lvlText w:val="%4."/>
+      <w:lvlJc w:val="left"/>
+      <w:pPr>
+        <w:ind w:left="3589" w:hanging="360"/>
+      </w:pPr>
+    </w:lvl>
+    <w:lvl w:ilvl="4" w:tplc="20000019" w:tentative="1">
+      <w:start w:val="1"/>
+      <w:numFmt w:val="lowerLetter"/>
+      <w:lvlText w:val="%5."/>
+      <w:lvlJc w:val="left"/>
+      <w:pPr>
+        <w:ind w:left="4309" w:hanging="360"/>
+      </w:pPr>
+    </w:lvl>
+    <w:lvl w:ilvl="5" w:tplc="2000001B" w:tentative="1">
+      <w:start w:val="1"/>
+      <w:numFmt w:val="lowerRoman"/>
+      <w:lvlText w:val="%6."/>
+      <w:lvlJc w:val="right"/>
+      <w:pPr>
+        <w:ind w:left="5029" w:hanging="180"/>
+      </w:pPr>
+    </w:lvl>
+    <w:lvl w:ilvl="6" w:tplc="2000000F" w:tentative="1">
+      <w:start w:val="1"/>
+      <w:numFmt w:val="decimal"/>
+      <w:lvlText w:val="%7."/>
+      <w:lvlJc w:val="left"/>
+      <w:pPr>
+        <w:ind w:left="5749" w:hanging="360"/>
+      </w:pPr>
+    </w:lvl>
+    <w:lvl w:ilvl="7" w:tplc="20000019" w:tentative="1">
+      <w:start w:val="1"/>
+      <w:numFmt w:val="lowerLetter"/>
+      <w:lvlText w:val="%8."/>
+      <w:lvlJc w:val="left"/>
+      <w:pPr>
+        <w:ind w:left="6469" w:hanging="360"/>
+      </w:pPr>
+    </w:lvl>
+    <w:lvl w:ilvl="8" w:tplc="2000001B" w:tentative="1">
+      <w:start w:val="1"/>
+      <w:numFmt w:val="lowerRoman"/>
+      <w:lvlText w:val="%9."/>
+      <w:lvlJc w:val="right"/>
+      <w:pPr>
+        <w:ind w:left="7189" w:hanging="180"/>
+      </w:pPr>
+    </w:lvl>
+  </w:abstractNum>
+  <w:abstractNum w:abstractNumId="6" w15:restartNumberingAfterBreak="0">
     <w:nsid w:val="294441AC"/>
     <w:multiLevelType w:val="hybridMultilevel"/>
     <w:tmpl w:val="62F029E8"/>
@@ -5377,7 +6072,7 @@
       </w:rPr>
     </w:lvl>
   </w:abstractNum>
-  <w:abstractNum w:abstractNumId="6" w15:restartNumberingAfterBreak="0">
+  <w:abstractNum w:abstractNumId="7" w15:restartNumberingAfterBreak="0">
     <w:nsid w:val="352D42FE"/>
     <w:multiLevelType w:val="multilevel"/>
     <w:tmpl w:val="75662EC8"/>
@@ -5526,7 +6221,7 @@
       </w:rPr>
     </w:lvl>
   </w:abstractNum>
-  <w:abstractNum w:abstractNumId="7" w15:restartNumberingAfterBreak="0">
+  <w:abstractNum w:abstractNumId="8" w15:restartNumberingAfterBreak="0">
     <w:nsid w:val="3C1A02EF"/>
     <w:multiLevelType w:val="hybridMultilevel"/>
     <w:tmpl w:val="90D4783C"/>
@@ -5639,7 +6334,7 @@
       </w:rPr>
     </w:lvl>
   </w:abstractNum>
-  <w:abstractNum w:abstractNumId="8" w15:restartNumberingAfterBreak="0">
+  <w:abstractNum w:abstractNumId="9" w15:restartNumberingAfterBreak="0">
     <w:nsid w:val="4F4C5D6C"/>
     <w:multiLevelType w:val="hybridMultilevel"/>
     <w:tmpl w:val="90CEBCF6"/>
@@ -5752,7 +6447,120 @@
       </w:rPr>
     </w:lvl>
   </w:abstractNum>
-  <w:abstractNum w:abstractNumId="9" w15:restartNumberingAfterBreak="0">
+  <w:abstractNum w:abstractNumId="10" w15:restartNumberingAfterBreak="0">
+    <w:nsid w:val="57DE16F0"/>
+    <w:multiLevelType w:val="hybridMultilevel"/>
+    <w:tmpl w:val="4C7A35E2"/>
+    <w:lvl w:ilvl="0" w:tplc="20000001">
+      <w:start w:val="1"/>
+      <w:numFmt w:val="bullet"/>
+      <w:lvlText w:val=""/>
+      <w:lvlJc w:val="left"/>
+      <w:pPr>
+        <w:ind w:left="1440" w:hanging="360"/>
+      </w:pPr>
+      <w:rPr>
+        <w:rFonts w:ascii="Symbol" w:hAnsi="Symbol" w:hint="default"/>
+      </w:rPr>
+    </w:lvl>
+    <w:lvl w:ilvl="1" w:tplc="20000003" w:tentative="1">
+      <w:start w:val="1"/>
+      <w:numFmt w:val="bullet"/>
+      <w:lvlText w:val="o"/>
+      <w:lvlJc w:val="left"/>
+      <w:pPr>
+        <w:ind w:left="2160" w:hanging="360"/>
+      </w:pPr>
+      <w:rPr>
+        <w:rFonts w:ascii="Courier New" w:hAnsi="Courier New" w:cs="Courier New" w:hint="default"/>
+      </w:rPr>
+    </w:lvl>
+    <w:lvl w:ilvl="2" w:tplc="20000005" w:tentative="1">
+      <w:start w:val="1"/>
+      <w:numFmt w:val="bullet"/>
+      <w:lvlText w:val=""/>
+      <w:lvlJc w:val="left"/>
+      <w:pPr>
+        <w:ind w:left="2880" w:hanging="360"/>
+      </w:pPr>
+      <w:rPr>
+        <w:rFonts w:ascii="Wingdings" w:hAnsi="Wingdings" w:hint="default"/>
+      </w:rPr>
+    </w:lvl>
+    <w:lvl w:ilvl="3" w:tplc="20000001" w:tentative="1">
+      <w:start w:val="1"/>
+      <w:numFmt w:val="bullet"/>
+      <w:lvlText w:val=""/>
+      <w:lvlJc w:val="left"/>
+      <w:pPr>
+        <w:ind w:left="3600" w:hanging="360"/>
+      </w:pPr>
+      <w:rPr>
+        <w:rFonts w:ascii="Symbol" w:hAnsi="Symbol" w:hint="default"/>
+      </w:rPr>
+    </w:lvl>
+    <w:lvl w:ilvl="4" w:tplc="20000003" w:tentative="1">
+      <w:start w:val="1"/>
+      <w:numFmt w:val="bullet"/>
+      <w:lvlText w:val="o"/>
+      <w:lvlJc w:val="left"/>
+      <w:pPr>
+        <w:ind w:left="4320" w:hanging="360"/>
+      </w:pPr>
+      <w:rPr>
+        <w:rFonts w:ascii="Courier New" w:hAnsi="Courier New" w:cs="Courier New" w:hint="default"/>
+      </w:rPr>
+    </w:lvl>
+    <w:lvl w:ilvl="5" w:tplc="20000005" w:tentative="1">
+      <w:start w:val="1"/>
+      <w:numFmt w:val="bullet"/>
+      <w:lvlText w:val=""/>
+      <w:lvlJc w:val="left"/>
+      <w:pPr>
+        <w:ind w:left="5040" w:hanging="360"/>
+      </w:pPr>
+      <w:rPr>
+        <w:rFonts w:ascii="Wingdings" w:hAnsi="Wingdings" w:hint="default"/>
+      </w:rPr>
+    </w:lvl>
+    <w:lvl w:ilvl="6" w:tplc="20000001" w:tentative="1">
+      <w:start w:val="1"/>
+      <w:numFmt w:val="bullet"/>
+      <w:lvlText w:val=""/>
+      <w:lvlJc w:val="left"/>
+      <w:pPr>
+        <w:ind w:left="5760" w:hanging="360"/>
+      </w:pPr>
+      <w:rPr>
+        <w:rFonts w:ascii="Symbol" w:hAnsi="Symbol" w:hint="default"/>
+      </w:rPr>
+    </w:lvl>
+    <w:lvl w:ilvl="7" w:tplc="20000003" w:tentative="1">
+      <w:start w:val="1"/>
+      <w:numFmt w:val="bullet"/>
+      <w:lvlText w:val="o"/>
+      <w:lvlJc w:val="left"/>
+      <w:pPr>
+        <w:ind w:left="6480" w:hanging="360"/>
+      </w:pPr>
+      <w:rPr>
+        <w:rFonts w:ascii="Courier New" w:hAnsi="Courier New" w:cs="Courier New" w:hint="default"/>
+      </w:rPr>
+    </w:lvl>
+    <w:lvl w:ilvl="8" w:tplc="20000005" w:tentative="1">
+      <w:start w:val="1"/>
+      <w:numFmt w:val="bullet"/>
+      <w:lvlText w:val=""/>
+      <w:lvlJc w:val="left"/>
+      <w:pPr>
+        <w:ind w:left="7200" w:hanging="360"/>
+      </w:pPr>
+      <w:rPr>
+        <w:rFonts w:ascii="Wingdings" w:hAnsi="Wingdings" w:hint="default"/>
+      </w:rPr>
+    </w:lvl>
+  </w:abstractNum>
+  <w:abstractNum w:abstractNumId="11" w15:restartNumberingAfterBreak="0">
     <w:nsid w:val="6793391E"/>
     <w:multiLevelType w:val="hybridMultilevel"/>
     <w:tmpl w:val="E702D0FA"/>
@@ -5768,6 +6576,121 @@
         <w:rFonts w:ascii="Symbol" w:hAnsi="Symbol" w:hint="default"/>
       </w:rPr>
     </w:lvl>
+    <w:lvl w:ilvl="1" w:tplc="20000003">
+      <w:start w:val="1"/>
+      <w:numFmt w:val="bullet"/>
+      <w:lvlText w:val="o"/>
+      <w:lvlJc w:val="left"/>
+      <w:pPr>
+        <w:ind w:left="2149" w:hanging="360"/>
+      </w:pPr>
+      <w:rPr>
+        <w:rFonts w:ascii="Courier New" w:hAnsi="Courier New" w:cs="Courier New" w:hint="default"/>
+      </w:rPr>
+    </w:lvl>
+    <w:lvl w:ilvl="2" w:tplc="20000005" w:tentative="1">
+      <w:start w:val="1"/>
+      <w:numFmt w:val="bullet"/>
+      <w:lvlText w:val=""/>
+      <w:lvlJc w:val="left"/>
+      <w:pPr>
+        <w:ind w:left="2869" w:hanging="360"/>
+      </w:pPr>
+      <w:rPr>
+        <w:rFonts w:ascii="Wingdings" w:hAnsi="Wingdings" w:hint="default"/>
+      </w:rPr>
+    </w:lvl>
+    <w:lvl w:ilvl="3" w:tplc="20000001" w:tentative="1">
+      <w:start w:val="1"/>
+      <w:numFmt w:val="bullet"/>
+      <w:lvlText w:val=""/>
+      <w:lvlJc w:val="left"/>
+      <w:pPr>
+        <w:ind w:left="3589" w:hanging="360"/>
+      </w:pPr>
+      <w:rPr>
+        <w:rFonts w:ascii="Symbol" w:hAnsi="Symbol" w:hint="default"/>
+      </w:rPr>
+    </w:lvl>
+    <w:lvl w:ilvl="4" w:tplc="20000003" w:tentative="1">
+      <w:start w:val="1"/>
+      <w:numFmt w:val="bullet"/>
+      <w:lvlText w:val="o"/>
+      <w:lvlJc w:val="left"/>
+      <w:pPr>
+        <w:ind w:left="4309" w:hanging="360"/>
+      </w:pPr>
+      <w:rPr>
+        <w:rFonts w:ascii="Courier New" w:hAnsi="Courier New" w:cs="Courier New" w:hint="default"/>
+      </w:rPr>
+    </w:lvl>
+    <w:lvl w:ilvl="5" w:tplc="20000005" w:tentative="1">
+      <w:start w:val="1"/>
+      <w:numFmt w:val="bullet"/>
+      <w:lvlText w:val=""/>
+      <w:lvlJc w:val="left"/>
+      <w:pPr>
+        <w:ind w:left="5029" w:hanging="360"/>
+      </w:pPr>
+      <w:rPr>
+        <w:rFonts w:ascii="Wingdings" w:hAnsi="Wingdings" w:hint="default"/>
+      </w:rPr>
+    </w:lvl>
+    <w:lvl w:ilvl="6" w:tplc="20000001" w:tentative="1">
+      <w:start w:val="1"/>
+      <w:numFmt w:val="bullet"/>
+      <w:lvlText w:val=""/>
+      <w:lvlJc w:val="left"/>
+      <w:pPr>
+        <w:ind w:left="5749" w:hanging="360"/>
+      </w:pPr>
+      <w:rPr>
+        <w:rFonts w:ascii="Symbol" w:hAnsi="Symbol" w:hint="default"/>
+      </w:rPr>
+    </w:lvl>
+    <w:lvl w:ilvl="7" w:tplc="20000003" w:tentative="1">
+      <w:start w:val="1"/>
+      <w:numFmt w:val="bullet"/>
+      <w:lvlText w:val="o"/>
+      <w:lvlJc w:val="left"/>
+      <w:pPr>
+        <w:ind w:left="6469" w:hanging="360"/>
+      </w:pPr>
+      <w:rPr>
+        <w:rFonts w:ascii="Courier New" w:hAnsi="Courier New" w:cs="Courier New" w:hint="default"/>
+      </w:rPr>
+    </w:lvl>
+    <w:lvl w:ilvl="8" w:tplc="20000005" w:tentative="1">
+      <w:start w:val="1"/>
+      <w:numFmt w:val="bullet"/>
+      <w:lvlText w:val=""/>
+      <w:lvlJc w:val="left"/>
+      <w:pPr>
+        <w:ind w:left="7189" w:hanging="360"/>
+      </w:pPr>
+      <w:rPr>
+        <w:rFonts w:ascii="Wingdings" w:hAnsi="Wingdings" w:hint="default"/>
+      </w:rPr>
+    </w:lvl>
+  </w:abstractNum>
+  <w:abstractNum w:abstractNumId="12" w15:restartNumberingAfterBreak="0">
+    <w:nsid w:val="71D66D51"/>
+    <w:multiLevelType w:val="hybridMultilevel"/>
+    <w:tmpl w:val="8D161BF0"/>
+    <w:lvl w:ilvl="0" w:tplc="B75AA7AA">
+      <w:start w:val="1"/>
+      <w:numFmt w:val="decimal"/>
+      <w:lvlText w:val="%1."/>
+      <w:lvlJc w:val="left"/>
+      <w:pPr>
+        <w:ind w:left="2858" w:hanging="360"/>
+      </w:pPr>
+      <w:rPr>
+        <w:rFonts w:hint="default"/>
+        <w:b w:val="0"/>
+        <w:bCs w:val="0"/>
+      </w:rPr>
+    </w:lvl>
     <w:lvl w:ilvl="1" w:tplc="20000003" w:tentative="1">
       <w:start w:val="1"/>
       <w:numFmt w:val="bullet"/>
@@ -5865,7 +6788,7 @@
       </w:rPr>
     </w:lvl>
   </w:abstractNum>
-  <w:abstractNum w:abstractNumId="10" w15:restartNumberingAfterBreak="0">
+  <w:abstractNum w:abstractNumId="13" w15:restartNumberingAfterBreak="0">
     <w:nsid w:val="74D152A5"/>
     <w:multiLevelType w:val="hybridMultilevel"/>
     <w:tmpl w:val="7F044E12"/>
@@ -5979,46 +6902,55 @@
     </w:lvl>
   </w:abstractNum>
   <w:num w:numId="1" w16cid:durableId="434981079">
-    <w:abstractNumId w:val="5"/>
+    <w:abstractNumId w:val="6"/>
   </w:num>
   <w:num w:numId="2" w16cid:durableId="1636131838">
-    <w:abstractNumId w:val="8"/>
+    <w:abstractNumId w:val="9"/>
   </w:num>
   <w:num w:numId="3" w16cid:durableId="1970479089">
     <w:abstractNumId w:val="3"/>
   </w:num>
   <w:num w:numId="4" w16cid:durableId="190000553">
-    <w:abstractNumId w:val="10"/>
+    <w:abstractNumId w:val="13"/>
   </w:num>
   <w:num w:numId="5" w16cid:durableId="250819787">
-    <w:abstractNumId w:val="8"/>
+    <w:abstractNumId w:val="9"/>
   </w:num>
   <w:num w:numId="6" w16cid:durableId="131334857">
     <w:abstractNumId w:val="2"/>
   </w:num>
   <w:num w:numId="7" w16cid:durableId="567569138">
-    <w:abstractNumId w:val="5"/>
+    <w:abstractNumId w:val="6"/>
   </w:num>
   <w:num w:numId="8" w16cid:durableId="1941981853">
     <w:abstractNumId w:val="4"/>
   </w:num>
   <w:num w:numId="9" w16cid:durableId="368844238">
-    <w:abstractNumId w:val="10"/>
+    <w:abstractNumId w:val="13"/>
   </w:num>
   <w:num w:numId="10" w16cid:durableId="1636258183">
-    <w:abstractNumId w:val="9"/>
+    <w:abstractNumId w:val="11"/>
   </w:num>
   <w:num w:numId="11" w16cid:durableId="442455544">
-    <w:abstractNumId w:val="6"/>
+    <w:abstractNumId w:val="7"/>
   </w:num>
   <w:num w:numId="12" w16cid:durableId="1265069331">
-    <w:abstractNumId w:val="7"/>
+    <w:abstractNumId w:val="8"/>
   </w:num>
   <w:num w:numId="13" w16cid:durableId="425274583">
     <w:abstractNumId w:val="1"/>
   </w:num>
   <w:num w:numId="14" w16cid:durableId="473764541">
     <w:abstractNumId w:val="0"/>
+  </w:num>
+  <w:num w:numId="15" w16cid:durableId="1304848206">
+    <w:abstractNumId w:val="12"/>
+  </w:num>
+  <w:num w:numId="16" w16cid:durableId="1458375924">
+    <w:abstractNumId w:val="5"/>
+  </w:num>
+  <w:num w:numId="17" w16cid:durableId="1949582812">
+    <w:abstractNumId w:val="10"/>
   </w:num>
 </w:numbering>
 </file>
@@ -6629,6 +7561,7 @@
   <w:style w:type="character" w:default="1" w:styleId="a0">
     <w:name w:val="Default Paragraph Font"/>
     <w:uiPriority w:val="1"/>
+    <w:semiHidden/>
     <w:unhideWhenUsed/>
   </w:style>
   <w:style w:type="table" w:default="1" w:styleId="a1">
